--- a/internal_doc/03.开发设计/Amazon S3接口兼容/Story--SequoiaDB兼容Amazon S3接口 -分段上传.docx
+++ b/internal_doc/03.开发设计/Amazon S3接口兼容/Story--SequoiaDB兼容Amazon S3接口 -分段上传.docx
@@ -6,7 +6,6 @@
       <w:pPr>
         <w:pStyle w:val="ab"/>
       </w:pPr>
-      <w:proofErr w:type="spellStart"/>
       <w:r>
         <w:rPr>
           <w:rFonts w:hint="eastAsia"/>
@@ -16,7 +15,6 @@
       <w:r>
         <w:t>equoiaDB</w:t>
       </w:r>
-      <w:proofErr w:type="spellEnd"/>
       <w:r>
         <w:rPr>
           <w:rFonts w:hint="eastAsia"/>
@@ -115,14 +113,12 @@
               </w:rPr>
               <w:t xml:space="preserve"> </w:t>
             </w:r>
-            <w:proofErr w:type="gramStart"/>
             <w:r>
               <w:rPr>
                 <w:rFonts w:hint="eastAsia"/>
               </w:rPr>
               <w:t>赵玉静</w:t>
             </w:r>
-            <w:proofErr w:type="gramEnd"/>
           </w:p>
         </w:tc>
         <w:tc>
@@ -139,7 +135,6 @@
               </w:rPr>
               <w:t>继承自</w:t>
             </w:r>
-            <w:proofErr w:type="spellStart"/>
             <w:r>
               <w:rPr>
                 <w:rFonts w:hint="eastAsia"/>
@@ -149,7 +144,6 @@
             <w:r>
               <w:t>equoiaDB</w:t>
             </w:r>
-            <w:proofErr w:type="spellEnd"/>
             <w:r>
               <w:rPr>
                 <w:rFonts w:hint="eastAsia"/>
@@ -395,7 +389,6 @@
         </w:rPr>
         <w:t>接口访问</w:t>
       </w:r>
-      <w:proofErr w:type="spellStart"/>
       <w:r>
         <w:rPr>
           <w:rFonts w:hint="eastAsia"/>
@@ -403,7 +396,6 @@
         </w:rPr>
         <w:t>SequoiaDB</w:t>
       </w:r>
-      <w:proofErr w:type="spellEnd"/>
       <w:r>
         <w:rPr>
           <w:rFonts w:hint="eastAsia"/>
@@ -446,7 +438,6 @@
         </w:rPr>
         <w:t>通过</w:t>
       </w:r>
-      <w:proofErr w:type="spellStart"/>
       <w:r>
         <w:rPr>
           <w:rFonts w:hint="eastAsia"/>
@@ -454,7 +445,6 @@
         </w:rPr>
         <w:t>SequoiaDB</w:t>
       </w:r>
-      <w:proofErr w:type="spellEnd"/>
       <w:r>
         <w:rPr>
           <w:rFonts w:hint="eastAsia"/>
@@ -704,14 +694,12 @@
         </w:rPr>
         <w:t>上传请求，获得</w:t>
       </w:r>
-      <w:proofErr w:type="spellStart"/>
       <w:r>
         <w:rPr>
           <w:rFonts w:cstheme="minorHAnsi" w:hint="eastAsia"/>
         </w:rPr>
         <w:t>uploadId</w:t>
       </w:r>
-      <w:proofErr w:type="spellEnd"/>
       <w:r>
         <w:rPr>
           <w:rFonts w:cstheme="minorHAnsi" w:hint="eastAsia"/>
@@ -738,35 +726,15 @@
         </w:rPr>
         <w:t>：参考</w:t>
       </w:r>
-      <w:r>
-        <w:fldChar w:fldCharType="begin"/>
-      </w:r>
-      <w:r>
-        <w:instrText xml:space="preserve"> HYPERLINK \l "_</w:instrText>
-      </w:r>
-      <w:r>
-        <w:instrText>公共头部</w:instrText>
-      </w:r>
-      <w:r>
-        <w:instrText xml:space="preserve">" </w:instrText>
-      </w:r>
-      <w:r>
-        <w:fldChar w:fldCharType="separate"/>
-      </w:r>
-      <w:r>
-        <w:rPr>
-          <w:rStyle w:val="ad"/>
-          <w:rFonts w:cstheme="minorHAnsi"/>
-        </w:rPr>
-        <w:t>公共头部</w:t>
-      </w:r>
-      <w:r>
-        <w:rPr>
-          <w:rStyle w:val="ad"/>
-          <w:rFonts w:cstheme="minorHAnsi"/>
-        </w:rPr>
-        <w:fldChar w:fldCharType="end"/>
-      </w:r>
+      <w:hyperlink w:anchor="_公共头部" w:history="1">
+        <w:r>
+          <w:rPr>
+            <w:rStyle w:val="ad"/>
+            <w:rFonts w:cstheme="minorHAnsi"/>
+          </w:rPr>
+          <w:t>公共头部</w:t>
+        </w:r>
+      </w:hyperlink>
       <w:r>
         <w:rPr>
           <w:rFonts w:cstheme="minorHAnsi"/>
@@ -1106,12 +1074,10 @@
             <w:pPr>
               <w:ind w:left="0"/>
             </w:pPr>
-            <w:proofErr w:type="spellStart"/>
             <w:r>
               <w:lastRenderedPageBreak/>
               <w:t>ContentDisposition</w:t>
             </w:r>
-            <w:proofErr w:type="spellEnd"/>
           </w:p>
         </w:tc>
         <w:tc>
@@ -1421,15 +1387,7 @@
               <w:ind w:left="0"/>
             </w:pPr>
             <w:r>
-              <w:t>x-</w:t>
-            </w:r>
-            <w:proofErr w:type="spellStart"/>
-            <w:r>
-              <w:t>amz</w:t>
-            </w:r>
-            <w:proofErr w:type="spellEnd"/>
-            <w:r>
-              <w:t>-meta-</w:t>
+              <w:t>x-amz-meta-</w:t>
             </w:r>
             <w:r>
               <w:t>*</w:t>
@@ -1445,15 +1403,7 @@
               <w:ind w:left="0"/>
             </w:pPr>
             <w:r>
-              <w:t xml:space="preserve">Headers starting with this preﬁx are user-deﬁned metadata. Within the PUT request header, the user-deﬁned metadata is limited to 2 KB in size. User-deﬁned metadata is a set of </w:t>
-            </w:r>
-            <w:proofErr w:type="spellStart"/>
-            <w:r>
-              <w:t>keyvalue</w:t>
-            </w:r>
-            <w:proofErr w:type="spellEnd"/>
-            <w:r>
-              <w:t xml:space="preserve"> pairs. The size of user-deﬁned metadata is the sum of the number of bytes in the UTF-8 encoding of each key and value.</w:t>
+              <w:t>Headers starting with this preﬁx are user-deﬁned metadata. Within the PUT request header, the user-deﬁned metadata is limited to 2 KB in size. User-deﬁned metadata is a set of keyvalue pairs. The size of user-deﬁned metadata is the sum of the number of bytes in the UTF-8 encoding of each key and value.</w:t>
             </w:r>
           </w:p>
         </w:tc>
@@ -1582,7 +1532,6 @@
               </w:rPr>
               <w:t>object</w:t>
             </w:r>
-            <w:proofErr w:type="gramStart"/>
             <w:r>
               <w:rPr>
                 <w:rFonts w:cstheme="minorHAnsi"/>
@@ -1597,7 +1546,6 @@
               </w:rPr>
               <w:t>?uploads</w:t>
             </w:r>
-            <w:proofErr w:type="gramEnd"/>
             <w:r>
               <w:rPr>
                 <w:rFonts w:cstheme="minorHAnsi"/>
@@ -1765,14 +1713,12 @@
                 <w:rFonts w:cstheme="minorHAnsi"/>
               </w:rPr>
             </w:pPr>
-            <w:proofErr w:type="spellStart"/>
             <w:r>
               <w:rPr>
                 <w:rFonts w:cstheme="minorHAnsi"/>
               </w:rPr>
               <w:t>InitiateMultipartUploadResult</w:t>
             </w:r>
-            <w:proofErr w:type="spellEnd"/>
           </w:p>
         </w:tc>
         <w:tc>
@@ -1824,16 +1770,8 @@
               <w:rPr>
                 <w:rFonts w:cstheme="minorHAnsi"/>
               </w:rPr>
-              <w:t xml:space="preserve">Bucket, Key, </w:t>
-            </w:r>
-            <w:proofErr w:type="spellStart"/>
-            <w:r>
-              <w:rPr>
-                <w:rFonts w:cstheme="minorHAnsi"/>
-              </w:rPr>
-              <w:t>UploadId</w:t>
-            </w:r>
-            <w:proofErr w:type="spellEnd"/>
+              <w:t>Bucket, Key, UploadId</w:t>
+            </w:r>
           </w:p>
           <w:p>
             <w:pPr>
@@ -1925,14 +1863,12 @@
               </w:rPr>
               <w:t xml:space="preserve">Ancestor: </w:t>
             </w:r>
-            <w:proofErr w:type="spellStart"/>
             <w:r>
               <w:rPr>
                 <w:rFonts w:cstheme="minorHAnsi"/>
               </w:rPr>
               <w:t>InitiateMultipartUploadResult</w:t>
             </w:r>
-            <w:proofErr w:type="spellEnd"/>
           </w:p>
         </w:tc>
       </w:tr>
@@ -2004,14 +1940,12 @@
               </w:rPr>
               <w:t xml:space="preserve">Ancestor: </w:t>
             </w:r>
-            <w:proofErr w:type="spellStart"/>
             <w:r>
               <w:rPr>
                 <w:rFonts w:cstheme="minorHAnsi"/>
               </w:rPr>
               <w:t>InitiateMultipartUploadResult</w:t>
             </w:r>
-            <w:proofErr w:type="spellEnd"/>
           </w:p>
         </w:tc>
       </w:tr>
@@ -2030,14 +1964,12 @@
                 <w:rFonts w:cstheme="minorHAnsi"/>
               </w:rPr>
             </w:pPr>
-            <w:proofErr w:type="spellStart"/>
             <w:r>
               <w:rPr>
                 <w:rFonts w:cstheme="minorHAnsi"/>
               </w:rPr>
               <w:t>UploadId</w:t>
             </w:r>
-            <w:proofErr w:type="spellEnd"/>
           </w:p>
         </w:tc>
         <w:tc>
@@ -2085,14 +2017,12 @@
               </w:rPr>
               <w:t xml:space="preserve">Ancestor: </w:t>
             </w:r>
-            <w:proofErr w:type="spellStart"/>
             <w:r>
               <w:rPr>
                 <w:rFonts w:cstheme="minorHAnsi"/>
               </w:rPr>
               <w:t>InitiateMultipartUploadResult</w:t>
             </w:r>
-            <w:proofErr w:type="spellEnd"/>
           </w:p>
         </w:tc>
       </w:tr>
@@ -2148,28 +2078,28 @@
                 <w:rFonts w:cstheme="minorHAnsi"/>
                 <w:i/>
               </w:rPr>
-              <w:t>&lt;</w:t>
-            </w:r>
-            <w:proofErr w:type="spellStart"/>
-            <w:r>
+              <w:t>&lt;InitiateMultipartUploadResult&gt;</w:t>
+            </w:r>
+          </w:p>
+          <w:p>
+            <w:pPr>
+              <w:ind w:left="0"/>
               <w:rPr>
                 <w:rFonts w:cstheme="minorHAnsi"/>
                 <w:i/>
               </w:rPr>
-              <w:t>InitiateMultipartUploadResult</w:t>
-            </w:r>
-            <w:proofErr w:type="spellEnd"/>
+            </w:pPr>
             <w:r>
               <w:rPr>
                 <w:rFonts w:cstheme="minorHAnsi"/>
                 <w:i/>
               </w:rPr>
-              <w:t>&gt;</w:t>
-            </w:r>
-          </w:p>
-          <w:p>
-            <w:pPr>
-              <w:ind w:left="0"/>
+              <w:t xml:space="preserve">  &lt;Bucket&gt;bucket&lt;/Bucket&gt; </w:t>
+            </w:r>
+          </w:p>
+          <w:p>
+            <w:pPr>
+              <w:ind w:leftChars="50" w:left="210" w:hangingChars="50" w:hanging="105"/>
               <w:rPr>
                 <w:rFonts w:cstheme="minorHAnsi"/>
                 <w:i/>
@@ -2180,12 +2110,12 @@
                 <w:rFonts w:cstheme="minorHAnsi"/>
                 <w:i/>
               </w:rPr>
-              <w:t xml:space="preserve">  &lt;Bucket&gt;bucket&lt;/Bucket&gt; </w:t>
-            </w:r>
-          </w:p>
-          <w:p>
-            <w:pPr>
-              <w:ind w:leftChars="50" w:left="210" w:hangingChars="50" w:hanging="105"/>
+              <w:t xml:space="preserve"> &lt;Key&gt;object&lt;/Key&gt;  </w:t>
+            </w:r>
+          </w:p>
+          <w:p>
+            <w:pPr>
+              <w:ind w:leftChars="100" w:left="210"/>
               <w:rPr>
                 <w:rFonts w:cstheme="minorHAnsi"/>
                 <w:i/>
@@ -2196,107 +2126,43 @@
                 <w:rFonts w:cstheme="minorHAnsi"/>
                 <w:i/>
               </w:rPr>
-              <w:t xml:space="preserve"> &lt;Key&gt;object&lt;/Key&gt;  </w:t>
-            </w:r>
-          </w:p>
-          <w:p>
-            <w:pPr>
-              <w:ind w:leftChars="100" w:left="210"/>
+              <w:t>&lt;UploadId&gt;</w:t>
+            </w:r>
+            <w:r>
               <w:rPr>
                 <w:rFonts w:cstheme="minorHAnsi"/>
                 <w:i/>
               </w:rPr>
-            </w:pPr>
+              <w:t>1</w:t>
+            </w:r>
             <w:r>
               <w:rPr>
                 <w:rFonts w:cstheme="minorHAnsi"/>
                 <w:i/>
               </w:rPr>
-              <w:t>&lt;</w:t>
-            </w:r>
-            <w:proofErr w:type="spellStart"/>
+              <w:t>23456</w:t>
+            </w:r>
             <w:r>
               <w:rPr>
                 <w:rFonts w:cstheme="minorHAnsi"/>
                 <w:i/>
               </w:rPr>
-              <w:t>UploadId</w:t>
-            </w:r>
-            <w:proofErr w:type="spellEnd"/>
-            <w:r>
+              <w:t>&lt;/UploadId&gt;</w:t>
+            </w:r>
+          </w:p>
+          <w:p>
+            <w:pPr>
+              <w:ind w:left="0"/>
               <w:rPr>
                 <w:rFonts w:cstheme="minorHAnsi"/>
-                <w:i/>
-              </w:rPr>
-              <w:t>&gt;</w:t>
-            </w:r>
+              </w:rPr>
+            </w:pPr>
             <w:r>
               <w:rPr>
                 <w:rFonts w:cstheme="minorHAnsi"/>
                 <w:i/>
               </w:rPr>
-              <w:t>1</w:t>
-            </w:r>
-            <w:r>
-              <w:rPr>
-                <w:rFonts w:cstheme="minorHAnsi"/>
-                <w:i/>
-              </w:rPr>
-              <w:t>23456</w:t>
-            </w:r>
-            <w:r>
-              <w:rPr>
-                <w:rFonts w:cstheme="minorHAnsi"/>
-                <w:i/>
-              </w:rPr>
-              <w:t>&lt;/</w:t>
-            </w:r>
-            <w:proofErr w:type="spellStart"/>
-            <w:r>
-              <w:rPr>
-                <w:rFonts w:cstheme="minorHAnsi"/>
-                <w:i/>
-              </w:rPr>
-              <w:t>UploadId</w:t>
-            </w:r>
-            <w:proofErr w:type="spellEnd"/>
-            <w:r>
-              <w:rPr>
-                <w:rFonts w:cstheme="minorHAnsi"/>
-                <w:i/>
-              </w:rPr>
-              <w:t>&gt;</w:t>
-            </w:r>
-          </w:p>
-          <w:p>
-            <w:pPr>
-              <w:ind w:left="0"/>
-              <w:rPr>
-                <w:rFonts w:cstheme="minorHAnsi"/>
-              </w:rPr>
-            </w:pPr>
-            <w:r>
-              <w:rPr>
-                <w:rFonts w:cstheme="minorHAnsi"/>
-                <w:i/>
-              </w:rPr>
-              <w:t>&lt;/</w:t>
-            </w:r>
-            <w:proofErr w:type="spellStart"/>
-            <w:r>
-              <w:rPr>
-                <w:rFonts w:cstheme="minorHAnsi"/>
-                <w:i/>
-              </w:rPr>
-              <w:t>InitiateMultipartUploadResult</w:t>
-            </w:r>
-            <w:proofErr w:type="spellEnd"/>
-            <w:r>
-              <w:rPr>
-                <w:rFonts w:cstheme="minorHAnsi"/>
-                <w:i/>
-              </w:rPr>
-              <w:t>&gt;</w:t>
+              <w:t>&lt;/InitiateMultipartUploadResult&gt;</w:t>
             </w:r>
           </w:p>
         </w:tc>
@@ -2347,9 +2213,6 @@
     <w:p>
       <w:pPr>
         <w:ind w:left="0" w:firstLine="420"/>
-        <w:rPr>
-          <w:rFonts w:hint="eastAsia"/>
-        </w:rPr>
       </w:pPr>
       <w:r>
         <w:rPr>
@@ -2455,11 +2318,9 @@
             <w:pPr>
               <w:ind w:left="0"/>
             </w:pPr>
-            <w:proofErr w:type="spellStart"/>
             <w:r>
               <w:t>partNumber</w:t>
             </w:r>
-            <w:proofErr w:type="spellEnd"/>
           </w:p>
         </w:tc>
         <w:tc>
@@ -2520,11 +2381,9 @@
             <w:pPr>
               <w:ind w:left="0"/>
             </w:pPr>
-            <w:proofErr w:type="spellStart"/>
             <w:r>
               <w:t>uploadId</w:t>
             </w:r>
-            <w:proofErr w:type="spellEnd"/>
           </w:p>
         </w:tc>
         <w:tc>
@@ -2577,9 +2436,6 @@
     <w:p>
       <w:pPr>
         <w:ind w:left="0" w:firstLine="420"/>
-        <w:rPr>
-          <w:rFonts w:hint="eastAsia"/>
-        </w:rPr>
       </w:pPr>
     </w:p>
     <w:p>
@@ -2612,34 +2468,15 @@
         </w:rPr>
         <w:t>，参考</w:t>
       </w:r>
-      <w:r>
-        <w:fldChar w:fldCharType="begin"/>
-      </w:r>
-      <w:r>
-        <w:instrText xml:space="preserve"> HYPERLINK \l "_</w:instrText>
-      </w:r>
-      <w:r>
-        <w:instrText>公共头部</w:instrText>
-      </w:r>
-      <w:r>
-        <w:instrText xml:space="preserve">" </w:instrText>
-      </w:r>
-      <w:r>
-        <w:fldChar w:fldCharType="separate"/>
-      </w:r>
-      <w:r>
-        <w:rPr>
-          <w:rStyle w:val="ad"/>
-          <w:rFonts w:hint="eastAsia"/>
-        </w:rPr>
-        <w:t>公共头部</w:t>
-      </w:r>
-      <w:r>
-        <w:rPr>
-          <w:rStyle w:val="ad"/>
-        </w:rPr>
-        <w:fldChar w:fldCharType="end"/>
-      </w:r>
+      <w:hyperlink w:anchor="_公共头部" w:history="1">
+        <w:r>
+          <w:rPr>
+            <w:rStyle w:val="ad"/>
+            <w:rFonts w:hint="eastAsia"/>
+          </w:rPr>
+          <w:t>公共头部</w:t>
+        </w:r>
+      </w:hyperlink>
       <w:r>
         <w:rPr>
           <w:rFonts w:hint="eastAsia"/>
@@ -2929,41 +2766,7 @@
                 <w:rFonts w:cstheme="minorHAnsi"/>
                 <w:i/>
               </w:rPr>
-              <w:t>/</w:t>
-            </w:r>
-            <w:proofErr w:type="spellStart"/>
-            <w:proofErr w:type="gramStart"/>
-            <w:r>
-              <w:rPr>
-                <w:rFonts w:cstheme="minorHAnsi"/>
-                <w:i/>
-              </w:rPr>
-              <w:t>ObjectName?partNumber</w:t>
-            </w:r>
-            <w:proofErr w:type="spellEnd"/>
-            <w:proofErr w:type="gramEnd"/>
-            <w:r>
-              <w:rPr>
-                <w:rFonts w:cstheme="minorHAnsi"/>
-                <w:i/>
-              </w:rPr>
-              <w:t>=</w:t>
-            </w:r>
-            <w:proofErr w:type="spellStart"/>
-            <w:r>
-              <w:rPr>
-                <w:rFonts w:cstheme="minorHAnsi"/>
-                <w:i/>
-              </w:rPr>
-              <w:t>PartNumber&amp;uploadId</w:t>
-            </w:r>
-            <w:proofErr w:type="spellEnd"/>
-            <w:r>
-              <w:rPr>
-                <w:rFonts w:cstheme="minorHAnsi"/>
-                <w:i/>
-              </w:rPr>
-              <w:t>=</w:t>
+              <w:t>/ObjectName?partNumber=PartNumber&amp;uploadId=</w:t>
             </w:r>
             <w:r>
               <w:rPr>
@@ -3179,14 +2982,12 @@
             <w:pPr>
               <w:ind w:left="0"/>
             </w:pPr>
-            <w:proofErr w:type="spellStart"/>
             <w:r>
               <w:rPr>
                 <w:rFonts w:hint="eastAsia"/>
               </w:rPr>
               <w:t>ETag</w:t>
             </w:r>
-            <w:proofErr w:type="spellEnd"/>
           </w:p>
         </w:tc>
         <w:tc>
@@ -3198,26 +2999,13 @@
               <w:ind w:left="0"/>
             </w:pPr>
             <w:r>
-              <w:t xml:space="preserve">The </w:t>
-            </w:r>
-            <w:proofErr w:type="spellStart"/>
-            <w:r>
-              <w:t>ETag</w:t>
-            </w:r>
-            <w:proofErr w:type="spellEnd"/>
+              <w:t>The ETag</w:t>
+            </w:r>
             <w:r>
               <w:t xml:space="preserve"> is</w:t>
             </w:r>
             <w:r>
-              <w:t xml:space="preserve"> an MD5 digest of the object data. The </w:t>
-            </w:r>
-            <w:proofErr w:type="spellStart"/>
-            <w:r>
-              <w:t>ETag</w:t>
-            </w:r>
-            <w:proofErr w:type="spellEnd"/>
-            <w:r>
-              <w:t xml:space="preserve"> reﬂects changes only to the contents of an object, not its metadata. </w:t>
+              <w:t xml:space="preserve"> an MD5 digest of the object data. The ETag reﬂects changes only to the contents of an object, not its metadata. </w:t>
             </w:r>
           </w:p>
           <w:p>
@@ -3296,48 +3084,23 @@
                 <w:rFonts w:cstheme="minorHAnsi"/>
                 <w:i/>
               </w:rPr>
-              <w:t xml:space="preserve">Date: Wed, 01 </w:t>
-            </w:r>
-            <w:proofErr w:type="gramStart"/>
-            <w:r>
+              <w:t>Date: Wed, 01 Mar  2006 12:00:00 GMT</w:t>
+            </w:r>
+          </w:p>
+          <w:p>
+            <w:pPr>
+              <w:ind w:left="0"/>
               <w:rPr>
                 <w:rFonts w:cstheme="minorHAnsi"/>
                 <w:i/>
               </w:rPr>
-              <w:t>Mar  2006</w:t>
-            </w:r>
-            <w:proofErr w:type="gramEnd"/>
+            </w:pPr>
             <w:r>
               <w:rPr>
                 <w:rFonts w:cstheme="minorHAnsi"/>
                 <w:i/>
               </w:rPr>
-              <w:t xml:space="preserve"> 12:00:00 GMT</w:t>
-            </w:r>
-          </w:p>
-          <w:p>
-            <w:pPr>
-              <w:ind w:left="0"/>
-              <w:rPr>
-                <w:rFonts w:cstheme="minorHAnsi"/>
-                <w:i/>
-              </w:rPr>
-            </w:pPr>
-            <w:proofErr w:type="spellStart"/>
-            <w:r>
-              <w:rPr>
-                <w:rFonts w:cstheme="minorHAnsi"/>
-                <w:i/>
-              </w:rPr>
-              <w:t>ETag</w:t>
-            </w:r>
-            <w:proofErr w:type="spellEnd"/>
-            <w:r>
-              <w:rPr>
-                <w:rFonts w:cstheme="minorHAnsi"/>
-                <w:i/>
-              </w:rPr>
-              <w:t>: "b54357faf0632cce46e942fa68356b38"</w:t>
+              <w:t>ETag: "b54357faf0632cce46e942fa68356b38"</w:t>
             </w:r>
           </w:p>
           <w:p>
@@ -3530,13 +3293,8 @@
               <w:ind w:left="0"/>
             </w:pPr>
             <w:r>
-              <w:t xml:space="preserve">Default: None Valid value: </w:t>
-            </w:r>
-            <w:proofErr w:type="spellStart"/>
-            <w:r>
-              <w:t>ur</w:t>
-            </w:r>
-            <w:proofErr w:type="spellEnd"/>
+              <w:t>Default: None Valid value: ur</w:t>
+            </w:r>
           </w:p>
         </w:tc>
         <w:tc>
@@ -3568,11 +3326,9 @@
             <w:pPr>
               <w:ind w:left="0"/>
             </w:pPr>
-            <w:proofErr w:type="spellStart"/>
             <w:r>
               <w:t>uploadId</w:t>
             </w:r>
-            <w:proofErr w:type="spellEnd"/>
           </w:p>
         </w:tc>
         <w:tc>
@@ -3757,9 +3513,6 @@
     <w:p>
       <w:pPr>
         <w:ind w:left="0" w:firstLine="420"/>
-        <w:rPr>
-          <w:rFonts w:hint="eastAsia"/>
-        </w:rPr>
       </w:pPr>
       <w:r>
         <w:t xml:space="preserve">Request </w:t>
@@ -3788,34 +3541,15 @@
         </w:rPr>
         <w:t>，参考</w:t>
       </w:r>
-      <w:r>
-        <w:fldChar w:fldCharType="begin"/>
-      </w:r>
-      <w:r>
-        <w:instrText xml:space="preserve"> HYPERLINK \l "_</w:instrText>
-      </w:r>
-      <w:r>
-        <w:instrText>公共头部</w:instrText>
-      </w:r>
-      <w:r>
-        <w:instrText xml:space="preserve">" </w:instrText>
-      </w:r>
-      <w:r>
-        <w:fldChar w:fldCharType="separate"/>
-      </w:r>
-      <w:r>
-        <w:rPr>
-          <w:rStyle w:val="ad"/>
-          <w:rFonts w:hint="eastAsia"/>
-        </w:rPr>
-        <w:t>公共头部</w:t>
-      </w:r>
-      <w:r>
-        <w:rPr>
-          <w:rStyle w:val="ad"/>
-        </w:rPr>
-        <w:fldChar w:fldCharType="end"/>
-      </w:r>
+      <w:hyperlink w:anchor="_公共头部" w:history="1">
+        <w:r>
+          <w:rPr>
+            <w:rStyle w:val="ad"/>
+            <w:rFonts w:hint="eastAsia"/>
+          </w:rPr>
+          <w:t>公共头部</w:t>
+        </w:r>
+      </w:hyperlink>
       <w:r>
         <w:rPr>
           <w:rFonts w:hint="eastAsia"/>
@@ -3920,11 +3654,9 @@
             <w:pPr>
               <w:ind w:left="0"/>
             </w:pPr>
-            <w:proofErr w:type="spellStart"/>
             <w:r>
               <w:t>ListPartsResult</w:t>
             </w:r>
-            <w:proofErr w:type="spellEnd"/>
           </w:p>
         </w:tc>
         <w:tc>
@@ -3944,55 +3676,7 @@
               <w:ind w:left="0"/>
             </w:pPr>
             <w:r>
-              <w:t xml:space="preserve">Children: Bucket, Key, </w:t>
-            </w:r>
-            <w:proofErr w:type="spellStart"/>
-            <w:r>
-              <w:t>UploadId</w:t>
-            </w:r>
-            <w:proofErr w:type="spellEnd"/>
-            <w:r>
-              <w:t xml:space="preserve">, Initiator, Owner, </w:t>
-            </w:r>
-            <w:proofErr w:type="spellStart"/>
-            <w:r>
-              <w:t>StorageClass</w:t>
-            </w:r>
-            <w:proofErr w:type="spellEnd"/>
-            <w:r>
-              <w:t xml:space="preserve">, </w:t>
-            </w:r>
-            <w:proofErr w:type="spellStart"/>
-            <w:r>
-              <w:t>PartNumberMarker</w:t>
-            </w:r>
-            <w:proofErr w:type="spellEnd"/>
-            <w:r>
-              <w:t xml:space="preserve">, </w:t>
-            </w:r>
-            <w:proofErr w:type="spellStart"/>
-            <w:r>
-              <w:t>NextPartNumberMarker</w:t>
-            </w:r>
-            <w:proofErr w:type="spellEnd"/>
-            <w:r>
-              <w:t xml:space="preserve">, </w:t>
-            </w:r>
-            <w:proofErr w:type="spellStart"/>
-            <w:r>
-              <w:t>MaxParts</w:t>
-            </w:r>
-            <w:proofErr w:type="spellEnd"/>
-            <w:r>
-              <w:t xml:space="preserve">, </w:t>
-            </w:r>
-            <w:proofErr w:type="spellStart"/>
-            <w:r>
-              <w:t>IsTruncated</w:t>
-            </w:r>
-            <w:proofErr w:type="spellEnd"/>
-            <w:r>
-              <w:t xml:space="preserve">, Part </w:t>
+              <w:t xml:space="preserve">Children: Bucket, Key, UploadId, Initiator, Owner, StorageClass, PartNumberMarker, NextPartNumberMarker, MaxParts, IsTruncated, Part </w:t>
             </w:r>
           </w:p>
           <w:p>
@@ -4044,13 +3728,8 @@
               <w:ind w:left="0"/>
             </w:pPr>
             <w:r>
-              <w:t xml:space="preserve">Ancestor: </w:t>
-            </w:r>
-            <w:proofErr w:type="spellStart"/>
-            <w:r>
-              <w:t>ListPartsResult</w:t>
-            </w:r>
-            <w:proofErr w:type="spellEnd"/>
+              <w:t>Ancestor: ListPartsResult</w:t>
+            </w:r>
           </w:p>
         </w:tc>
       </w:tr>
@@ -4101,13 +3780,8 @@
               <w:ind w:left="0"/>
             </w:pPr>
             <w:r>
-              <w:t xml:space="preserve">Ancestor: </w:t>
-            </w:r>
-            <w:proofErr w:type="spellStart"/>
-            <w:r>
-              <w:t>ListBucketResult</w:t>
-            </w:r>
-            <w:proofErr w:type="spellEnd"/>
+              <w:t>Ancestor: ListBucketResult</w:t>
+            </w:r>
           </w:p>
         </w:tc>
       </w:tr>
@@ -4150,13 +3824,8 @@
               <w:ind w:left="0"/>
             </w:pPr>
             <w:r>
-              <w:t xml:space="preserve">Ancestor: </w:t>
-            </w:r>
-            <w:proofErr w:type="spellStart"/>
-            <w:r>
-              <w:t>ListPartsResult</w:t>
-            </w:r>
-            <w:proofErr w:type="spellEnd"/>
+              <w:t>Ancestor: ListPartsResult</w:t>
+            </w:r>
           </w:p>
         </w:tc>
       </w:tr>
@@ -4169,11 +3838,9 @@
             <w:pPr>
               <w:ind w:left="0"/>
             </w:pPr>
-            <w:proofErr w:type="spellStart"/>
             <w:r>
               <w:t>UploadId</w:t>
             </w:r>
-            <w:proofErr w:type="spellEnd"/>
           </w:p>
         </w:tc>
         <w:tc>
@@ -4201,13 +3868,8 @@
               <w:ind w:left="0"/>
             </w:pPr>
             <w:r>
-              <w:t xml:space="preserve">Ancestor: </w:t>
-            </w:r>
-            <w:proofErr w:type="spellStart"/>
-            <w:r>
-              <w:t>ListPartsResult</w:t>
-            </w:r>
-            <w:proofErr w:type="spellEnd"/>
+              <w:t>Ancestor: ListPartsResult</w:t>
+            </w:r>
           </w:p>
         </w:tc>
       </w:tr>
@@ -4220,11 +3882,9 @@
             <w:pPr>
               <w:ind w:left="0"/>
             </w:pPr>
-            <w:proofErr w:type="spellStart"/>
             <w:r>
               <w:t>PartNumberMarker</w:t>
             </w:r>
-            <w:proofErr w:type="spellEnd"/>
           </w:p>
         </w:tc>
         <w:tc>
@@ -4236,13 +3896,8 @@
               <w:ind w:left="0"/>
             </w:pPr>
             <w:r>
-              <w:t xml:space="preserve">Part number after which listing begins. Type: Integer Ancestor: </w:t>
-            </w:r>
-            <w:proofErr w:type="spellStart"/>
-            <w:r>
-              <w:t>ListPartsResult</w:t>
-            </w:r>
-            <w:proofErr w:type="spellEnd"/>
+              <w:t>Part number after which listing begins. Type: Integer Ancestor: ListPartsResult</w:t>
+            </w:r>
           </w:p>
         </w:tc>
       </w:tr>
@@ -4255,11 +3910,9 @@
             <w:pPr>
               <w:ind w:left="0"/>
             </w:pPr>
-            <w:proofErr w:type="spellStart"/>
             <w:r>
               <w:t>NextPartNumberMarker</w:t>
             </w:r>
-            <w:proofErr w:type="spellEnd"/>
           </w:p>
         </w:tc>
         <w:tc>
@@ -4279,13 +3932,8 @@
               <w:ind w:left="0"/>
             </w:pPr>
             <w:r>
-              <w:t xml:space="preserve">Type: Integer Ancestor: </w:t>
-            </w:r>
-            <w:proofErr w:type="spellStart"/>
-            <w:r>
-              <w:t>ListPartsResult</w:t>
-            </w:r>
-            <w:proofErr w:type="spellEnd"/>
+              <w:t>Type: Integer Ancestor: ListPartsResult</w:t>
+            </w:r>
           </w:p>
         </w:tc>
       </w:tr>
@@ -4298,11 +3946,9 @@
             <w:pPr>
               <w:ind w:left="0"/>
             </w:pPr>
-            <w:proofErr w:type="spellStart"/>
             <w:r>
               <w:t>MaxParts</w:t>
             </w:r>
-            <w:proofErr w:type="spellEnd"/>
           </w:p>
         </w:tc>
         <w:tc>
@@ -4314,13 +3960,8 @@
               <w:ind w:left="0"/>
             </w:pPr>
             <w:r>
-              <w:t xml:space="preserve">Maximum number of parts that were allowed in the response. Type: Integer Ancestor: </w:t>
-            </w:r>
-            <w:proofErr w:type="spellStart"/>
-            <w:r>
-              <w:t>ListPartsResult</w:t>
-            </w:r>
-            <w:proofErr w:type="spellEnd"/>
+              <w:t>Maximum number of parts that were allowed in the response. Type: Integer Ancestor: ListPartsResult</w:t>
+            </w:r>
           </w:p>
         </w:tc>
       </w:tr>
@@ -4347,37 +3988,8 @@
               <w:ind w:left="0"/>
             </w:pPr>
             <w:r>
-              <w:t xml:space="preserve">Container for elements related to a particular part. A response can contain zero or more Part elements. Children: </w:t>
-            </w:r>
-            <w:proofErr w:type="spellStart"/>
-            <w:r>
-              <w:t>PartNumber</w:t>
-            </w:r>
-            <w:proofErr w:type="spellEnd"/>
-            <w:r>
-              <w:t xml:space="preserve">, </w:t>
-            </w:r>
-            <w:proofErr w:type="spellStart"/>
-            <w:r>
-              <w:t>LastModified</w:t>
-            </w:r>
-            <w:proofErr w:type="spellEnd"/>
-            <w:r>
-              <w:t xml:space="preserve">, </w:t>
-            </w:r>
-            <w:proofErr w:type="spellStart"/>
-            <w:r>
-              <w:t>ETag</w:t>
-            </w:r>
-            <w:proofErr w:type="spellEnd"/>
-            <w:r>
-              <w:t xml:space="preserve">, Size Type: String Ancestor: </w:t>
-            </w:r>
-            <w:proofErr w:type="spellStart"/>
-            <w:r>
-              <w:t>ListPartsResult</w:t>
-            </w:r>
-            <w:proofErr w:type="spellEnd"/>
+              <w:t>Container for elements related to a particular part. A response can contain zero or more Part elements. Children: PartNumber, LastModified, ETag, Size Type: String Ancestor: ListPartsResult</w:t>
+            </w:r>
           </w:p>
         </w:tc>
       </w:tr>
@@ -4390,11 +4002,9 @@
             <w:pPr>
               <w:ind w:left="0"/>
             </w:pPr>
-            <w:proofErr w:type="spellStart"/>
             <w:r>
               <w:t>PartNumber</w:t>
             </w:r>
-            <w:proofErr w:type="spellEnd"/>
           </w:p>
         </w:tc>
         <w:tc>
@@ -4436,11 +4046,9 @@
             <w:pPr>
               <w:ind w:left="0"/>
             </w:pPr>
-            <w:proofErr w:type="spellStart"/>
             <w:r>
               <w:t>LastModified</w:t>
             </w:r>
-            <w:proofErr w:type="spellEnd"/>
           </w:p>
         </w:tc>
         <w:tc>
@@ -4482,11 +4090,9 @@
             <w:pPr>
               <w:ind w:left="0"/>
             </w:pPr>
-            <w:proofErr w:type="spellStart"/>
             <w:r>
               <w:t>ETag</w:t>
             </w:r>
-            <w:proofErr w:type="spellEnd"/>
           </w:p>
         </w:tc>
         <w:tc>
@@ -4595,15 +4201,7 @@
               <w:ind w:left="0"/>
             </w:pPr>
             <w:r>
-              <w:t xml:space="preserve">Children: ID, </w:t>
-            </w:r>
-            <w:proofErr w:type="spellStart"/>
-            <w:r>
-              <w:t>DisplayName</w:t>
-            </w:r>
-            <w:proofErr w:type="spellEnd"/>
-            <w:r>
-              <w:t xml:space="preserve"> </w:t>
+              <w:t xml:space="preserve">Children: ID, DisplayName </w:t>
             </w:r>
           </w:p>
           <w:p>
@@ -4677,11 +4275,9 @@
             <w:pPr>
               <w:ind w:left="0"/>
             </w:pPr>
-            <w:proofErr w:type="spellStart"/>
             <w:r>
               <w:t>DisplayName</w:t>
             </w:r>
-            <w:proofErr w:type="spellEnd"/>
           </w:p>
         </w:tc>
         <w:tc>
@@ -4737,15 +4333,7 @@
               <w:ind w:left="0"/>
             </w:pPr>
             <w:r>
-              <w:t xml:space="preserve">Container element that identiﬁes the object owner, after the object is created. If multipart upload is initiated by an IAM user, this element provides </w:t>
-            </w:r>
-            <w:proofErr w:type="gramStart"/>
-            <w:r>
-              <w:t>a the</w:t>
-            </w:r>
-            <w:proofErr w:type="gramEnd"/>
-            <w:r>
-              <w:t xml:space="preserve"> parent account ID and display name.</w:t>
+              <w:t>Container element that identiﬁes the object owner, after the object is created. If multipart upload is initiated by an IAM user, this element provides a the parent account ID and display name.</w:t>
             </w:r>
           </w:p>
           <w:p>
@@ -4761,15 +4349,7 @@
               <w:ind w:left="0"/>
             </w:pPr>
             <w:r>
-              <w:t xml:space="preserve">Children: ID, </w:t>
-            </w:r>
-            <w:proofErr w:type="spellStart"/>
-            <w:r>
-              <w:t>DisplayName</w:t>
-            </w:r>
-            <w:proofErr w:type="spellEnd"/>
-            <w:r>
-              <w:t xml:space="preserve"> </w:t>
+              <w:t xml:space="preserve">Children: ID, DisplayName </w:t>
             </w:r>
           </w:p>
           <w:p>
@@ -4870,7 +4450,6 @@
               </w:rPr>
               <w:t>object</w:t>
             </w:r>
-            <w:proofErr w:type="gramStart"/>
             <w:r>
               <w:rPr>
                 <w:rFonts w:hint="eastAsia"/>
@@ -4888,14 +4467,7 @@
               <w:rPr>
                 <w:i/>
               </w:rPr>
-              <w:t>uploadId</w:t>
-            </w:r>
-            <w:proofErr w:type="gramEnd"/>
-            <w:r>
-              <w:rPr>
-                <w:i/>
-              </w:rPr>
-              <w:t>=</w:t>
+              <w:t>uploadId=</w:t>
             </w:r>
             <w:r>
               <w:rPr>
@@ -5035,43 +4607,24 @@
               <w:rPr>
                 <w:i/>
               </w:rPr>
-              <w:t xml:space="preserve">Date: Wed, 01 </w:t>
-            </w:r>
-            <w:proofErr w:type="gramStart"/>
-            <w:r>
-              <w:rPr>
-                <w:i/>
-              </w:rPr>
-              <w:t>Mar  2006</w:t>
-            </w:r>
-            <w:proofErr w:type="gramEnd"/>
-            <w:r>
-              <w:rPr>
-                <w:i/>
-              </w:rPr>
-              <w:t xml:space="preserve"> 12:00:00 GMT</w:t>
-            </w:r>
-          </w:p>
-          <w:p>
-            <w:pPr>
-              <w:ind w:left="0"/>
-              <w:rPr>
-                <w:i/>
-              </w:rPr>
-            </w:pPr>
-          </w:p>
-          <w:p>
-            <w:pPr>
-              <w:ind w:left="0"/>
-            </w:pPr>
-            <w:r>
-              <w:t>&lt;</w:t>
-            </w:r>
-            <w:proofErr w:type="spellStart"/>
-            <w:r>
-              <w:t>ListPartsResult</w:t>
-            </w:r>
-            <w:proofErr w:type="spellEnd"/>
+              <w:t>Date: Wed, 01 Mar  2006 12:00:00 GMT</w:t>
+            </w:r>
+          </w:p>
+          <w:p>
+            <w:pPr>
+              <w:ind w:left="0"/>
+              <w:rPr>
+                <w:i/>
+              </w:rPr>
+            </w:pPr>
+          </w:p>
+          <w:p>
+            <w:pPr>
+              <w:ind w:left="0"/>
+            </w:pPr>
+            <w:r>
+              <w:t>&lt;ListPartsResult</w:t>
+            </w:r>
             <w:r>
               <w:t>&gt;</w:t>
             </w:r>
@@ -5097,29 +4650,13 @@
               <w:ind w:left="0" w:firstLineChars="100" w:firstLine="210"/>
             </w:pPr>
             <w:r>
-              <w:t>&lt;</w:t>
-            </w:r>
-            <w:proofErr w:type="spellStart"/>
-            <w:r>
-              <w:t>UploadId</w:t>
-            </w:r>
-            <w:proofErr w:type="spellEnd"/>
-            <w:r>
-              <w:t>&gt;</w:t>
+              <w:t>&lt;UploadId&gt;</w:t>
             </w:r>
             <w:r>
               <w:t>123456</w:t>
             </w:r>
             <w:r>
-              <w:t>&lt;/</w:t>
-            </w:r>
-            <w:proofErr w:type="spellStart"/>
-            <w:r>
-              <w:t>UploadId</w:t>
-            </w:r>
-            <w:proofErr w:type="spellEnd"/>
-            <w:r>
-              <w:t>&gt;</w:t>
+              <w:t>&lt;/UploadId&gt;</w:t>
             </w:r>
           </w:p>
           <w:p>
@@ -5155,31 +4692,7 @@
               <w:t xml:space="preserve"> </w:t>
             </w:r>
             <w:r>
-              <w:t xml:space="preserve"> &lt;</w:t>
-            </w:r>
-            <w:proofErr w:type="spellStart"/>
-            <w:r>
-              <w:t>DisplayName</w:t>
-            </w:r>
-            <w:proofErr w:type="spellEnd"/>
-            <w:r>
-              <w:t>&gt;</w:t>
-            </w:r>
-            <w:proofErr w:type="spellStart"/>
-            <w:r>
-              <w:t>someName</w:t>
-            </w:r>
-            <w:proofErr w:type="spellEnd"/>
-            <w:r>
-              <w:t>&lt;/</w:t>
-            </w:r>
-            <w:proofErr w:type="spellStart"/>
-            <w:r>
-              <w:t>DisplayName</w:t>
-            </w:r>
-            <w:proofErr w:type="spellEnd"/>
-            <w:r>
-              <w:t>&gt;</w:t>
+              <w:t xml:space="preserve"> &lt;DisplayName&gt;someName&lt;/DisplayName&gt;</w:t>
             </w:r>
           </w:p>
           <w:p>
@@ -5218,31 +4731,7 @@
               <w:ind w:left="0" w:firstLine="420"/>
             </w:pPr>
             <w:r>
-              <w:t>&lt;</w:t>
-            </w:r>
-            <w:proofErr w:type="spellStart"/>
-            <w:r>
-              <w:t>DisplayName</w:t>
-            </w:r>
-            <w:proofErr w:type="spellEnd"/>
-            <w:r>
-              <w:t>&gt;</w:t>
-            </w:r>
-            <w:proofErr w:type="spellStart"/>
-            <w:r>
-              <w:t>someName</w:t>
-            </w:r>
-            <w:proofErr w:type="spellEnd"/>
-            <w:r>
-              <w:t>&lt;/</w:t>
-            </w:r>
-            <w:proofErr w:type="spellStart"/>
-            <w:r>
-              <w:t>DisplayName</w:t>
-            </w:r>
-            <w:proofErr w:type="spellEnd"/>
-            <w:r>
-              <w:t>&gt;</w:t>
+              <w:t>&lt;DisplayName&gt;someName&lt;/DisplayName&gt;</w:t>
             </w:r>
           </w:p>
           <w:p>
@@ -5258,23 +4747,7 @@
               <w:ind w:left="0" w:firstLineChars="100" w:firstLine="210"/>
             </w:pPr>
             <w:r>
-              <w:t>&lt;</w:t>
-            </w:r>
-            <w:proofErr w:type="spellStart"/>
-            <w:r>
-              <w:t>PartNumberMarker</w:t>
-            </w:r>
-            <w:proofErr w:type="spellEnd"/>
-            <w:r>
-              <w:t>&gt;1&lt;/</w:t>
-            </w:r>
-            <w:proofErr w:type="spellStart"/>
-            <w:r>
-              <w:t>PartNumberMarker</w:t>
-            </w:r>
-            <w:proofErr w:type="spellEnd"/>
-            <w:r>
-              <w:t>&gt;</w:t>
+              <w:t>&lt;PartNumberMarker&gt;1&lt;/PartNumberMarker&gt;</w:t>
             </w:r>
           </w:p>
           <w:p>
@@ -5282,23 +4755,7 @@
               <w:ind w:left="0" w:firstLineChars="100" w:firstLine="210"/>
             </w:pPr>
             <w:r>
-              <w:t>&lt;</w:t>
-            </w:r>
-            <w:proofErr w:type="spellStart"/>
-            <w:r>
-              <w:t>NextPartNumberMarker</w:t>
-            </w:r>
-            <w:proofErr w:type="spellEnd"/>
-            <w:r>
-              <w:t>&gt;3&lt;/</w:t>
-            </w:r>
-            <w:proofErr w:type="spellStart"/>
-            <w:r>
-              <w:t>NextPartNumberMarker</w:t>
-            </w:r>
-            <w:proofErr w:type="spellEnd"/>
-            <w:r>
-              <w:t>&gt;</w:t>
+              <w:t>&lt;NextPartNumberMarker&gt;3&lt;/NextPartNumberMarker&gt;</w:t>
             </w:r>
           </w:p>
           <w:p>
@@ -5306,23 +4763,7 @@
               <w:ind w:left="0" w:firstLineChars="100" w:firstLine="210"/>
             </w:pPr>
             <w:r>
-              <w:t>&lt;</w:t>
-            </w:r>
-            <w:proofErr w:type="spellStart"/>
-            <w:r>
-              <w:t>MaxParts</w:t>
-            </w:r>
-            <w:proofErr w:type="spellEnd"/>
-            <w:r>
-              <w:t>&gt;2&lt;/</w:t>
-            </w:r>
-            <w:proofErr w:type="spellStart"/>
-            <w:r>
-              <w:t>MaxParts</w:t>
-            </w:r>
-            <w:proofErr w:type="spellEnd"/>
-            <w:r>
-              <w:t>&gt;</w:t>
+              <w:t>&lt;MaxParts&gt;2&lt;/MaxParts&gt;</w:t>
             </w:r>
           </w:p>
           <w:p>
@@ -5330,23 +4771,7 @@
               <w:ind w:left="0" w:firstLineChars="100" w:firstLine="210"/>
             </w:pPr>
             <w:r>
-              <w:t>&lt;</w:t>
-            </w:r>
-            <w:proofErr w:type="spellStart"/>
-            <w:r>
-              <w:t>IsTruncated</w:t>
-            </w:r>
-            <w:proofErr w:type="spellEnd"/>
-            <w:r>
-              <w:t>&gt;true&lt;/</w:t>
-            </w:r>
-            <w:proofErr w:type="spellStart"/>
-            <w:r>
-              <w:t>IsTruncated</w:t>
-            </w:r>
-            <w:proofErr w:type="spellEnd"/>
-            <w:r>
-              <w:t>&gt;</w:t>
+              <w:t>&lt;IsTruncated&gt;true&lt;/IsTruncated&gt;</w:t>
             </w:r>
           </w:p>
           <w:p>
@@ -5362,23 +4787,7 @@
               <w:ind w:left="0" w:firstLineChars="200" w:firstLine="420"/>
             </w:pPr>
             <w:r>
-              <w:t>&lt;</w:t>
-            </w:r>
-            <w:proofErr w:type="spellStart"/>
-            <w:r>
-              <w:t>PartNumber</w:t>
-            </w:r>
-            <w:proofErr w:type="spellEnd"/>
-            <w:r>
-              <w:t>&gt;2&lt;/</w:t>
-            </w:r>
-            <w:proofErr w:type="spellStart"/>
-            <w:r>
-              <w:t>PartNumber</w:t>
-            </w:r>
-            <w:proofErr w:type="spellEnd"/>
-            <w:r>
-              <w:t>&gt;</w:t>
+              <w:t>&lt;PartNumber&gt;2&lt;/PartNumber&gt;</w:t>
             </w:r>
           </w:p>
           <w:p>
@@ -5386,23 +4795,7 @@
               <w:ind w:left="0" w:firstLineChars="200" w:firstLine="420"/>
             </w:pPr>
             <w:r>
-              <w:t>&lt;</w:t>
-            </w:r>
-            <w:proofErr w:type="spellStart"/>
-            <w:r>
-              <w:t>LastModified</w:t>
-            </w:r>
-            <w:proofErr w:type="spellEnd"/>
-            <w:r>
-              <w:t>&gt;2010-11-10T20:48:34.000Z&lt;/</w:t>
-            </w:r>
-            <w:proofErr w:type="spellStart"/>
-            <w:r>
-              <w:t>LastModified</w:t>
-            </w:r>
-            <w:proofErr w:type="spellEnd"/>
-            <w:r>
-              <w:t>&gt;</w:t>
+              <w:t>&lt;LastModified&gt;2010-11-10T20:48:34.000Z&lt;/LastModified&gt;</w:t>
             </w:r>
           </w:p>
           <w:p>
@@ -5410,23 +4803,7 @@
               <w:ind w:left="0" w:firstLineChars="200" w:firstLine="420"/>
             </w:pPr>
             <w:r>
-              <w:t>&lt;</w:t>
-            </w:r>
-            <w:proofErr w:type="spellStart"/>
-            <w:r>
-              <w:t>ETag</w:t>
-            </w:r>
-            <w:proofErr w:type="spellEnd"/>
-            <w:r>
-              <w:t>&gt;"7778aef83f66abc1fa1e8477f296d394"&lt;/</w:t>
-            </w:r>
-            <w:proofErr w:type="spellStart"/>
-            <w:r>
-              <w:t>ETag</w:t>
-            </w:r>
-            <w:proofErr w:type="spellEnd"/>
-            <w:r>
-              <w:t>&gt;</w:t>
+              <w:t>&lt;ETag&gt;"7778aef83f66abc1fa1e8477f296d394"&lt;/ETag&gt;</w:t>
             </w:r>
           </w:p>
           <w:p>
@@ -5458,23 +4835,7 @@
               <w:ind w:left="0" w:firstLineChars="200" w:firstLine="420"/>
             </w:pPr>
             <w:r>
-              <w:t>&lt;</w:t>
-            </w:r>
-            <w:proofErr w:type="spellStart"/>
-            <w:r>
-              <w:t>PartNumber</w:t>
-            </w:r>
-            <w:proofErr w:type="spellEnd"/>
-            <w:r>
-              <w:t>&gt;3&lt;/</w:t>
-            </w:r>
-            <w:proofErr w:type="spellStart"/>
-            <w:r>
-              <w:t>PartNumber</w:t>
-            </w:r>
-            <w:proofErr w:type="spellEnd"/>
-            <w:r>
-              <w:t>&gt;</w:t>
+              <w:t>&lt;PartNumber&gt;3&lt;/PartNumber&gt;</w:t>
             </w:r>
           </w:p>
           <w:p>
@@ -5482,23 +4843,7 @@
               <w:ind w:left="0" w:firstLineChars="200" w:firstLine="420"/>
             </w:pPr>
             <w:r>
-              <w:t>&lt;</w:t>
-            </w:r>
-            <w:proofErr w:type="spellStart"/>
-            <w:r>
-              <w:t>LastModified</w:t>
-            </w:r>
-            <w:proofErr w:type="spellEnd"/>
-            <w:r>
-              <w:t>&gt;2010-11-10T20:48:33.000Z&lt;/</w:t>
-            </w:r>
-            <w:proofErr w:type="spellStart"/>
-            <w:r>
-              <w:t>LastModified</w:t>
-            </w:r>
-            <w:proofErr w:type="spellEnd"/>
-            <w:r>
-              <w:t>&gt;</w:t>
+              <w:t>&lt;LastModified&gt;2010-11-10T20:48:33.000Z&lt;/LastModified&gt;</w:t>
             </w:r>
           </w:p>
           <w:p>
@@ -5506,23 +4851,7 @@
               <w:ind w:left="0" w:firstLineChars="200" w:firstLine="420"/>
             </w:pPr>
             <w:r>
-              <w:t>&lt;</w:t>
-            </w:r>
-            <w:proofErr w:type="spellStart"/>
-            <w:r>
-              <w:t>ETag</w:t>
-            </w:r>
-            <w:proofErr w:type="spellEnd"/>
-            <w:r>
-              <w:t>&gt;"aaaa18db4cc2f85cedef654fccc4a4x8"&lt;/</w:t>
-            </w:r>
-            <w:proofErr w:type="spellStart"/>
-            <w:r>
-              <w:t>ETag</w:t>
-            </w:r>
-            <w:proofErr w:type="spellEnd"/>
-            <w:r>
-              <w:t>&gt;</w:t>
+              <w:t>&lt;ETag&gt;"aaaa18db4cc2f85cedef654fccc4a4x8"&lt;/ETag&gt;</w:t>
             </w:r>
           </w:p>
           <w:p>
@@ -5546,15 +4875,7 @@
               <w:ind w:left="0"/>
             </w:pPr>
             <w:r>
-              <w:t>&lt;/</w:t>
-            </w:r>
-            <w:proofErr w:type="spellStart"/>
-            <w:r>
-              <w:t>ListPartsResult</w:t>
-            </w:r>
-            <w:proofErr w:type="spellEnd"/>
-            <w:r>
-              <w:t>&gt;</w:t>
+              <w:t>&lt;/ListPartsResult&gt;</w:t>
             </w:r>
           </w:p>
         </w:tc>
@@ -5623,34 +4944,15 @@
         </w:rPr>
         <w:t>，参考</w:t>
       </w:r>
-      <w:r>
-        <w:fldChar w:fldCharType="begin"/>
-      </w:r>
-      <w:r>
-        <w:instrText xml:space="preserve"> HYPERLINK \l "_</w:instrText>
-      </w:r>
-      <w:r>
-        <w:instrText>公共头部</w:instrText>
-      </w:r>
-      <w:r>
-        <w:instrText xml:space="preserve">" </w:instrText>
-      </w:r>
-      <w:r>
-        <w:fldChar w:fldCharType="separate"/>
-      </w:r>
-      <w:r>
-        <w:rPr>
-          <w:rStyle w:val="ad"/>
-          <w:rFonts w:hint="eastAsia"/>
-        </w:rPr>
-        <w:t>公共头部</w:t>
-      </w:r>
-      <w:r>
-        <w:rPr>
-          <w:rStyle w:val="ad"/>
-        </w:rPr>
-        <w:fldChar w:fldCharType="end"/>
-      </w:r>
+      <w:hyperlink w:anchor="_公共头部" w:history="1">
+        <w:r>
+          <w:rPr>
+            <w:rStyle w:val="ad"/>
+            <w:rFonts w:hint="eastAsia"/>
+          </w:rPr>
+          <w:t>公共头部</w:t>
+        </w:r>
+      </w:hyperlink>
       <w:r>
         <w:rPr>
           <w:rFonts w:hint="eastAsia"/>
@@ -5758,11 +5060,9 @@
             <w:pPr>
               <w:ind w:left="0"/>
             </w:pPr>
-            <w:proofErr w:type="spellStart"/>
             <w:r>
               <w:t>CompleteMultipartUpload</w:t>
             </w:r>
-            <w:proofErr w:type="spellEnd"/>
           </w:p>
         </w:tc>
         <w:tc>
@@ -5837,29 +5137,8 @@
               <w:ind w:left="0"/>
             </w:pPr>
             <w:r>
-              <w:t xml:space="preserve">Container for elements related to a particular previously uploaded part. Ancestor: </w:t>
-            </w:r>
-            <w:proofErr w:type="spellStart"/>
-            <w:r>
-              <w:t>CompleteMultipartUpload</w:t>
-            </w:r>
-            <w:proofErr w:type="spellEnd"/>
-            <w:r>
-              <w:t xml:space="preserve"> Type: Container Children: </w:t>
-            </w:r>
-            <w:proofErr w:type="spellStart"/>
-            <w:r>
-              <w:t>PartNumber</w:t>
-            </w:r>
-            <w:proofErr w:type="spellEnd"/>
-            <w:r>
-              <w:t xml:space="preserve">, </w:t>
-            </w:r>
-            <w:proofErr w:type="spellStart"/>
-            <w:r>
-              <w:t>ETag</w:t>
-            </w:r>
-            <w:proofErr w:type="spellEnd"/>
+              <w:t>Container for elements related to a particular previously uploaded part. Ancestor: CompleteMultipartUpload Type: Container Children: PartNumber, ETag</w:t>
+            </w:r>
           </w:p>
           <w:p>
             <w:pPr>
@@ -5899,11 +5178,9 @@
             <w:pPr>
               <w:ind w:left="0"/>
             </w:pPr>
-            <w:proofErr w:type="spellStart"/>
             <w:r>
               <w:t>PartNumber</w:t>
             </w:r>
-            <w:proofErr w:type="spellEnd"/>
           </w:p>
         </w:tc>
         <w:tc>
@@ -5948,11 +5225,9 @@
             <w:pPr>
               <w:ind w:left="0"/>
             </w:pPr>
-            <w:proofErr w:type="spellStart"/>
             <w:r>
               <w:t>ETag</w:t>
             </w:r>
-            <w:proofErr w:type="spellEnd"/>
           </w:p>
         </w:tc>
         <w:tc>
@@ -6113,14 +5388,12 @@
                 <w:rFonts w:cstheme="minorHAnsi"/>
               </w:rPr>
             </w:pPr>
-            <w:proofErr w:type="spellStart"/>
             <w:r>
               <w:rPr>
                 <w:rFonts w:cstheme="minorHAnsi"/>
               </w:rPr>
               <w:t>CompleteMultipartUploadResult</w:t>
             </w:r>
-            <w:proofErr w:type="spellEnd"/>
           </w:p>
         </w:tc>
         <w:tc>
@@ -6166,21 +5439,7 @@
               <w:rPr>
                 <w:rFonts w:cstheme="minorHAnsi"/>
               </w:rPr>
-              <w:t xml:space="preserve">Children: Location, Bucket, Key, </w:t>
-            </w:r>
-            <w:proofErr w:type="spellStart"/>
-            <w:r>
-              <w:rPr>
-                <w:rFonts w:cstheme="minorHAnsi"/>
-              </w:rPr>
-              <w:t>ETag</w:t>
-            </w:r>
-            <w:proofErr w:type="spellEnd"/>
-            <w:r>
-              <w:rPr>
-                <w:rFonts w:cstheme="minorHAnsi"/>
-              </w:rPr>
-              <w:t xml:space="preserve"> </w:t>
+              <w:t xml:space="preserve">Children: Location, Bucket, Key, ETag </w:t>
             </w:r>
           </w:p>
           <w:p>
@@ -6243,16 +5502,8 @@
               <w:rPr>
                 <w:rFonts w:cstheme="minorHAnsi"/>
               </w:rPr>
-              <w:t xml:space="preserve">The URI that identiﬁes the newly created object. Type: URI Ancestors: </w:t>
-            </w:r>
-            <w:proofErr w:type="spellStart"/>
-            <w:r>
-              <w:rPr>
-                <w:rFonts w:cstheme="minorHAnsi"/>
-              </w:rPr>
-              <w:t>CompleteMultipartUploadResult</w:t>
-            </w:r>
-            <w:proofErr w:type="spellEnd"/>
+              <w:t>The URI that identiﬁes the newly created object. Type: URI Ancestors: CompleteMultipartUploadResult</w:t>
+            </w:r>
           </w:p>
         </w:tc>
       </w:tr>
@@ -6325,16 +5576,8 @@
               <w:rPr>
                 <w:rFonts w:cstheme="minorHAnsi"/>
               </w:rPr>
-              <w:t xml:space="preserve">Ancestors: </w:t>
-            </w:r>
-            <w:proofErr w:type="spellStart"/>
-            <w:r>
-              <w:rPr>
-                <w:rFonts w:cstheme="minorHAnsi"/>
-              </w:rPr>
-              <w:t>CompleteMultipartUploadResult</w:t>
-            </w:r>
-            <w:proofErr w:type="spellEnd"/>
+              <w:t>Ancestors: CompleteMultipartUploadResult</w:t>
+            </w:r>
           </w:p>
         </w:tc>
       </w:tr>
@@ -6404,16 +5647,8 @@
               <w:rPr>
                 <w:rFonts w:cstheme="minorHAnsi"/>
               </w:rPr>
-              <w:t xml:space="preserve">Ancestors: </w:t>
-            </w:r>
-            <w:proofErr w:type="spellStart"/>
-            <w:r>
-              <w:rPr>
-                <w:rFonts w:cstheme="minorHAnsi"/>
-              </w:rPr>
-              <w:t>CompleteMultipartUploadResult</w:t>
-            </w:r>
-            <w:proofErr w:type="spellEnd"/>
+              <w:t>Ancestors: CompleteMultipartUploadResult</w:t>
+            </w:r>
           </w:p>
         </w:tc>
       </w:tr>
@@ -6432,14 +5667,12 @@
                 <w:rFonts w:cstheme="minorHAnsi"/>
               </w:rPr>
             </w:pPr>
-            <w:proofErr w:type="spellStart"/>
             <w:r>
               <w:rPr>
                 <w:rFonts w:cstheme="minorHAnsi"/>
               </w:rPr>
               <w:t>ETag</w:t>
             </w:r>
-            <w:proofErr w:type="spellEnd"/>
           </w:p>
         </w:tc>
         <w:tc>
@@ -6473,28 +5706,28 @@
               <w:rPr>
                 <w:rFonts w:cstheme="minorHAnsi"/>
               </w:rPr>
-              <w:t xml:space="preserve">contain one or more </w:t>
-            </w:r>
-            <w:proofErr w:type="spellStart"/>
-            <w:r>
+              <w:t>contain one or more nonhexadecimal characters and/or will consist of less than 32 or more than 32 hexadecimal digits.</w:t>
+            </w:r>
+            <w:commentRangeEnd w:id="3"/>
+            <w:r>
+              <w:rPr>
+                <w:rStyle w:val="af"/>
+              </w:rPr>
+              <w:commentReference w:id="3"/>
+            </w:r>
+          </w:p>
+          <w:p>
+            <w:pPr>
+              <w:ind w:left="0"/>
               <w:rPr>
                 <w:rFonts w:cstheme="minorHAnsi"/>
               </w:rPr>
-              <w:t>nonhexadecimal</w:t>
-            </w:r>
-            <w:proofErr w:type="spellEnd"/>
+            </w:pPr>
             <w:r>
               <w:rPr>
                 <w:rFonts w:cstheme="minorHAnsi"/>
               </w:rPr>
-              <w:t xml:space="preserve"> characters and/or will consist of less than 32 or more than 32 hexadecimal digits.</w:t>
-            </w:r>
-            <w:commentRangeEnd w:id="3"/>
-            <w:r>
-              <w:rPr>
-                <w:rStyle w:val="af"/>
-              </w:rPr>
-              <w:commentReference w:id="3"/>
+              <w:t xml:space="preserve">Type: String </w:t>
             </w:r>
           </w:p>
           <w:p>
@@ -6508,30 +5741,8 @@
               <w:rPr>
                 <w:rFonts w:cstheme="minorHAnsi"/>
               </w:rPr>
-              <w:t xml:space="preserve">Type: String </w:t>
-            </w:r>
-          </w:p>
-          <w:p>
-            <w:pPr>
-              <w:ind w:left="0"/>
-              <w:rPr>
-                <w:rFonts w:cstheme="minorHAnsi"/>
-              </w:rPr>
-            </w:pPr>
-            <w:r>
-              <w:rPr>
-                <w:rFonts w:cstheme="minorHAnsi"/>
-              </w:rPr>
-              <w:t xml:space="preserve">Ancestors: </w:t>
-            </w:r>
-            <w:proofErr w:type="spellStart"/>
-            <w:r>
-              <w:rPr>
-                <w:rFonts w:cstheme="minorHAnsi"/>
-              </w:rPr>
-              <w:t>CompleteMultipartUploadResult</w:t>
-            </w:r>
-            <w:proofErr w:type="spellEnd"/>
+              <w:t>Ancestors: CompleteMultipartUploadResult</w:t>
+            </w:r>
           </w:p>
         </w:tc>
       </w:tr>
@@ -6612,21 +5823,11 @@
               </w:rPr>
               <w:t>/</w:t>
             </w:r>
-            <w:proofErr w:type="spellStart"/>
-            <w:proofErr w:type="gramStart"/>
-            <w:r>
-              <w:rPr>
-                <w:i/>
-              </w:rPr>
-              <w:t>object?uploadId</w:t>
-            </w:r>
-            <w:proofErr w:type="spellEnd"/>
-            <w:proofErr w:type="gramEnd"/>
-            <w:r>
-              <w:rPr>
-                <w:i/>
-              </w:rPr>
-              <w:t>=</w:t>
+            <w:r>
+              <w:rPr>
+                <w:i/>
+              </w:rPr>
+              <w:t>object?uploadId=</w:t>
             </w:r>
             <w:r>
               <w:rPr>
@@ -6741,21 +5942,7 @@
               <w:rPr>
                 <w:i/>
               </w:rPr>
-              <w:t>&lt;</w:t>
-            </w:r>
-            <w:proofErr w:type="spellStart"/>
-            <w:r>
-              <w:rPr>
-                <w:i/>
-              </w:rPr>
-              <w:t>CompleteMultipartUpload</w:t>
-            </w:r>
-            <w:proofErr w:type="spellEnd"/>
-            <w:r>
-              <w:rPr>
-                <w:i/>
-              </w:rPr>
-              <w:t>&gt;</w:t>
+              <w:t>&lt;CompleteMultipartUpload&gt;</w:t>
             </w:r>
           </w:p>
           <w:p>
@@ -6783,35 +5970,7 @@
               <w:rPr>
                 <w:i/>
               </w:rPr>
-              <w:t>&lt;</w:t>
-            </w:r>
-            <w:proofErr w:type="spellStart"/>
-            <w:r>
-              <w:rPr>
-                <w:i/>
-              </w:rPr>
-              <w:t>PartNumber</w:t>
-            </w:r>
-            <w:proofErr w:type="spellEnd"/>
-            <w:r>
-              <w:rPr>
-                <w:i/>
-              </w:rPr>
-              <w:t>&gt;1&lt;/</w:t>
-            </w:r>
-            <w:proofErr w:type="spellStart"/>
-            <w:r>
-              <w:rPr>
-                <w:i/>
-              </w:rPr>
-              <w:t>PartNumber</w:t>
-            </w:r>
-            <w:proofErr w:type="spellEnd"/>
-            <w:r>
-              <w:rPr>
-                <w:i/>
-              </w:rPr>
-              <w:t>&gt;</w:t>
+              <w:t>&lt;PartNumber&gt;1&lt;/PartNumber&gt;</w:t>
             </w:r>
           </w:p>
           <w:p>
@@ -6825,35 +5984,7 @@
               <w:rPr>
                 <w:i/>
               </w:rPr>
-              <w:t>&lt;</w:t>
-            </w:r>
-            <w:proofErr w:type="spellStart"/>
-            <w:r>
-              <w:rPr>
-                <w:i/>
-              </w:rPr>
-              <w:t>ETag</w:t>
-            </w:r>
-            <w:proofErr w:type="spellEnd"/>
-            <w:r>
-              <w:rPr>
-                <w:i/>
-              </w:rPr>
-              <w:t>&gt;"a54357aff0632cce46d942af68356b38"&lt;/</w:t>
-            </w:r>
-            <w:proofErr w:type="spellStart"/>
-            <w:r>
-              <w:rPr>
-                <w:i/>
-              </w:rPr>
-              <w:t>ETag</w:t>
-            </w:r>
-            <w:proofErr w:type="spellEnd"/>
-            <w:r>
-              <w:rPr>
-                <w:i/>
-              </w:rPr>
-              <w:t>&gt;</w:t>
+              <w:t>&lt;ETag&gt;"a54357aff0632cce46d942af68356b38"&lt;/ETag&gt;</w:t>
             </w:r>
           </w:p>
           <w:p>
@@ -6895,41 +6026,13 @@
               <w:rPr>
                 <w:i/>
               </w:rPr>
-              <w:t>&lt;</w:t>
-            </w:r>
-            <w:proofErr w:type="spellStart"/>
-            <w:r>
-              <w:rPr>
-                <w:i/>
-              </w:rPr>
-              <w:t>PartNumber</w:t>
-            </w:r>
-            <w:proofErr w:type="spellEnd"/>
-            <w:r>
-              <w:rPr>
-                <w:i/>
-              </w:rPr>
-              <w:t>&gt;2</w:t>
-            </w:r>
-            <w:r>
-              <w:rPr>
-                <w:i/>
-              </w:rPr>
-              <w:t>&lt;/</w:t>
-            </w:r>
-            <w:proofErr w:type="spellStart"/>
-            <w:r>
-              <w:rPr>
-                <w:i/>
-              </w:rPr>
-              <w:t>PartNumber</w:t>
-            </w:r>
-            <w:proofErr w:type="spellEnd"/>
-            <w:r>
-              <w:rPr>
-                <w:i/>
-              </w:rPr>
-              <w:t>&gt;</w:t>
+              <w:t>&lt;PartNumber&gt;2</w:t>
+            </w:r>
+            <w:r>
+              <w:rPr>
+                <w:i/>
+              </w:rPr>
+              <w:t>&lt;/PartNumber&gt;</w:t>
             </w:r>
           </w:p>
           <w:p>
@@ -6943,35 +6046,7 @@
               <w:rPr>
                 <w:i/>
               </w:rPr>
-              <w:t>&lt;</w:t>
-            </w:r>
-            <w:proofErr w:type="spellStart"/>
-            <w:r>
-              <w:rPr>
-                <w:i/>
-              </w:rPr>
-              <w:t>ETag</w:t>
-            </w:r>
-            <w:proofErr w:type="spellEnd"/>
-            <w:r>
-              <w:rPr>
-                <w:i/>
-              </w:rPr>
-              <w:t>&gt;"0c78aef83f66abc1fa1e8477f296d394"&lt;/</w:t>
-            </w:r>
-            <w:proofErr w:type="spellStart"/>
-            <w:r>
-              <w:rPr>
-                <w:i/>
-              </w:rPr>
-              <w:t>ETag</w:t>
-            </w:r>
-            <w:proofErr w:type="spellEnd"/>
-            <w:r>
-              <w:rPr>
-                <w:i/>
-              </w:rPr>
-              <w:t>&gt;</w:t>
+              <w:t>&lt;ETag&gt;"0c78aef83f66abc1fa1e8477f296d394"&lt;/ETag&gt;</w:t>
             </w:r>
           </w:p>
           <w:p>
@@ -7014,35 +6089,7 @@
                 <w:i/>
               </w:rPr>
               <w:lastRenderedPageBreak/>
-              <w:t>&lt;</w:t>
-            </w:r>
-            <w:proofErr w:type="spellStart"/>
-            <w:r>
-              <w:rPr>
-                <w:i/>
-              </w:rPr>
-              <w:t>PartNumber</w:t>
-            </w:r>
-            <w:proofErr w:type="spellEnd"/>
-            <w:r>
-              <w:rPr>
-                <w:i/>
-              </w:rPr>
-              <w:t>&gt;3&lt;/</w:t>
-            </w:r>
-            <w:proofErr w:type="spellStart"/>
-            <w:r>
-              <w:rPr>
-                <w:i/>
-              </w:rPr>
-              <w:t>PartNumber</w:t>
-            </w:r>
-            <w:proofErr w:type="spellEnd"/>
-            <w:r>
-              <w:rPr>
-                <w:i/>
-              </w:rPr>
-              <w:t>&gt;</w:t>
+              <w:t>&lt;PartNumber&gt;3&lt;/PartNumber&gt;</w:t>
             </w:r>
           </w:p>
           <w:p>
@@ -7056,35 +6103,7 @@
               <w:rPr>
                 <w:i/>
               </w:rPr>
-              <w:t>&lt;</w:t>
-            </w:r>
-            <w:proofErr w:type="spellStart"/>
-            <w:r>
-              <w:rPr>
-                <w:i/>
-              </w:rPr>
-              <w:t>ETag</w:t>
-            </w:r>
-            <w:proofErr w:type="spellEnd"/>
-            <w:r>
-              <w:rPr>
-                <w:i/>
-              </w:rPr>
-              <w:t>&gt;"acbd18db4cc2f85cedef654fccc4a4d8"&lt;/</w:t>
-            </w:r>
-            <w:proofErr w:type="spellStart"/>
-            <w:r>
-              <w:rPr>
-                <w:i/>
-              </w:rPr>
-              <w:t>ETag</w:t>
-            </w:r>
-            <w:proofErr w:type="spellEnd"/>
-            <w:r>
-              <w:rPr>
-                <w:i/>
-              </w:rPr>
-              <w:t>&gt;</w:t>
+              <w:t>&lt;ETag&gt;"acbd18db4cc2f85cedef654fccc4a4d8"&lt;/ETag&gt;</w:t>
             </w:r>
           </w:p>
           <w:p>
@@ -7109,21 +6128,7 @@
               <w:rPr>
                 <w:i/>
               </w:rPr>
-              <w:t>&lt;/</w:t>
-            </w:r>
-            <w:proofErr w:type="spellStart"/>
-            <w:r>
-              <w:rPr>
-                <w:i/>
-              </w:rPr>
-              <w:t>CompleteMultipartUpload</w:t>
-            </w:r>
-            <w:proofErr w:type="spellEnd"/>
-            <w:r>
-              <w:rPr>
-                <w:i/>
-              </w:rPr>
-              <w:t>&gt;</w:t>
+              <w:t>&lt;/CompleteMultipartUpload&gt;</w:t>
             </w:r>
           </w:p>
         </w:tc>
@@ -7206,21 +6211,7 @@
               <w:rPr>
                 <w:i/>
               </w:rPr>
-              <w:t>x-</w:t>
-            </w:r>
-            <w:proofErr w:type="spellStart"/>
-            <w:r>
-              <w:rPr>
-                <w:i/>
-              </w:rPr>
-              <w:t>amz</w:t>
-            </w:r>
-            <w:proofErr w:type="spellEnd"/>
-            <w:r>
-              <w:rPr>
-                <w:i/>
-              </w:rPr>
-              <w:t xml:space="preserve">-request-id: 656c76696e6727732072657175657374 </w:t>
+              <w:t xml:space="preserve">x-amz-request-id: 656c76696e6727732072657175657374 </w:t>
             </w:r>
           </w:p>
           <w:p>
@@ -7284,21 +6275,7 @@
               <w:rPr>
                 <w:i/>
               </w:rPr>
-              <w:t>&lt;</w:t>
-            </w:r>
-            <w:proofErr w:type="spellStart"/>
-            <w:r>
-              <w:rPr>
-                <w:i/>
-              </w:rPr>
-              <w:t>CompleteMultipartUploadResult</w:t>
-            </w:r>
-            <w:proofErr w:type="spellEnd"/>
-            <w:r>
-              <w:rPr>
-                <w:i/>
-              </w:rPr>
-              <w:t>&gt;</w:t>
+              <w:t>&lt;CompleteMultipartUploadResult&gt;</w:t>
             </w:r>
           </w:p>
           <w:p>
@@ -7429,60 +6406,18 @@
               <w:rPr>
                 <w:i/>
               </w:rPr>
-              <w:t xml:space="preserve">  &lt;</w:t>
-            </w:r>
-            <w:proofErr w:type="spellStart"/>
-            <w:r>
-              <w:rPr>
-                <w:i/>
-              </w:rPr>
-              <w:t>ETag</w:t>
-            </w:r>
-            <w:proofErr w:type="spellEnd"/>
-            <w:r>
-              <w:rPr>
-                <w:i/>
-              </w:rPr>
-              <w:t>&gt;"3858f62230ac3c915f300c664312c11f-9"&lt;/</w:t>
-            </w:r>
-            <w:proofErr w:type="spellStart"/>
-            <w:r>
-              <w:rPr>
-                <w:i/>
-              </w:rPr>
-              <w:t>ETag</w:t>
-            </w:r>
-            <w:proofErr w:type="spellEnd"/>
-            <w:r>
-              <w:rPr>
-                <w:i/>
-              </w:rPr>
-              <w:t xml:space="preserve">&gt; </w:t>
-            </w:r>
-          </w:p>
-          <w:p>
-            <w:pPr>
-              <w:ind w:left="0"/>
-            </w:pPr>
-            <w:r>
-              <w:rPr>
-                <w:i/>
-              </w:rPr>
-              <w:t>&lt;/</w:t>
-            </w:r>
-            <w:proofErr w:type="spellStart"/>
-            <w:r>
-              <w:rPr>
-                <w:i/>
-              </w:rPr>
-              <w:t>CompleteMultipartUploadResult</w:t>
-            </w:r>
-            <w:proofErr w:type="spellEnd"/>
-            <w:r>
-              <w:rPr>
-                <w:i/>
-              </w:rPr>
-              <w:t>&gt;</w:t>
+              <w:t xml:space="preserve">  &lt;ETag&gt;"3858f62230ac3c915f300c664312c11f-9"&lt;/ETag&gt; </w:t>
+            </w:r>
+          </w:p>
+          <w:p>
+            <w:pPr>
+              <w:ind w:left="0"/>
+            </w:pPr>
+            <w:r>
+              <w:rPr>
+                <w:i/>
+              </w:rPr>
+              <w:t>&lt;/CompleteMultipartUploadResult&gt;</w:t>
             </w:r>
           </w:p>
         </w:tc>
@@ -7552,34 +6487,15 @@
         </w:rPr>
         <w:t>，参考</w:t>
       </w:r>
-      <w:r>
-        <w:fldChar w:fldCharType="begin"/>
-      </w:r>
-      <w:r>
-        <w:instrText xml:space="preserve"> HYPERLINK \l "_</w:instrText>
-      </w:r>
-      <w:r>
-        <w:instrText>公共头部</w:instrText>
-      </w:r>
-      <w:r>
-        <w:instrText xml:space="preserve">" </w:instrText>
-      </w:r>
-      <w:r>
-        <w:fldChar w:fldCharType="separate"/>
-      </w:r>
-      <w:r>
-        <w:rPr>
-          <w:rStyle w:val="ad"/>
-          <w:rFonts w:hint="eastAsia"/>
-        </w:rPr>
-        <w:t>公共头部</w:t>
-      </w:r>
-      <w:r>
-        <w:rPr>
-          <w:rStyle w:val="ad"/>
-        </w:rPr>
-        <w:fldChar w:fldCharType="end"/>
-      </w:r>
+      <w:hyperlink w:anchor="_公共头部" w:history="1">
+        <w:r>
+          <w:rPr>
+            <w:rStyle w:val="ad"/>
+            <w:rFonts w:hint="eastAsia"/>
+          </w:rPr>
+          <w:t>公共头部</w:t>
+        </w:r>
+      </w:hyperlink>
       <w:r>
         <w:rPr>
           <w:rFonts w:hint="eastAsia"/>
@@ -7628,34 +6544,15 @@
         </w:rPr>
         <w:t>，参考</w:t>
       </w:r>
-      <w:r>
-        <w:fldChar w:fldCharType="begin"/>
-      </w:r>
-      <w:r>
-        <w:instrText xml:space="preserve"> HYPERLINK \l "_</w:instrText>
-      </w:r>
-      <w:r>
-        <w:instrText>公共头部</w:instrText>
-      </w:r>
-      <w:r>
-        <w:instrText xml:space="preserve">" </w:instrText>
-      </w:r>
-      <w:r>
-        <w:fldChar w:fldCharType="separate"/>
-      </w:r>
-      <w:r>
-        <w:rPr>
-          <w:rStyle w:val="ad"/>
-          <w:rFonts w:hint="eastAsia"/>
-        </w:rPr>
-        <w:t>公共头部</w:t>
-      </w:r>
-      <w:r>
-        <w:rPr>
-          <w:rStyle w:val="ad"/>
-        </w:rPr>
-        <w:fldChar w:fldCharType="end"/>
-      </w:r>
+      <w:hyperlink w:anchor="_公共头部" w:history="1">
+        <w:r>
+          <w:rPr>
+            <w:rStyle w:val="ad"/>
+            <w:rFonts w:hint="eastAsia"/>
+          </w:rPr>
+          <w:t>公共头部</w:t>
+        </w:r>
+      </w:hyperlink>
       <w:r>
         <w:rPr>
           <w:rStyle w:val="ad"/>
@@ -7695,7 +6592,6 @@
                 <w:i/>
               </w:rPr>
             </w:pPr>
-            <w:proofErr w:type="gramStart"/>
             <w:r>
               <w:rPr>
                 <w:i/>
@@ -7714,7 +6610,6 @@
               </w:rPr>
               <w:t>/</w:t>
             </w:r>
-            <w:proofErr w:type="gramEnd"/>
             <w:r>
               <w:rPr>
                 <w:rFonts w:cstheme="minorHAnsi" w:hint="eastAsia"/>
@@ -7742,7 +6637,6 @@
               </w:rPr>
               <w:t>/</w:t>
             </w:r>
-            <w:proofErr w:type="spellStart"/>
             <w:r>
               <w:rPr>
                 <w:rFonts w:hint="eastAsia"/>
@@ -7755,21 +6649,13 @@
                 <w:rFonts w:cstheme="minorHAnsi"/>
                 <w:i/>
               </w:rPr>
-              <w:t>uploadId</w:t>
-            </w:r>
-            <w:proofErr w:type="spellEnd"/>
+              <w:t>uploadId=</w:t>
+            </w:r>
             <w:r>
               <w:rPr>
                 <w:rFonts w:cstheme="minorHAnsi"/>
                 <w:i/>
               </w:rPr>
-              <w:t>=</w:t>
-            </w:r>
-            <w:r>
-              <w:rPr>
-                <w:rFonts w:cstheme="minorHAnsi"/>
-                <w:i/>
-              </w:rPr>
               <w:t>123456</w:t>
             </w:r>
             <w:r>
@@ -7823,21 +6709,7 @@
               <w:rPr>
                 <w:i/>
               </w:rPr>
-              <w:t xml:space="preserve">Date: Wed, 01 </w:t>
-            </w:r>
-            <w:proofErr w:type="gramStart"/>
-            <w:r>
-              <w:rPr>
-                <w:i/>
-              </w:rPr>
-              <w:t>Mar  2006</w:t>
-            </w:r>
-            <w:proofErr w:type="gramEnd"/>
-            <w:r>
-              <w:rPr>
-                <w:i/>
-              </w:rPr>
-              <w:t xml:space="preserve"> 12:00:00 GMT </w:t>
+              <w:t xml:space="preserve">Date: Wed, 01 Mar  2006 12:00:00 GMT </w:t>
             </w:r>
           </w:p>
           <w:p>
@@ -7988,34 +6860,15 @@
         </w:rPr>
         <w:t>，参考</w:t>
       </w:r>
-      <w:r>
-        <w:fldChar w:fldCharType="begin"/>
-      </w:r>
-      <w:r>
-        <w:instrText xml:space="preserve"> HYPERLINK \l "_</w:instrText>
-      </w:r>
-      <w:r>
-        <w:instrText>公共头部</w:instrText>
-      </w:r>
-      <w:r>
-        <w:instrText xml:space="preserve">" </w:instrText>
-      </w:r>
-      <w:r>
-        <w:fldChar w:fldCharType="separate"/>
-      </w:r>
-      <w:r>
-        <w:rPr>
-          <w:rStyle w:val="ad"/>
-          <w:rFonts w:hint="eastAsia"/>
-        </w:rPr>
-        <w:t>公共头部</w:t>
-      </w:r>
-      <w:r>
-        <w:rPr>
-          <w:rStyle w:val="ad"/>
-        </w:rPr>
-        <w:fldChar w:fldCharType="end"/>
-      </w:r>
+      <w:hyperlink w:anchor="_公共头部" w:history="1">
+        <w:r>
+          <w:rPr>
+            <w:rStyle w:val="ad"/>
+            <w:rFonts w:hint="eastAsia"/>
+          </w:rPr>
+          <w:t>公共头部</w:t>
+        </w:r>
+      </w:hyperlink>
       <w:r>
         <w:rPr>
           <w:rFonts w:hint="eastAsia"/>
@@ -8148,23 +7001,7 @@
               <w:ind w:left="0"/>
             </w:pPr>
             <w:r>
-              <w:t xml:space="preserve">All keys that contain the same string between the prefix, if speciﬁed, and the ﬁrst occurrence of the delimiter after the preﬁx are grouped under a single result element, </w:t>
-            </w:r>
-            <w:proofErr w:type="spellStart"/>
-            <w:r>
-              <w:t>CommonPrefixes</w:t>
-            </w:r>
-            <w:proofErr w:type="spellEnd"/>
-            <w:r>
-              <w:t xml:space="preserve">. If you don't specify the prefix parameter, then the substring starts at the beginning of the key. The keys that are grouped under </w:t>
-            </w:r>
-            <w:proofErr w:type="spellStart"/>
-            <w:r>
-              <w:t>CommonPrefixes</w:t>
-            </w:r>
-            <w:proofErr w:type="spellEnd"/>
-            <w:r>
-              <w:t xml:space="preserve"> result element are not returned elsewhere in the response.</w:t>
+              <w:t>All keys that contain the same string between the prefix, if speciﬁed, and the ﬁrst occurrence of the delimiter after the preﬁx are grouped under a single result element, CommonPrefixes. If you don't specify the prefix parameter, then the substring starts at the beginning of the key. The keys that are grouped under CommonPrefixes result element are not returned elsewhere in the response.</w:t>
             </w:r>
           </w:p>
           <w:p>
@@ -8251,13 +7088,8 @@
               <w:ind w:left="0"/>
             </w:pPr>
             <w:r>
-              <w:t xml:space="preserve">Valid value: </w:t>
-            </w:r>
-            <w:proofErr w:type="spellStart"/>
-            <w:r>
-              <w:t>url</w:t>
-            </w:r>
-            <w:proofErr w:type="spellEnd"/>
+              <w:t>Valid value: url</w:t>
+            </w:r>
           </w:p>
         </w:tc>
         <w:tc>
@@ -8565,34 +7397,15 @@
         </w:rPr>
         <w:t>：参考</w:t>
       </w:r>
-      <w:r>
-        <w:fldChar w:fldCharType="begin"/>
-      </w:r>
-      <w:r>
-        <w:instrText xml:space="preserve"> HYPERLINK \l "_</w:instrText>
-      </w:r>
-      <w:r>
-        <w:instrText>公共头部</w:instrText>
-      </w:r>
-      <w:r>
-        <w:instrText xml:space="preserve">" </w:instrText>
-      </w:r>
-      <w:r>
-        <w:fldChar w:fldCharType="separate"/>
-      </w:r>
-      <w:r>
-        <w:rPr>
-          <w:rStyle w:val="ad"/>
-          <w:rFonts w:hint="eastAsia"/>
-        </w:rPr>
-        <w:t>公共头部</w:t>
-      </w:r>
-      <w:r>
-        <w:rPr>
-          <w:rStyle w:val="ad"/>
-        </w:rPr>
-        <w:fldChar w:fldCharType="end"/>
-      </w:r>
+      <w:hyperlink w:anchor="_公共头部" w:history="1">
+        <w:r>
+          <w:rPr>
+            <w:rStyle w:val="ad"/>
+            <w:rFonts w:hint="eastAsia"/>
+          </w:rPr>
+          <w:t>公共头部</w:t>
+        </w:r>
+      </w:hyperlink>
       <w:r>
         <w:rPr>
           <w:rStyle w:val="ad"/>
@@ -8668,11 +7481,9 @@
             <w:pPr>
               <w:ind w:left="0"/>
             </w:pPr>
-            <w:proofErr w:type="spellStart"/>
             <w:r>
               <w:t>ListMultipartUploadsResult</w:t>
             </w:r>
-            <w:proofErr w:type="spellEnd"/>
           </w:p>
         </w:tc>
         <w:tc>
@@ -8692,63 +7503,7 @@
               <w:ind w:left="0"/>
             </w:pPr>
             <w:r>
-              <w:t xml:space="preserve">Children: Bucket, </w:t>
-            </w:r>
-            <w:proofErr w:type="spellStart"/>
-            <w:r>
-              <w:t>KeyMarker</w:t>
-            </w:r>
-            <w:proofErr w:type="spellEnd"/>
-            <w:r>
-              <w:t xml:space="preserve">, </w:t>
-            </w:r>
-            <w:proofErr w:type="spellStart"/>
-            <w:r>
-              <w:t>UploadIdMarker</w:t>
-            </w:r>
-            <w:proofErr w:type="spellEnd"/>
-            <w:r>
-              <w:t xml:space="preserve">, </w:t>
-            </w:r>
-            <w:proofErr w:type="spellStart"/>
-            <w:r>
-              <w:t>NextKeyMarker</w:t>
-            </w:r>
-            <w:proofErr w:type="spellEnd"/>
-            <w:r>
-              <w:t xml:space="preserve">, </w:t>
-            </w:r>
-            <w:proofErr w:type="spellStart"/>
-            <w:r>
-              <w:t>NextUploadIdMarker</w:t>
-            </w:r>
-            <w:proofErr w:type="spellEnd"/>
-            <w:r>
-              <w:t xml:space="preserve">, </w:t>
-            </w:r>
-            <w:proofErr w:type="spellStart"/>
-            <w:r>
-              <w:t>MaxUploads</w:t>
-            </w:r>
-            <w:proofErr w:type="spellEnd"/>
-            <w:r>
-              <w:t xml:space="preserve">, Delimiter, Prefix, </w:t>
-            </w:r>
-            <w:proofErr w:type="spellStart"/>
-            <w:r>
-              <w:t>CommonPrefixes</w:t>
-            </w:r>
-            <w:proofErr w:type="spellEnd"/>
-            <w:r>
-              <w:t xml:space="preserve">, </w:t>
-            </w:r>
-            <w:proofErr w:type="spellStart"/>
-            <w:r>
-              <w:t>IsTruncated</w:t>
-            </w:r>
-            <w:proofErr w:type="spellEnd"/>
-            <w:r>
-              <w:t xml:space="preserve"> Type: Container</w:t>
+              <w:t>Children: Bucket, KeyMarker, UploadIdMarker, NextKeyMarker, NextUploadIdMarker, MaxUploads, Delimiter, Prefix, CommonPrefixes, IsTruncated Type: Container</w:t>
             </w:r>
           </w:p>
           <w:p>
@@ -8800,13 +7555,8 @@
               <w:ind w:left="0"/>
             </w:pPr>
             <w:r>
-              <w:t xml:space="preserve">Ancestor: </w:t>
-            </w:r>
-            <w:proofErr w:type="spellStart"/>
-            <w:r>
-              <w:t>ListMultipartUploadsResult</w:t>
-            </w:r>
-            <w:proofErr w:type="spellEnd"/>
+              <w:t>Ancestor: ListMultipartUploadsResult</w:t>
+            </w:r>
           </w:p>
         </w:tc>
       </w:tr>
@@ -8819,14 +7569,12 @@
             <w:pPr>
               <w:ind w:left="0"/>
             </w:pPr>
-            <w:proofErr w:type="spellStart"/>
             <w:r>
               <w:t>Encoding</w:t>
             </w:r>
             <w:r>
               <w:t>Type</w:t>
             </w:r>
-            <w:proofErr w:type="spellEnd"/>
           </w:p>
         </w:tc>
         <w:tc>
@@ -8857,23 +7605,7 @@
               <w:ind w:left="0"/>
             </w:pPr>
             <w:r>
-              <w:t xml:space="preserve">Delimiter, </w:t>
-            </w:r>
-            <w:proofErr w:type="spellStart"/>
-            <w:r>
-              <w:t>KeyMarker</w:t>
-            </w:r>
-            <w:proofErr w:type="spellEnd"/>
-            <w:r>
-              <w:t xml:space="preserve">, Prefix, </w:t>
-            </w:r>
-            <w:proofErr w:type="spellStart"/>
-            <w:r>
-              <w:t>NextKeyMarker</w:t>
-            </w:r>
-            <w:proofErr w:type="spellEnd"/>
-            <w:r>
-              <w:t>, Key. Type: String</w:t>
+              <w:t>Delimiter, KeyMarker, Prefix, NextKeyMarker, Key. Type: String</w:t>
             </w:r>
           </w:p>
           <w:p>
@@ -8883,11 +7615,9 @@
             <w:r>
               <w:t xml:space="preserve">Ancestor: </w:t>
             </w:r>
-            <w:proofErr w:type="spellStart"/>
             <w:r>
               <w:t>ListMultipartUploadsResult</w:t>
             </w:r>
-            <w:proofErr w:type="spellEnd"/>
           </w:p>
         </w:tc>
       </w:tr>
@@ -8900,11 +7630,9 @@
             <w:pPr>
               <w:ind w:left="0"/>
             </w:pPr>
-            <w:proofErr w:type="spellStart"/>
             <w:r>
               <w:t>KeyMarker</w:t>
             </w:r>
-            <w:proofErr w:type="spellEnd"/>
           </w:p>
         </w:tc>
         <w:tc>
@@ -8932,13 +7660,8 @@
               <w:ind w:left="0"/>
             </w:pPr>
             <w:r>
-              <w:t xml:space="preserve">Ancestor: </w:t>
-            </w:r>
-            <w:proofErr w:type="spellStart"/>
-            <w:r>
-              <w:t>ListMultipartUploadsResult</w:t>
-            </w:r>
-            <w:proofErr w:type="spellEnd"/>
+              <w:t>Ancestor: ListMultipartUploadsResult</w:t>
+            </w:r>
           </w:p>
         </w:tc>
       </w:tr>
@@ -8951,11 +7674,9 @@
             <w:pPr>
               <w:ind w:left="0"/>
             </w:pPr>
-            <w:proofErr w:type="spellStart"/>
             <w:r>
               <w:t>UploadIdMarker</w:t>
             </w:r>
-            <w:proofErr w:type="spellEnd"/>
           </w:p>
         </w:tc>
         <w:tc>
@@ -8983,13 +7704,8 @@
               <w:ind w:left="0"/>
             </w:pPr>
             <w:r>
-              <w:t xml:space="preserve">Ancestor: </w:t>
-            </w:r>
-            <w:proofErr w:type="spellStart"/>
-            <w:r>
-              <w:t>ListMultipartUploadsResult</w:t>
-            </w:r>
-            <w:proofErr w:type="spellEnd"/>
+              <w:t>Ancestor: ListMultipartUploadsResult</w:t>
+            </w:r>
           </w:p>
         </w:tc>
       </w:tr>
@@ -9002,11 +7718,9 @@
             <w:pPr>
               <w:ind w:left="0"/>
             </w:pPr>
-            <w:proofErr w:type="spellStart"/>
             <w:r>
               <w:t>NextKeyMarker</w:t>
             </w:r>
-            <w:proofErr w:type="spellEnd"/>
           </w:p>
         </w:tc>
         <w:tc>
@@ -9034,13 +7748,8 @@
               <w:ind w:left="0"/>
             </w:pPr>
             <w:r>
-              <w:t xml:space="preserve">Ancestor: </w:t>
-            </w:r>
-            <w:proofErr w:type="spellStart"/>
-            <w:r>
-              <w:t>ListMultipartUploadsResult</w:t>
-            </w:r>
-            <w:proofErr w:type="spellEnd"/>
+              <w:t>Ancestor: ListMultipartUploadsResult</w:t>
+            </w:r>
           </w:p>
         </w:tc>
       </w:tr>
@@ -9053,12 +7762,10 @@
             <w:pPr>
               <w:ind w:left="0"/>
             </w:pPr>
-            <w:proofErr w:type="spellStart"/>
             <w:r>
               <w:lastRenderedPageBreak/>
               <w:t>NextUploadIdMarker</w:t>
             </w:r>
-            <w:proofErr w:type="spellEnd"/>
           </w:p>
         </w:tc>
         <w:tc>
@@ -9086,13 +7793,8 @@
               <w:ind w:left="0"/>
             </w:pPr>
             <w:r>
-              <w:t xml:space="preserve">Ancestor: </w:t>
-            </w:r>
-            <w:proofErr w:type="spellStart"/>
-            <w:r>
-              <w:t>ListMultipartUploadsResult</w:t>
-            </w:r>
-            <w:proofErr w:type="spellEnd"/>
+              <w:t>Ancestor: ListMultipartUploadsResult</w:t>
+            </w:r>
           </w:p>
         </w:tc>
       </w:tr>
@@ -9105,11 +7807,9 @@
             <w:pPr>
               <w:ind w:left="0"/>
             </w:pPr>
-            <w:proofErr w:type="spellStart"/>
             <w:r>
               <w:t>MaxUploads</w:t>
             </w:r>
-            <w:proofErr w:type="spellEnd"/>
           </w:p>
         </w:tc>
         <w:tc>
@@ -9121,13 +7821,8 @@
               <w:ind w:left="0"/>
             </w:pPr>
             <w:r>
-              <w:t xml:space="preserve">Maximum number of multipart uploads that could have been included in the response. Type: Integer Ancestor: </w:t>
-            </w:r>
-            <w:proofErr w:type="spellStart"/>
-            <w:r>
-              <w:t>ListMultipartUploadsResult</w:t>
-            </w:r>
-            <w:proofErr w:type="spellEnd"/>
+              <w:t>Maximum number of multipart uploads that could have been included in the response. Type: Integer Ancestor: ListMultipartUploadsResult</w:t>
+            </w:r>
           </w:p>
         </w:tc>
       </w:tr>
@@ -9140,11 +7835,9 @@
             <w:pPr>
               <w:ind w:left="0"/>
             </w:pPr>
-            <w:proofErr w:type="spellStart"/>
             <w:r>
               <w:t>IsTruncated</w:t>
             </w:r>
-            <w:proofErr w:type="spellEnd"/>
           </w:p>
         </w:tc>
         <w:tc>
@@ -9156,15 +7849,7 @@
               <w:ind w:left="0"/>
             </w:pPr>
             <w:r>
-              <w:t xml:space="preserve">Indicates whether the returned list of multipart uploads is truncated. A value of true indicates that the list was truncated. The list can be truncated if the number of multipart uploads exceeds the limit allowed or speciﬁed by </w:t>
-            </w:r>
-            <w:proofErr w:type="spellStart"/>
-            <w:r>
-              <w:t>MaxUploads</w:t>
-            </w:r>
-            <w:proofErr w:type="spellEnd"/>
-            <w:r>
-              <w:t xml:space="preserve">. </w:t>
+              <w:t xml:space="preserve">Indicates whether the returned list of multipart uploads is truncated. A value of true indicates that the list was truncated. The list can be truncated if the number of multipart uploads exceeds the limit allowed or speciﬁed by MaxUploads. </w:t>
             </w:r>
           </w:p>
           <w:p>
@@ -9180,13 +7865,8 @@
               <w:ind w:left="0"/>
             </w:pPr>
             <w:r>
-              <w:t xml:space="preserve">Ancestor: </w:t>
-            </w:r>
-            <w:proofErr w:type="spellStart"/>
-            <w:r>
-              <w:t>ListMultipartUploadsResult</w:t>
-            </w:r>
-            <w:proofErr w:type="spellEnd"/>
+              <w:t>Ancestor: ListMultipartUploadsResult</w:t>
+            </w:r>
           </w:p>
         </w:tc>
       </w:tr>
@@ -9229,13 +7909,8 @@
               <w:ind w:left="0"/>
             </w:pPr>
             <w:r>
-              <w:t xml:space="preserve">Children: Key, </w:t>
-            </w:r>
-            <w:proofErr w:type="spellStart"/>
-            <w:r>
-              <w:t>UploadId</w:t>
-            </w:r>
-            <w:proofErr w:type="spellEnd"/>
+              <w:t>Children: Key, UploadId</w:t>
+            </w:r>
             <w:r>
               <w:rPr>
                 <w:rFonts w:hint="eastAsia"/>
@@ -9251,13 +7926,8 @@
               <w:ind w:left="0"/>
             </w:pPr>
             <w:r>
-              <w:t xml:space="preserve">Ancestor: </w:t>
-            </w:r>
-            <w:proofErr w:type="spellStart"/>
-            <w:r>
-              <w:t>ListMultipartUploadsResult</w:t>
-            </w:r>
-            <w:proofErr w:type="spellEnd"/>
+              <w:t>Ancestor: ListMultipartUploadsResult</w:t>
+            </w:r>
           </w:p>
         </w:tc>
       </w:tr>
@@ -9314,11 +7984,9 @@
             <w:pPr>
               <w:ind w:left="0"/>
             </w:pPr>
-            <w:proofErr w:type="spellStart"/>
             <w:r>
               <w:t>UploadId</w:t>
             </w:r>
-            <w:proofErr w:type="spellEnd"/>
           </w:p>
         </w:tc>
         <w:tc>
@@ -9396,11 +8064,9 @@
             <w:pPr>
               <w:ind w:left="0"/>
             </w:pPr>
-            <w:proofErr w:type="spellStart"/>
             <w:r>
               <w:t>ListMultipartUploadsResult.Prefix</w:t>
             </w:r>
-            <w:proofErr w:type="spellEnd"/>
           </w:p>
         </w:tc>
         <w:tc>
@@ -9428,13 +8094,8 @@
               <w:ind w:left="0"/>
             </w:pPr>
             <w:r>
-              <w:t xml:space="preserve">Ancestor: </w:t>
-            </w:r>
-            <w:proofErr w:type="spellStart"/>
-            <w:r>
-              <w:t>ListMultipartUploadsResult</w:t>
-            </w:r>
-            <w:proofErr w:type="spellEnd"/>
+              <w:t>Ancestor: ListMultipartUploadsResult</w:t>
+            </w:r>
           </w:p>
         </w:tc>
       </w:tr>
@@ -9477,23 +8138,7 @@
               <w:ind w:left="0"/>
             </w:pPr>
             <w:r>
-              <w:t xml:space="preserve">Ancestor: </w:t>
-            </w:r>
-            <w:proofErr w:type="spellStart"/>
-            <w:r>
-              <w:t>ListMultipartUploadsResult</w:t>
-            </w:r>
-            <w:proofErr w:type="spellEnd"/>
-            <w:r>
-              <w:t xml:space="preserve"> </w:t>
-            </w:r>
-            <w:proofErr w:type="spellStart"/>
-            <w:r>
-              <w:t>CommonPrefixes</w:t>
-            </w:r>
-            <w:proofErr w:type="spellEnd"/>
-            <w:r>
-              <w:t xml:space="preserve"> </w:t>
+              <w:t xml:space="preserve">Ancestor: ListMultipartUploadsResult CommonPrefixes </w:t>
             </w:r>
           </w:p>
         </w:tc>
@@ -9507,11 +8152,9 @@
             <w:pPr>
               <w:ind w:left="0"/>
             </w:pPr>
-            <w:proofErr w:type="spellStart"/>
             <w:r>
               <w:t>CommonPrefixes</w:t>
             </w:r>
-            <w:proofErr w:type="spellEnd"/>
           </w:p>
         </w:tc>
         <w:tc>
@@ -9527,15 +8170,7 @@
             </w:r>
             <w:r>
               <w:lastRenderedPageBreak/>
-              <w:t xml:space="preserve">in a </w:t>
-            </w:r>
-            <w:proofErr w:type="spellStart"/>
-            <w:r>
-              <w:t>CommonPrefixes</w:t>
-            </w:r>
-            <w:proofErr w:type="spellEnd"/>
-            <w:r>
-              <w:t xml:space="preserve"> element. The distinct key preﬁxes are returned in the Prefix child element. </w:t>
+              <w:t xml:space="preserve">in a CommonPrefixes element. The distinct key preﬁxes are returned in the Prefix child element. </w:t>
             </w:r>
           </w:p>
           <w:p>
@@ -9551,13 +8186,8 @@
               <w:ind w:left="0"/>
             </w:pPr>
             <w:r>
-              <w:t xml:space="preserve">Ancestor: </w:t>
-            </w:r>
-            <w:proofErr w:type="spellStart"/>
-            <w:r>
-              <w:t>ListMultipartUploadsResult</w:t>
-            </w:r>
-            <w:proofErr w:type="spellEnd"/>
+              <w:t>Ancestor: ListMultipartUploadsResult</w:t>
+            </w:r>
           </w:p>
         </w:tc>
       </w:tr>
@@ -9570,12 +8200,10 @@
             <w:pPr>
               <w:ind w:left="0"/>
             </w:pPr>
-            <w:proofErr w:type="spellStart"/>
             <w:r>
               <w:lastRenderedPageBreak/>
               <w:t>CommonPrefixes.Prefix</w:t>
             </w:r>
-            <w:proofErr w:type="spellEnd"/>
           </w:p>
         </w:tc>
         <w:tc>
@@ -9603,13 +8231,8 @@
               <w:ind w:left="0"/>
             </w:pPr>
             <w:r>
-              <w:t xml:space="preserve">Ancestor: </w:t>
-            </w:r>
-            <w:proofErr w:type="spellStart"/>
-            <w:r>
-              <w:t>CommonPrefixes</w:t>
-            </w:r>
-            <w:proofErr w:type="spellEnd"/>
+              <w:t>Ancestor: CommonPrefixes</w:t>
+            </w:r>
           </w:p>
         </w:tc>
       </w:tr>
@@ -9644,15 +8267,7 @@
               <w:ind w:left="0"/>
             </w:pPr>
             <w:r>
-              <w:t xml:space="preserve">Children: ID, </w:t>
-            </w:r>
-            <w:proofErr w:type="spellStart"/>
-            <w:r>
-              <w:t>DisplayName</w:t>
-            </w:r>
-            <w:proofErr w:type="spellEnd"/>
-            <w:r>
-              <w:t xml:space="preserve"> </w:t>
+              <w:t xml:space="preserve">Children: ID, DisplayName </w:t>
             </w:r>
           </w:p>
           <w:p>
@@ -9726,11 +8341,9 @@
             <w:pPr>
               <w:ind w:left="0"/>
             </w:pPr>
-            <w:proofErr w:type="spellStart"/>
             <w:r>
               <w:t>DisplayName</w:t>
             </w:r>
-            <w:proofErr w:type="spellEnd"/>
           </w:p>
         </w:tc>
         <w:tc>
@@ -9786,15 +8399,7 @@
               <w:ind w:left="0"/>
             </w:pPr>
             <w:r>
-              <w:t xml:space="preserve">Container element that identiﬁes the object owner, after the object is created. If multipart upload is initiated by an IAM user, this element provides </w:t>
-            </w:r>
-            <w:proofErr w:type="gramStart"/>
-            <w:r>
-              <w:t>a the</w:t>
-            </w:r>
-            <w:proofErr w:type="gramEnd"/>
-            <w:r>
-              <w:t xml:space="preserve"> parent account ID and display name.</w:t>
+              <w:t>Container element that identiﬁes the object owner, after the object is created. If multipart upload is initiated by an IAM user, this element provides a the parent account ID and display name.</w:t>
             </w:r>
           </w:p>
           <w:p>
@@ -9810,15 +8415,7 @@
               <w:ind w:left="0"/>
             </w:pPr>
             <w:r>
-              <w:t xml:space="preserve">Children: ID, </w:t>
-            </w:r>
-            <w:proofErr w:type="spellStart"/>
-            <w:r>
-              <w:t>DisplayName</w:t>
-            </w:r>
-            <w:proofErr w:type="spellEnd"/>
-            <w:r>
-              <w:t xml:space="preserve"> </w:t>
+              <w:t xml:space="preserve">Children: ID, DisplayName </w:t>
             </w:r>
           </w:p>
           <w:p>
@@ -9835,9 +8432,6 @@
     <w:p>
       <w:pPr>
         <w:ind w:left="0"/>
-        <w:rPr>
-          <w:rFonts w:hint="eastAsia"/>
-        </w:rPr>
       </w:pPr>
     </w:p>
     <w:p>
@@ -9903,7 +8497,6 @@
               </w:rPr>
               <w:t>}</w:t>
             </w:r>
-            <w:proofErr w:type="gramStart"/>
             <w:r>
               <w:rPr>
                 <w:i/>
@@ -9916,7 +8509,6 @@
               </w:rPr>
               <w:t>?</w:t>
             </w:r>
-            <w:proofErr w:type="spellStart"/>
             <w:r>
               <w:rPr>
                 <w:i/>
@@ -9927,21 +8519,7 @@
               <w:rPr>
                 <w:i/>
               </w:rPr>
-              <w:t>s</w:t>
-            </w:r>
-            <w:proofErr w:type="gramEnd"/>
-            <w:r>
-              <w:rPr>
-                <w:i/>
-              </w:rPr>
-              <w:t>&amp;max-uploads</w:t>
-            </w:r>
-            <w:proofErr w:type="spellEnd"/>
-            <w:r>
-              <w:rPr>
-                <w:i/>
-              </w:rPr>
-              <w:t>=3</w:t>
+              <w:t>s&amp;max-uploads=3</w:t>
             </w:r>
             <w:r>
               <w:rPr>
@@ -10050,21 +8628,7 @@
               <w:rPr>
                 <w:i/>
               </w:rPr>
-              <w:t>&lt;</w:t>
-            </w:r>
-            <w:proofErr w:type="spellStart"/>
-            <w:r>
-              <w:rPr>
-                <w:i/>
-              </w:rPr>
-              <w:t>ListMultipartUploadsResult</w:t>
-            </w:r>
-            <w:proofErr w:type="spellEnd"/>
-            <w:r>
-              <w:rPr>
-                <w:i/>
-              </w:rPr>
-              <w:t>&gt;</w:t>
+              <w:t>&lt;ListMultipartUploadsResult&gt;</w:t>
             </w:r>
           </w:p>
           <w:p>
@@ -10116,21 +8680,7 @@
               <w:rPr>
                 <w:i/>
               </w:rPr>
-              <w:t xml:space="preserve"> &lt;</w:t>
-            </w:r>
-            <w:proofErr w:type="spellStart"/>
-            <w:r>
-              <w:rPr>
-                <w:i/>
-              </w:rPr>
-              <w:t>KeyMarker</w:t>
-            </w:r>
-            <w:proofErr w:type="spellEnd"/>
-            <w:r>
-              <w:rPr>
-                <w:i/>
-              </w:rPr>
-              <w:t>/&gt;</w:t>
+              <w:t xml:space="preserve"> &lt;KeyMarker/&gt;</w:t>
             </w:r>
           </w:p>
           <w:p>
@@ -10144,21 +8694,7 @@
               <w:rPr>
                 <w:i/>
               </w:rPr>
-              <w:t xml:space="preserve">  &lt;</w:t>
-            </w:r>
-            <w:proofErr w:type="spellStart"/>
-            <w:r>
-              <w:rPr>
-                <w:i/>
-              </w:rPr>
-              <w:t>UploadIdMarker</w:t>
-            </w:r>
-            <w:proofErr w:type="spellEnd"/>
-            <w:r>
-              <w:rPr>
-                <w:i/>
-              </w:rPr>
-              <w:t>/&gt;</w:t>
+              <w:t xml:space="preserve">  &lt;UploadIdMarker/&gt;</w:t>
             </w:r>
           </w:p>
           <w:p>
@@ -10184,35 +8720,7 @@
               <w:rPr>
                 <w:i/>
               </w:rPr>
-              <w:t xml:space="preserve"> &lt;</w:t>
-            </w:r>
-            <w:proofErr w:type="spellStart"/>
-            <w:r>
-              <w:rPr>
-                <w:i/>
-              </w:rPr>
-              <w:t>NextKeyMarker</w:t>
-            </w:r>
-            <w:proofErr w:type="spellEnd"/>
-            <w:r>
-              <w:rPr>
-                <w:i/>
-              </w:rPr>
-              <w:t>&gt;sample.jpg&lt;/</w:t>
-            </w:r>
-            <w:proofErr w:type="spellStart"/>
-            <w:r>
-              <w:rPr>
-                <w:i/>
-              </w:rPr>
-              <w:t>NextKeyMarker</w:t>
-            </w:r>
-            <w:proofErr w:type="spellEnd"/>
-            <w:r>
-              <w:rPr>
-                <w:i/>
-              </w:rPr>
-              <w:t>&gt;</w:t>
+              <w:t xml:space="preserve"> &lt;NextKeyMarker&gt;sample.jpg&lt;/NextKeyMarker&gt;</w:t>
             </w:r>
           </w:p>
           <w:p>
@@ -10238,21 +8746,7 @@
               <w:rPr>
                 <w:i/>
               </w:rPr>
-              <w:t>&lt;</w:t>
-            </w:r>
-            <w:proofErr w:type="spellStart"/>
-            <w:r>
-              <w:rPr>
-                <w:i/>
-              </w:rPr>
-              <w:t>NextUploadIdMarker</w:t>
-            </w:r>
-            <w:proofErr w:type="spellEnd"/>
-            <w:r>
-              <w:rPr>
-                <w:i/>
-              </w:rPr>
-              <w:t>&gt;</w:t>
+              <w:t>&lt;NextUploadIdMarker&gt;</w:t>
             </w:r>
             <w:r>
               <w:rPr>
@@ -10264,21 +8758,7 @@
               <w:rPr>
                 <w:i/>
               </w:rPr>
-              <w:t>-&lt;/</w:t>
-            </w:r>
-            <w:proofErr w:type="spellStart"/>
-            <w:r>
-              <w:rPr>
-                <w:i/>
-              </w:rPr>
-              <w:t>NextUploadIdMarker</w:t>
-            </w:r>
-            <w:proofErr w:type="spellEnd"/>
-            <w:r>
-              <w:rPr>
-                <w:i/>
-              </w:rPr>
-              <w:t>&gt;</w:t>
+              <w:t>-&lt;/NextUploadIdMarker&gt;</w:t>
             </w:r>
           </w:p>
           <w:p>
@@ -10356,21 +8836,7 @@
               <w:rPr>
                 <w:i/>
               </w:rPr>
-              <w:t>&lt;</w:t>
-            </w:r>
-            <w:proofErr w:type="spellStart"/>
-            <w:r>
-              <w:rPr>
-                <w:i/>
-              </w:rPr>
-              <w:t>MaxUploads</w:t>
-            </w:r>
-            <w:proofErr w:type="spellEnd"/>
-            <w:r>
-              <w:rPr>
-                <w:i/>
-              </w:rPr>
-              <w:t>&gt;</w:t>
+              <w:t>&lt;MaxUploads&gt;</w:t>
             </w:r>
             <w:r>
               <w:rPr>
@@ -10382,21 +8848,7 @@
               <w:rPr>
                 <w:i/>
               </w:rPr>
-              <w:t>&lt;/</w:t>
-            </w:r>
-            <w:proofErr w:type="spellStart"/>
-            <w:r>
-              <w:rPr>
-                <w:i/>
-              </w:rPr>
-              <w:t>MaxUploads</w:t>
-            </w:r>
-            <w:proofErr w:type="spellEnd"/>
-            <w:r>
-              <w:rPr>
-                <w:i/>
-              </w:rPr>
-              <w:t>&gt;</w:t>
+              <w:t>&lt;/MaxUploads&gt;</w:t>
             </w:r>
           </w:p>
           <w:p>
@@ -10422,21 +8874,7 @@
               <w:rPr>
                 <w:i/>
               </w:rPr>
-              <w:t>&lt;</w:t>
-            </w:r>
-            <w:proofErr w:type="spellStart"/>
-            <w:r>
-              <w:rPr>
-                <w:i/>
-              </w:rPr>
-              <w:t>IsTruncated</w:t>
-            </w:r>
-            <w:proofErr w:type="spellEnd"/>
-            <w:r>
-              <w:rPr>
-                <w:i/>
-              </w:rPr>
-              <w:t>&gt;</w:t>
+              <w:t>&lt;IsTruncated&gt;</w:t>
             </w:r>
             <w:r>
               <w:rPr>
@@ -10448,21 +8886,7 @@
               <w:rPr>
                 <w:i/>
               </w:rPr>
-              <w:t>&lt;/</w:t>
-            </w:r>
-            <w:proofErr w:type="spellStart"/>
-            <w:r>
-              <w:rPr>
-                <w:i/>
-              </w:rPr>
-              <w:t>IsTruncated</w:t>
-            </w:r>
-            <w:proofErr w:type="spellEnd"/>
-            <w:r>
-              <w:rPr>
-                <w:i/>
-              </w:rPr>
-              <w:t>&gt;</w:t>
+              <w:t>&lt;/IsTruncated&gt;</w:t>
             </w:r>
           </w:p>
           <w:p>
@@ -10516,21 +8940,7 @@
               <w:rPr>
                 <w:i/>
               </w:rPr>
-              <w:t>&lt;</w:t>
-            </w:r>
-            <w:proofErr w:type="spellStart"/>
-            <w:r>
-              <w:rPr>
-                <w:i/>
-              </w:rPr>
-              <w:t>UploadId</w:t>
-            </w:r>
-            <w:proofErr w:type="spellEnd"/>
-            <w:r>
-              <w:rPr>
-                <w:i/>
-              </w:rPr>
-              <w:t>&gt;</w:t>
+              <w:t>&lt;UploadId&gt;</w:t>
             </w:r>
             <w:r>
               <w:rPr>
@@ -10542,21 +8952,7 @@
               <w:rPr>
                 <w:i/>
               </w:rPr>
-              <w:t>&lt;/</w:t>
-            </w:r>
-            <w:proofErr w:type="spellStart"/>
-            <w:r>
-              <w:rPr>
-                <w:i/>
-              </w:rPr>
-              <w:t>UploadId</w:t>
-            </w:r>
-            <w:proofErr w:type="spellEnd"/>
-            <w:r>
-              <w:rPr>
-                <w:i/>
-              </w:rPr>
-              <w:t>&gt;</w:t>
+              <w:t>&lt;/UploadId&gt;</w:t>
             </w:r>
           </w:p>
           <w:p>
@@ -10610,35 +9006,7 @@
               <w:rPr>
                 <w:i/>
               </w:rPr>
-              <w:t xml:space="preserve">      &lt;</w:t>
-            </w:r>
-            <w:proofErr w:type="spellStart"/>
-            <w:r>
-              <w:rPr>
-                <w:i/>
-              </w:rPr>
-              <w:t>DisplayName</w:t>
-            </w:r>
-            <w:proofErr w:type="spellEnd"/>
-            <w:r>
-              <w:rPr>
-                <w:i/>
-              </w:rPr>
-              <w:t>&gt;s3-nickname&lt;/</w:t>
-            </w:r>
-            <w:proofErr w:type="spellStart"/>
-            <w:r>
-              <w:rPr>
-                <w:i/>
-              </w:rPr>
-              <w:t>DisplayName</w:t>
-            </w:r>
-            <w:proofErr w:type="spellEnd"/>
-            <w:r>
-              <w:rPr>
-                <w:i/>
-              </w:rPr>
-              <w:t>&gt;</w:t>
+              <w:t xml:space="preserve">      &lt;DisplayName&gt;s3-nickname&lt;/DisplayName&gt;</w:t>
             </w:r>
           </w:p>
           <w:p>
@@ -10706,35 +9074,7 @@
               <w:rPr>
                 <w:i/>
               </w:rPr>
-              <w:t xml:space="preserve">      &lt;</w:t>
-            </w:r>
-            <w:proofErr w:type="spellStart"/>
-            <w:r>
-              <w:rPr>
-                <w:i/>
-              </w:rPr>
-              <w:t>DisplayName</w:t>
-            </w:r>
-            <w:proofErr w:type="spellEnd"/>
-            <w:r>
-              <w:rPr>
-                <w:i/>
-              </w:rPr>
-              <w:t>&gt;s3-nickname&lt;/</w:t>
-            </w:r>
-            <w:proofErr w:type="spellStart"/>
-            <w:r>
-              <w:rPr>
-                <w:i/>
-              </w:rPr>
-              <w:t>DisplayName</w:t>
-            </w:r>
-            <w:proofErr w:type="spellEnd"/>
-            <w:r>
-              <w:rPr>
-                <w:i/>
-              </w:rPr>
-              <w:t>&gt;</w:t>
+              <w:t xml:space="preserve">      &lt;DisplayName&gt;s3-nickname&lt;/DisplayName&gt;</w:t>
             </w:r>
           </w:p>
           <w:p>
@@ -10790,21 +9130,7 @@
               <w:rPr>
                 <w:i/>
               </w:rPr>
-              <w:t xml:space="preserve">  &lt;</w:t>
-            </w:r>
-            <w:proofErr w:type="spellStart"/>
-            <w:r>
-              <w:rPr>
-                <w:i/>
-              </w:rPr>
-              <w:t>CommonPrefixes</w:t>
-            </w:r>
-            <w:proofErr w:type="spellEnd"/>
-            <w:r>
-              <w:rPr>
-                <w:i/>
-              </w:rPr>
-              <w:t>&gt;</w:t>
+              <w:t xml:space="preserve">  &lt;CommonPrefixes&gt;</w:t>
             </w:r>
           </w:p>
           <w:p>
@@ -10832,21 +9158,7 @@
               <w:rPr>
                 <w:i/>
               </w:rPr>
-              <w:t xml:space="preserve">  &lt;/</w:t>
-            </w:r>
-            <w:proofErr w:type="spellStart"/>
-            <w:r>
-              <w:rPr>
-                <w:i/>
-              </w:rPr>
-              <w:t>CommonPrefixes</w:t>
-            </w:r>
-            <w:proofErr w:type="spellEnd"/>
-            <w:r>
-              <w:rPr>
-                <w:i/>
-              </w:rPr>
-              <w:t>&gt;</w:t>
+              <w:t xml:space="preserve">  &lt;/CommonPrefixes&gt;</w:t>
             </w:r>
           </w:p>
           <w:p>
@@ -10860,21 +9172,7 @@
               <w:rPr>
                 <w:i/>
               </w:rPr>
-              <w:t xml:space="preserve">  &lt;</w:t>
-            </w:r>
-            <w:proofErr w:type="spellStart"/>
-            <w:r>
-              <w:rPr>
-                <w:i/>
-              </w:rPr>
-              <w:t>CommonPrefixes</w:t>
-            </w:r>
-            <w:proofErr w:type="spellEnd"/>
-            <w:r>
-              <w:rPr>
-                <w:i/>
-              </w:rPr>
-              <w:t>&gt;</w:t>
+              <w:t xml:space="preserve">  &lt;CommonPrefixes&gt;</w:t>
             </w:r>
           </w:p>
           <w:p>
@@ -10902,46 +9200,18 @@
               <w:rPr>
                 <w:i/>
               </w:rPr>
-              <w:t xml:space="preserve">  &lt;/</w:t>
-            </w:r>
-            <w:proofErr w:type="spellStart"/>
-            <w:r>
-              <w:rPr>
-                <w:i/>
-              </w:rPr>
-              <w:t>CommonPrefixes</w:t>
-            </w:r>
-            <w:proofErr w:type="spellEnd"/>
-            <w:r>
-              <w:rPr>
-                <w:i/>
-              </w:rPr>
-              <w:t>&gt;</w:t>
-            </w:r>
-          </w:p>
-          <w:p>
-            <w:pPr>
-              <w:ind w:left="0"/>
-            </w:pPr>
-            <w:r>
-              <w:rPr>
-                <w:i/>
-              </w:rPr>
-              <w:t>&lt;/</w:t>
-            </w:r>
-            <w:proofErr w:type="spellStart"/>
-            <w:r>
-              <w:rPr>
-                <w:i/>
-              </w:rPr>
-              <w:t>ListMultipartUploadsResult</w:t>
-            </w:r>
-            <w:proofErr w:type="spellEnd"/>
-            <w:r>
-              <w:rPr>
-                <w:i/>
-              </w:rPr>
-              <w:t>&gt;</w:t>
+              <w:t xml:space="preserve">  &lt;/CommonPrefixes&gt;</w:t>
+            </w:r>
+          </w:p>
+          <w:p>
+            <w:pPr>
+              <w:ind w:left="0"/>
+            </w:pPr>
+            <w:r>
+              <w:rPr>
+                <w:i/>
+              </w:rPr>
+              <w:t>&lt;/ListMultipartUploadsResult&gt;</w:t>
             </w:r>
           </w:p>
         </w:tc>
@@ -11021,11 +9291,9 @@
             <w:pPr>
               <w:ind w:left="0"/>
             </w:pPr>
-            <w:proofErr w:type="spellStart"/>
             <w:r>
               <w:t>initiateMultipartUpload</w:t>
             </w:r>
-            <w:proofErr w:type="spellEnd"/>
           </w:p>
           <w:p>
             <w:pPr>
@@ -11037,11 +9305,9 @@
               </w:rPr>
               <w:t>参数：</w:t>
             </w:r>
-            <w:proofErr w:type="spellStart"/>
             <w:r>
               <w:t>InitiateMultipartUpload</w:t>
             </w:r>
-            <w:proofErr w:type="spellEnd"/>
             <w:r>
               <w:t xml:space="preserve"> </w:t>
             </w:r>
@@ -11059,11 +9325,9 @@
               </w:rPr>
               <w:t>返回值：</w:t>
             </w:r>
-            <w:proofErr w:type="spellStart"/>
             <w:r>
               <w:t>InitiateMultipartUploadResult</w:t>
             </w:r>
-            <w:proofErr w:type="spellEnd"/>
           </w:p>
         </w:tc>
         <w:tc>
@@ -11152,12 +9416,10 @@
             <w:pPr>
               <w:ind w:left="0"/>
             </w:pPr>
-            <w:proofErr w:type="spellStart"/>
             <w:r>
               <w:lastRenderedPageBreak/>
               <w:t>InitiateMultipartUploadRequest</w:t>
             </w:r>
-            <w:proofErr w:type="spellEnd"/>
           </w:p>
           <w:p>
             <w:pPr>
@@ -11181,15 +9443,7 @@
               <w:ind w:left="0"/>
             </w:pPr>
             <w:r>
-              <w:t xml:space="preserve">String </w:t>
-            </w:r>
-            <w:proofErr w:type="spellStart"/>
-            <w:r>
-              <w:t>bucketName</w:t>
-            </w:r>
-            <w:proofErr w:type="spellEnd"/>
-            <w:r>
-              <w:t xml:space="preserve">, </w:t>
+              <w:t xml:space="preserve">String bucketName, </w:t>
             </w:r>
           </w:p>
           <w:p>
@@ -11240,11 +9494,9 @@
             <w:pPr>
               <w:ind w:left="0"/>
             </w:pPr>
-            <w:proofErr w:type="spellStart"/>
             <w:r>
               <w:t>withMetadata</w:t>
             </w:r>
-            <w:proofErr w:type="spellEnd"/>
           </w:p>
           <w:p>
             <w:pPr>
@@ -11256,11 +9508,9 @@
               </w:rPr>
               <w:t>参数：</w:t>
             </w:r>
-            <w:proofErr w:type="spellStart"/>
             <w:r>
               <w:t>ObjectMetadata</w:t>
             </w:r>
-            <w:proofErr w:type="spellEnd"/>
           </w:p>
           <w:p>
             <w:pPr>
@@ -11300,11 +9550,9 @@
             <w:pPr>
               <w:ind w:left="0"/>
             </w:pPr>
-            <w:proofErr w:type="spellStart"/>
             <w:r>
               <w:t>ObjectMetadata</w:t>
             </w:r>
-            <w:proofErr w:type="spellEnd"/>
           </w:p>
           <w:p>
             <w:pPr>
@@ -11332,61 +9580,49 @@
             <w:pPr>
               <w:ind w:left="0"/>
             </w:pPr>
-            <w:proofErr w:type="spellStart"/>
             <w:r>
               <w:t>setUserMetadata</w:t>
             </w:r>
-            <w:proofErr w:type="spellEnd"/>
-          </w:p>
-          <w:p>
-            <w:pPr>
-              <w:ind w:left="0"/>
-            </w:pPr>
-            <w:proofErr w:type="spellStart"/>
+          </w:p>
+          <w:p>
+            <w:pPr>
+              <w:ind w:left="0"/>
+            </w:pPr>
             <w:r>
               <w:t>setCacheControl</w:t>
             </w:r>
-            <w:proofErr w:type="spellEnd"/>
-          </w:p>
-          <w:p>
-            <w:pPr>
-              <w:ind w:left="0"/>
-            </w:pPr>
-            <w:proofErr w:type="spellStart"/>
+          </w:p>
+          <w:p>
+            <w:pPr>
+              <w:ind w:left="0"/>
+            </w:pPr>
             <w:r>
               <w:t>setContentDisposition</w:t>
             </w:r>
-            <w:proofErr w:type="spellEnd"/>
-          </w:p>
-          <w:p>
-            <w:pPr>
-              <w:ind w:left="0"/>
-            </w:pPr>
-            <w:proofErr w:type="spellStart"/>
+          </w:p>
+          <w:p>
+            <w:pPr>
+              <w:ind w:left="0"/>
+            </w:pPr>
             <w:r>
               <w:t>setContentEncoding</w:t>
             </w:r>
-            <w:proofErr w:type="spellEnd"/>
-          </w:p>
-          <w:p>
-            <w:pPr>
-              <w:ind w:left="0"/>
-            </w:pPr>
-            <w:proofErr w:type="spellStart"/>
+          </w:p>
+          <w:p>
+            <w:pPr>
+              <w:ind w:left="0"/>
+            </w:pPr>
             <w:r>
               <w:t>setContentLanguage</w:t>
             </w:r>
-            <w:proofErr w:type="spellEnd"/>
-          </w:p>
-          <w:p>
-            <w:pPr>
-              <w:ind w:left="0"/>
-            </w:pPr>
-            <w:proofErr w:type="spellStart"/>
+          </w:p>
+          <w:p>
+            <w:pPr>
+              <w:ind w:left="0"/>
+            </w:pPr>
             <w:r>
               <w:t>setExpirationTime</w:t>
             </w:r>
-            <w:proofErr w:type="spellEnd"/>
           </w:p>
         </w:tc>
         <w:tc>
@@ -11477,11 +9713,9 @@
             <w:pPr>
               <w:ind w:left="0"/>
             </w:pPr>
-            <w:proofErr w:type="spellStart"/>
             <w:r>
               <w:t>InitiateMultipartUploadResult</w:t>
             </w:r>
-            <w:proofErr w:type="spellEnd"/>
           </w:p>
           <w:p>
             <w:pPr>
@@ -11499,15 +9733,7 @@
               <w:ind w:left="0"/>
             </w:pPr>
             <w:r>
-              <w:t xml:space="preserve">String </w:t>
-            </w:r>
-            <w:proofErr w:type="spellStart"/>
-            <w:r>
-              <w:t>bucketName</w:t>
-            </w:r>
-            <w:proofErr w:type="spellEnd"/>
-            <w:r>
-              <w:t xml:space="preserve">, </w:t>
+              <w:t xml:space="preserve">String bucketName, </w:t>
             </w:r>
           </w:p>
           <w:p>
@@ -11540,14 +9766,12 @@
               </w:rPr>
               <w:t>上传初始化结果，返回</w:t>
             </w:r>
-            <w:proofErr w:type="spellStart"/>
             <w:r>
               <w:rPr>
                 <w:rFonts w:hint="eastAsia"/>
               </w:rPr>
               <w:t>uploadId</w:t>
             </w:r>
-            <w:proofErr w:type="spellEnd"/>
           </w:p>
         </w:tc>
       </w:tr>
@@ -11560,11 +9784,9 @@
             <w:pPr>
               <w:ind w:left="0"/>
             </w:pPr>
-            <w:proofErr w:type="spellStart"/>
             <w:r>
               <w:t>getUploadId</w:t>
             </w:r>
-            <w:proofErr w:type="spellEnd"/>
           </w:p>
         </w:tc>
         <w:tc>
@@ -11614,21 +9836,8 @@
             <w:pPr>
               <w:ind w:left="0"/>
             </w:pPr>
-            <w:proofErr w:type="spellStart"/>
-            <w:r>
-              <w:t>InitiateMultipartUploadRequest</w:t>
-            </w:r>
-            <w:proofErr w:type="spellEnd"/>
-            <w:r>
-              <w:t xml:space="preserve"> </w:t>
-            </w:r>
-            <w:proofErr w:type="spellStart"/>
-            <w:r>
-              <w:t>initRequest</w:t>
-            </w:r>
-            <w:proofErr w:type="spellEnd"/>
-            <w:r>
-              <w:t xml:space="preserve"> = </w:t>
+            <w:r>
+              <w:t xml:space="preserve">InitiateMultipartUploadRequest initRequest = </w:t>
             </w:r>
           </w:p>
           <w:p>
@@ -11636,85 +9845,31 @@
               <w:ind w:left="0" w:firstLineChars="600" w:firstLine="1260"/>
             </w:pPr>
             <w:r>
-              <w:t xml:space="preserve">new </w:t>
-            </w:r>
-            <w:proofErr w:type="spellStart"/>
-            <w:proofErr w:type="gramStart"/>
-            <w:r>
-              <w:t>InitiateMultipartUploadRequest</w:t>
-            </w:r>
-            <w:proofErr w:type="spellEnd"/>
-            <w:r>
-              <w:t>(</w:t>
-            </w:r>
-            <w:proofErr w:type="spellStart"/>
-            <w:proofErr w:type="gramEnd"/>
-            <w:r>
-              <w:t>bucketName</w:t>
-            </w:r>
-            <w:proofErr w:type="spellEnd"/>
-            <w:r>
-              <w:t xml:space="preserve">, </w:t>
-            </w:r>
-            <w:proofErr w:type="spellStart"/>
-            <w:r>
-              <w:t>objectName</w:t>
-            </w:r>
-            <w:proofErr w:type="spellEnd"/>
-            <w:r>
-              <w:t>);</w:t>
-            </w:r>
-          </w:p>
-          <w:p>
-            <w:pPr>
-              <w:ind w:left="0"/>
-            </w:pPr>
-            <w:proofErr w:type="spellStart"/>
-            <w:r>
-              <w:t>ObjectMetadata</w:t>
-            </w:r>
-            <w:proofErr w:type="spellEnd"/>
-            <w:r>
-              <w:t xml:space="preserve"> metadata = new </w:t>
-            </w:r>
-            <w:proofErr w:type="spellStart"/>
-            <w:proofErr w:type="gramStart"/>
-            <w:r>
-              <w:t>ObjectMetadata</w:t>
-            </w:r>
-            <w:proofErr w:type="spellEnd"/>
-            <w:r>
-              <w:t>(</w:t>
-            </w:r>
-            <w:proofErr w:type="gramEnd"/>
-            <w:r>
-              <w:t>);</w:t>
-            </w:r>
-          </w:p>
-          <w:p>
-            <w:pPr>
-              <w:ind w:left="0"/>
-            </w:pPr>
-            <w:proofErr w:type="spellStart"/>
-            <w:r>
-              <w:t>initRequest.setObjectMetadata</w:t>
-            </w:r>
-            <w:proofErr w:type="spellEnd"/>
-            <w:r>
-              <w:t>(metadata);</w:t>
-            </w:r>
-          </w:p>
-          <w:p>
-            <w:pPr>
-              <w:ind w:left="0"/>
-            </w:pPr>
-            <w:proofErr w:type="spellStart"/>
-            <w:r>
-              <w:t>InitiateMultipartUploadResult</w:t>
-            </w:r>
-            <w:proofErr w:type="spellEnd"/>
-            <w:r>
-              <w:t xml:space="preserve"> result =</w:t>
+              <w:t>new InitiateMultipartUploadRequest(bucketName, objectName);</w:t>
+            </w:r>
+          </w:p>
+          <w:p>
+            <w:pPr>
+              <w:ind w:left="0"/>
+            </w:pPr>
+            <w:r>
+              <w:t>ObjectMetadata metadata = new ObjectMetadata();</w:t>
+            </w:r>
+          </w:p>
+          <w:p>
+            <w:pPr>
+              <w:ind w:left="0"/>
+            </w:pPr>
+            <w:r>
+              <w:t>initRequest.setObjectMetadata(metadata);</w:t>
+            </w:r>
+          </w:p>
+          <w:p>
+            <w:pPr>
+              <w:ind w:left="0"/>
+            </w:pPr>
+            <w:r>
+              <w:t>InitiateMultipartUploadResult result =</w:t>
             </w:r>
           </w:p>
           <w:p>
@@ -11722,39 +9877,15 @@
               <w:ind w:left="0" w:firstLineChars="600" w:firstLine="1260"/>
             </w:pPr>
             <w:r>
-              <w:t>amazonS3.initiateMultipartUpload(</w:t>
-            </w:r>
-            <w:proofErr w:type="spellStart"/>
-            <w:r>
-              <w:t>initRequest</w:t>
-            </w:r>
-            <w:proofErr w:type="spellEnd"/>
-            <w:r>
-              <w:t>);</w:t>
-            </w:r>
-          </w:p>
-          <w:p>
-            <w:pPr>
-              <w:ind w:left="0"/>
-            </w:pPr>
-            <w:r>
-              <w:t xml:space="preserve">            String </w:t>
-            </w:r>
-            <w:proofErr w:type="spellStart"/>
-            <w:r>
-              <w:t>uploadId</w:t>
-            </w:r>
-            <w:proofErr w:type="spellEnd"/>
-            <w:r>
-              <w:t xml:space="preserve"> = </w:t>
-            </w:r>
-            <w:proofErr w:type="spellStart"/>
-            <w:r>
-              <w:t>result.getUploadId</w:t>
-            </w:r>
-            <w:proofErr w:type="spellEnd"/>
-            <w:r>
-              <w:t>();</w:t>
+              <w:t>amazonS3.initiateMultipartUpload(initRequest);</w:t>
+            </w:r>
+          </w:p>
+          <w:p>
+            <w:pPr>
+              <w:ind w:left="0"/>
+            </w:pPr>
+            <w:r>
+              <w:t xml:space="preserve">            String uploadId = result.getUploadId();</w:t>
             </w:r>
           </w:p>
         </w:tc>
@@ -11824,11 +9955,9 @@
             <w:pPr>
               <w:ind w:left="0"/>
             </w:pPr>
-            <w:proofErr w:type="spellStart"/>
             <w:r>
               <w:t>uploadPart</w:t>
             </w:r>
-            <w:proofErr w:type="spellEnd"/>
           </w:p>
           <w:p>
             <w:pPr>
@@ -11840,11 +9969,9 @@
               </w:rPr>
               <w:t>参数：</w:t>
             </w:r>
-            <w:proofErr w:type="spellStart"/>
             <w:r>
               <w:t>UploadPartRequest</w:t>
             </w:r>
-            <w:proofErr w:type="spellEnd"/>
           </w:p>
           <w:p>
             <w:pPr>
@@ -11856,11 +9983,9 @@
               </w:rPr>
               <w:t>返回值：</w:t>
             </w:r>
-            <w:proofErr w:type="spellStart"/>
             <w:r>
               <w:t>UploadPartResult</w:t>
             </w:r>
-            <w:proofErr w:type="spellEnd"/>
           </w:p>
         </w:tc>
         <w:tc>
@@ -11951,12 +10076,10 @@
             <w:pPr>
               <w:ind w:left="0"/>
             </w:pPr>
-            <w:proofErr w:type="spellStart"/>
             <w:r>
               <w:lastRenderedPageBreak/>
               <w:t>UploadPartRequest</w:t>
             </w:r>
-            <w:proofErr w:type="spellEnd"/>
           </w:p>
           <w:p>
             <w:pPr>
@@ -11973,174 +10096,56 @@
             <w:pPr>
               <w:ind w:left="0"/>
             </w:pPr>
-            <w:proofErr w:type="gramStart"/>
-            <w:r>
-              <w:t>.</w:t>
-            </w:r>
-            <w:proofErr w:type="spellStart"/>
-            <w:r>
-              <w:t>withFile</w:t>
-            </w:r>
-            <w:proofErr w:type="spellEnd"/>
-            <w:proofErr w:type="gramEnd"/>
-            <w:r>
-              <w:t>(file)</w:t>
-            </w:r>
-          </w:p>
-          <w:p>
-            <w:pPr>
-              <w:ind w:left="0"/>
-            </w:pPr>
-            <w:proofErr w:type="gramStart"/>
-            <w:r>
-              <w:t>.</w:t>
-            </w:r>
-            <w:proofErr w:type="spellStart"/>
-            <w:r>
-              <w:t>withFileOffset</w:t>
-            </w:r>
-            <w:proofErr w:type="spellEnd"/>
-            <w:proofErr w:type="gramEnd"/>
-            <w:r>
-              <w:t>(</w:t>
-            </w:r>
-            <w:proofErr w:type="spellStart"/>
-            <w:r>
-              <w:t>filepositon</w:t>
-            </w:r>
-            <w:proofErr w:type="spellEnd"/>
-            <w:r>
-              <w:t>)</w:t>
-            </w:r>
-          </w:p>
-          <w:p>
-            <w:pPr>
-              <w:ind w:left="0"/>
-            </w:pPr>
-            <w:proofErr w:type="gramStart"/>
-            <w:r>
-              <w:t>.</w:t>
-            </w:r>
-            <w:proofErr w:type="spellStart"/>
-            <w:r>
-              <w:t>withPartNumber</w:t>
-            </w:r>
-            <w:proofErr w:type="spellEnd"/>
-            <w:proofErr w:type="gramEnd"/>
-            <w:r>
-              <w:t>(</w:t>
-            </w:r>
-            <w:proofErr w:type="spellStart"/>
-            <w:r>
-              <w:t>i</w:t>
-            </w:r>
-            <w:proofErr w:type="spellEnd"/>
-            <w:r>
-              <w:t>)</w:t>
-            </w:r>
-          </w:p>
-          <w:p>
-            <w:pPr>
-              <w:ind w:left="0"/>
-            </w:pPr>
-            <w:proofErr w:type="gramStart"/>
-            <w:r>
-              <w:t>.</w:t>
-            </w:r>
-            <w:proofErr w:type="spellStart"/>
-            <w:r>
-              <w:t>withPartSize</w:t>
-            </w:r>
-            <w:proofErr w:type="spellEnd"/>
-            <w:proofErr w:type="gramEnd"/>
-            <w:r>
-              <w:t>(</w:t>
-            </w:r>
-            <w:proofErr w:type="spellStart"/>
-            <w:r>
-              <w:t>partsize</w:t>
-            </w:r>
-            <w:proofErr w:type="spellEnd"/>
-            <w:r>
-              <w:t>)</w:t>
-            </w:r>
-          </w:p>
-          <w:p>
-            <w:pPr>
-              <w:ind w:left="0"/>
-            </w:pPr>
-            <w:proofErr w:type="gramStart"/>
-            <w:r>
-              <w:t>.</w:t>
-            </w:r>
-            <w:proofErr w:type="spellStart"/>
-            <w:r>
-              <w:t>withBucketName</w:t>
-            </w:r>
-            <w:proofErr w:type="spellEnd"/>
-            <w:proofErr w:type="gramEnd"/>
-            <w:r>
-              <w:t>(</w:t>
-            </w:r>
-            <w:proofErr w:type="spellStart"/>
-            <w:r>
-              <w:t>bucketName</w:t>
-            </w:r>
-            <w:proofErr w:type="spellEnd"/>
-            <w:r>
-              <w:t>)</w:t>
-            </w:r>
-          </w:p>
-          <w:p>
-            <w:pPr>
-              <w:ind w:left="0"/>
-            </w:pPr>
-            <w:proofErr w:type="gramStart"/>
-            <w:r>
-              <w:t>.</w:t>
-            </w:r>
-            <w:proofErr w:type="spellStart"/>
-            <w:r>
-              <w:t>withKey</w:t>
-            </w:r>
-            <w:proofErr w:type="spellEnd"/>
-            <w:proofErr w:type="gramEnd"/>
-            <w:r>
-              <w:t>(</w:t>
-            </w:r>
-            <w:proofErr w:type="spellStart"/>
-            <w:r>
-              <w:t>objectName</w:t>
-            </w:r>
-            <w:proofErr w:type="spellEnd"/>
-            <w:r>
-              <w:t>)</w:t>
-            </w:r>
-          </w:p>
-          <w:p>
-            <w:pPr>
-              <w:ind w:left="0"/>
-            </w:pPr>
-            <w:proofErr w:type="gramStart"/>
-            <w:r>
-              <w:t>.</w:t>
-            </w:r>
-            <w:proofErr w:type="spellStart"/>
-            <w:r>
-              <w:t>withUploadId</w:t>
-            </w:r>
-            <w:proofErr w:type="spellEnd"/>
-            <w:proofErr w:type="gramEnd"/>
-            <w:r>
-              <w:t>(</w:t>
-            </w:r>
-            <w:proofErr w:type="spellStart"/>
-            <w:r>
-              <w:t>uploadId</w:t>
-            </w:r>
-            <w:proofErr w:type="spellEnd"/>
-            <w:r>
-              <w:t>);</w:t>
+            <w:r>
+              <w:t>.withFile(file)</w:t>
+            </w:r>
+          </w:p>
+          <w:p>
+            <w:pPr>
+              <w:ind w:left="0"/>
+            </w:pPr>
+            <w:r>
+              <w:t>.withFileOffset(filepositon)</w:t>
+            </w:r>
+          </w:p>
+          <w:p>
+            <w:pPr>
+              <w:ind w:left="0"/>
+            </w:pPr>
+            <w:r>
+              <w:t>.withPartNumber(i)</w:t>
+            </w:r>
+          </w:p>
+          <w:p>
+            <w:pPr>
+              <w:ind w:left="0"/>
+            </w:pPr>
+            <w:r>
+              <w:t>.withPartSize(partsize)</w:t>
+            </w:r>
+          </w:p>
+          <w:p>
+            <w:pPr>
+              <w:ind w:left="0"/>
+            </w:pPr>
+            <w:r>
+              <w:t>.withBucketName(bucketName)</w:t>
+            </w:r>
+          </w:p>
+          <w:p>
+            <w:pPr>
+              <w:ind w:left="0"/>
+            </w:pPr>
+            <w:r>
+              <w:t>.withKey(objectName)</w:t>
+            </w:r>
+          </w:p>
+          <w:p>
+            <w:pPr>
+              <w:ind w:left="0"/>
+            </w:pPr>
+            <w:r>
+              <w:t>.withUploadId(uploadId);</w:t>
             </w:r>
           </w:p>
           <w:p>
@@ -12153,11 +10158,9 @@
               </w:rPr>
               <w:t>返回值：</w:t>
             </w:r>
-            <w:proofErr w:type="spellStart"/>
             <w:r>
               <w:t>UploadPartRequest</w:t>
             </w:r>
-            <w:proofErr w:type="spellEnd"/>
           </w:p>
         </w:tc>
         <w:tc>
@@ -12174,14 +10177,12 @@
               </w:rPr>
               <w:t>构造</w:t>
             </w:r>
-            <w:proofErr w:type="spellStart"/>
             <w:r>
               <w:rPr>
                 <w:rFonts w:hint="eastAsia"/>
               </w:rPr>
               <w:t>UploadPart</w:t>
             </w:r>
-            <w:proofErr w:type="spellEnd"/>
             <w:r>
               <w:rPr>
                 <w:rFonts w:hint="eastAsia"/>
@@ -12227,37 +10228,134 @@
             <w:pPr>
               <w:ind w:left="0"/>
             </w:pPr>
-            <w:proofErr w:type="spellStart"/>
-            <w:r>
-              <w:t>CreateBucketRequest</w:t>
-            </w:r>
-            <w:proofErr w:type="spellEnd"/>
-            <w:r>
-              <w:t xml:space="preserve"> request = new </w:t>
-            </w:r>
-            <w:proofErr w:type="spellStart"/>
-            <w:r>
-              <w:t>CreateBucketRequest</w:t>
-            </w:r>
-            <w:proofErr w:type="spellEnd"/>
-            <w:r>
-              <w:t>(</w:t>
-            </w:r>
-            <w:proofErr w:type="spellStart"/>
-            <w:r>
-              <w:t>bucket,"region</w:t>
-            </w:r>
-            <w:proofErr w:type="spellEnd"/>
-            <w:r>
-              <w:t>");</w:t>
-            </w:r>
-          </w:p>
-          <w:p>
-            <w:pPr>
-              <w:ind w:left="0"/>
-            </w:pPr>
-            <w:r>
-              <w:t>Bucket result = amazonS3.createBucket(request);</w:t>
+            <w:r>
+              <w:t>int filepositon = 0;</w:t>
+            </w:r>
+          </w:p>
+          <w:p>
+            <w:pPr>
+              <w:ind w:left="0"/>
+            </w:pPr>
+            <w:r>
+              <w:t>long filelength = file.length();</w:t>
+            </w:r>
+          </w:p>
+          <w:p>
+            <w:pPr>
+              <w:ind w:left="0"/>
+            </w:pPr>
+            <w:r>
+              <w:t>for (int i = 1; filepositon &lt; filelength; i++) {</w:t>
+            </w:r>
+          </w:p>
+          <w:p>
+            <w:pPr>
+              <w:ind w:left="0"/>
+            </w:pPr>
+            <w:r>
+              <w:t xml:space="preserve">   long partsize = Math.min(</w:t>
+            </w:r>
+            <w:r>
+              <w:t>5*1024*1024</w:t>
+            </w:r>
+            <w:r>
+              <w:t>, (filelength - filepositon));</w:t>
+            </w:r>
+          </w:p>
+          <w:p>
+            <w:pPr>
+              <w:ind w:left="0"/>
+            </w:pPr>
+            <w:r>
+              <w:t xml:space="preserve">   UploadPartRequest partRequest = new UploadPartRequest()</w:t>
+            </w:r>
+          </w:p>
+          <w:p>
+            <w:pPr>
+              <w:ind w:left="0"/>
+            </w:pPr>
+            <w:r>
+              <w:t xml:space="preserve">                        .withFile(file)</w:t>
+            </w:r>
+          </w:p>
+          <w:p>
+            <w:pPr>
+              <w:ind w:left="0"/>
+            </w:pPr>
+            <w:r>
+              <w:t xml:space="preserve">                        .withFileOffset(filepositon)</w:t>
+            </w:r>
+          </w:p>
+          <w:p>
+            <w:pPr>
+              <w:ind w:left="0"/>
+            </w:pPr>
+            <w:r>
+              <w:t xml:space="preserve">                        .withPartNumber(i)</w:t>
+            </w:r>
+          </w:p>
+          <w:p>
+            <w:pPr>
+              <w:ind w:left="0"/>
+            </w:pPr>
+            <w:r>
+              <w:t xml:space="preserve">                        .withPartSize(partsize)</w:t>
+            </w:r>
+          </w:p>
+          <w:p>
+            <w:pPr>
+              <w:ind w:left="0"/>
+            </w:pPr>
+            <w:r>
+              <w:t xml:space="preserve">                        .withBucketName(bucketName)</w:t>
+            </w:r>
+          </w:p>
+          <w:p>
+            <w:pPr>
+              <w:ind w:left="0"/>
+            </w:pPr>
+            <w:r>
+              <w:t xml:space="preserve">                        .withKey(objectName)</w:t>
+            </w:r>
+          </w:p>
+          <w:p>
+            <w:pPr>
+              <w:ind w:left="0"/>
+            </w:pPr>
+            <w:r>
+              <w:t xml:space="preserve">                        .withUploadId(uploadId);</w:t>
+            </w:r>
+          </w:p>
+          <w:p>
+            <w:pPr>
+              <w:ind w:left="0" w:firstLineChars="200" w:firstLine="420"/>
+            </w:pPr>
+            <w:r>
+              <w:t>UploadPartResult uploadPartResult = amazonS3.uploadPart(partRequest);</w:t>
+            </w:r>
+          </w:p>
+          <w:p>
+            <w:pPr>
+              <w:ind w:left="0"/>
+            </w:pPr>
+            <w:r>
+              <w:t xml:space="preserve">    partETags.add(uploadPartResult.getPartETag());</w:t>
+            </w:r>
+          </w:p>
+          <w:p>
+            <w:pPr>
+              <w:ind w:left="0"/>
+            </w:pPr>
+            <w:r>
+              <w:t xml:space="preserve">    filepositon += partsize;</w:t>
+            </w:r>
+          </w:p>
+          <w:p>
+            <w:pPr>
+              <w:ind w:left="0"/>
+            </w:pPr>
+            <w:r>
+              <w:t>}</w:t>
             </w:r>
           </w:p>
         </w:tc>
@@ -12331,11 +10429,9 @@
             <w:pPr>
               <w:ind w:left="0"/>
             </w:pPr>
-            <w:proofErr w:type="spellStart"/>
             <w:r>
               <w:t>listParts</w:t>
             </w:r>
-            <w:proofErr w:type="spellEnd"/>
           </w:p>
           <w:p>
             <w:pPr>
@@ -12347,13 +10443,8 @@
               </w:rPr>
               <w:t>参数：</w:t>
             </w:r>
-            <w:proofErr w:type="spellStart"/>
-            <w:r>
-              <w:t>ListPartsRequest</w:t>
-            </w:r>
-            <w:proofErr w:type="spellEnd"/>
-            <w:r>
-              <w:t xml:space="preserve"> </w:t>
+            <w:r>
+              <w:t xml:space="preserve">ListPartsRequest </w:t>
             </w:r>
             <w:r>
               <w:rPr>
@@ -12375,13 +10466,8 @@
               </w:rPr>
               <w:t>返回值：</w:t>
             </w:r>
-            <w:proofErr w:type="spellStart"/>
-            <w:r>
-              <w:t>PartListing</w:t>
-            </w:r>
-            <w:proofErr w:type="spellEnd"/>
-            <w:r>
-              <w:t xml:space="preserve"> </w:t>
+            <w:r>
+              <w:t xml:space="preserve">PartListing </w:t>
             </w:r>
             <w:r>
               <w:rPr>
@@ -12408,11 +10494,9 @@
               </w:rPr>
               <w:t>发送</w:t>
             </w:r>
-            <w:proofErr w:type="spellStart"/>
             <w:r>
               <w:t>listParts</w:t>
             </w:r>
-            <w:proofErr w:type="spellEnd"/>
             <w:r>
               <w:rPr>
                 <w:rFonts w:hint="eastAsia"/>
@@ -12457,13 +10541,8 @@
             <w:pPr>
               <w:ind w:left="0"/>
             </w:pPr>
-            <w:proofErr w:type="spellStart"/>
-            <w:r>
-              <w:t>ListPartsRequest</w:t>
-            </w:r>
-            <w:proofErr w:type="spellEnd"/>
-            <w:r>
-              <w:t xml:space="preserve"> </w:t>
+            <w:r>
+              <w:t xml:space="preserve">ListPartsRequest </w:t>
             </w:r>
             <w:r>
               <w:rPr>
@@ -12472,54 +10551,15 @@
               <w:t>r</w:t>
             </w:r>
             <w:r>
-              <w:t xml:space="preserve">equest = new </w:t>
-            </w:r>
-            <w:proofErr w:type="spellStart"/>
-            <w:proofErr w:type="gramStart"/>
-            <w:r>
-              <w:t>ListPartsRequest</w:t>
-            </w:r>
-            <w:proofErr w:type="spellEnd"/>
-            <w:r>
-              <w:t>(</w:t>
-            </w:r>
-            <w:proofErr w:type="spellStart"/>
-            <w:proofErr w:type="gramEnd"/>
-            <w:r>
-              <w:t>bucketName</w:t>
-            </w:r>
-            <w:proofErr w:type="spellEnd"/>
-            <w:r>
-              <w:t xml:space="preserve">, </w:t>
-            </w:r>
-            <w:proofErr w:type="spellStart"/>
-            <w:r>
-              <w:t>objectName</w:t>
-            </w:r>
-            <w:proofErr w:type="spellEnd"/>
-            <w:r>
-              <w:t xml:space="preserve">, </w:t>
-            </w:r>
-            <w:proofErr w:type="spellStart"/>
-            <w:r>
-              <w:t>uploadId</w:t>
-            </w:r>
-            <w:proofErr w:type="spellEnd"/>
-            <w:r>
-              <w:t>);</w:t>
-            </w:r>
-          </w:p>
-          <w:p>
-            <w:pPr>
-              <w:ind w:left="0"/>
-            </w:pPr>
-            <w:proofErr w:type="spellStart"/>
-            <w:r>
-              <w:t>PartListing</w:t>
-            </w:r>
-            <w:proofErr w:type="spellEnd"/>
-            <w:r>
-              <w:t xml:space="preserve"> </w:t>
+              <w:t>equest = new ListPartsRequest(bucketName, objectName, uploadId);</w:t>
+            </w:r>
+          </w:p>
+          <w:p>
+            <w:pPr>
+              <w:ind w:left="0"/>
+            </w:pPr>
+            <w:r>
+              <w:t xml:space="preserve">PartListing </w:t>
             </w:r>
             <w:r>
               <w:rPr>
@@ -12554,6 +10594,7 @@
         <w:ind w:left="210"/>
       </w:pPr>
       <w:r>
+        <w:lastRenderedPageBreak/>
         <w:t>Complete Multipart Upload</w:t>
       </w:r>
     </w:p>
@@ -12611,11 +10652,9 @@
             <w:pPr>
               <w:ind w:left="0"/>
             </w:pPr>
-            <w:proofErr w:type="spellStart"/>
             <w:r>
               <w:t>completeMultipartUpload</w:t>
             </w:r>
-            <w:proofErr w:type="spellEnd"/>
           </w:p>
           <w:p>
             <w:pPr>
@@ -12627,13 +10666,8 @@
               </w:rPr>
               <w:t>参数：</w:t>
             </w:r>
-            <w:proofErr w:type="spellStart"/>
-            <w:r>
-              <w:t>CompleteMultipartUploadRequest</w:t>
-            </w:r>
-            <w:proofErr w:type="spellEnd"/>
-            <w:r>
-              <w:t xml:space="preserve"> </w:t>
+            <w:r>
+              <w:t xml:space="preserve">CompleteMultipartUploadRequest </w:t>
             </w:r>
             <w:r>
               <w:rPr>
@@ -12739,11 +10773,9 @@
             <w:pPr>
               <w:ind w:left="0"/>
             </w:pPr>
-            <w:proofErr w:type="spellStart"/>
             <w:r>
               <w:t>CompleteMultipartUploadRequest</w:t>
             </w:r>
-            <w:proofErr w:type="spellEnd"/>
           </w:p>
           <w:p>
             <w:pPr>
@@ -12761,15 +10793,7 @@
               <w:ind w:left="0"/>
             </w:pPr>
             <w:r>
-              <w:t xml:space="preserve">String </w:t>
-            </w:r>
-            <w:proofErr w:type="spellStart"/>
-            <w:r>
-              <w:t>bucketName</w:t>
-            </w:r>
-            <w:proofErr w:type="spellEnd"/>
-            <w:r>
-              <w:t xml:space="preserve">, </w:t>
+              <w:t xml:space="preserve">String bucketName, </w:t>
             </w:r>
           </w:p>
           <w:p>
@@ -12785,54 +10809,30 @@
               <w:ind w:left="0"/>
             </w:pPr>
             <w:r>
-              <w:t xml:space="preserve">String </w:t>
-            </w:r>
-            <w:proofErr w:type="spellStart"/>
-            <w:r>
-              <w:t>uploadId</w:t>
-            </w:r>
-            <w:proofErr w:type="spellEnd"/>
-            <w:r>
-              <w:t xml:space="preserve">, </w:t>
-            </w:r>
-          </w:p>
-          <w:p>
-            <w:pPr>
-              <w:ind w:left="0"/>
-            </w:pPr>
-            <w:r>
-              <w:t>List&lt;</w:t>
-            </w:r>
-            <w:proofErr w:type="spellStart"/>
-            <w:r>
-              <w:t>PartETag</w:t>
-            </w:r>
-            <w:proofErr w:type="spellEnd"/>
-            <w:r>
-              <w:t xml:space="preserve">&gt; </w:t>
-            </w:r>
-            <w:proofErr w:type="spellStart"/>
-            <w:r>
-              <w:t>partETags</w:t>
-            </w:r>
-            <w:proofErr w:type="spellEnd"/>
-          </w:p>
-          <w:p>
-            <w:pPr>
-              <w:ind w:left="0"/>
-            </w:pPr>
-            <w:r>
-              <w:rPr>
-                <w:rFonts w:hint="eastAsia"/>
-              </w:rPr>
-              <w:lastRenderedPageBreak/>
+              <w:t xml:space="preserve">String uploadId, </w:t>
+            </w:r>
+          </w:p>
+          <w:p>
+            <w:pPr>
+              <w:ind w:left="0"/>
+            </w:pPr>
+            <w:r>
+              <w:t>List&lt;PartETag&gt; partETags</w:t>
+            </w:r>
+          </w:p>
+          <w:p>
+            <w:pPr>
+              <w:ind w:left="0"/>
+            </w:pPr>
+            <w:r>
+              <w:rPr>
+                <w:rFonts w:hint="eastAsia"/>
+              </w:rPr>
               <w:t>返回值：</w:t>
             </w:r>
-            <w:proofErr w:type="spellStart"/>
             <w:r>
               <w:t>CompleteMultipartUploadRequest</w:t>
             </w:r>
-            <w:proofErr w:type="spellEnd"/>
           </w:p>
         </w:tc>
         <w:tc>
@@ -12847,7 +10847,6 @@
               <w:rPr>
                 <w:rFonts w:hint="eastAsia"/>
               </w:rPr>
-              <w:lastRenderedPageBreak/>
               <w:t>构造</w:t>
             </w:r>
             <w:r>
@@ -12898,21 +10897,8 @@
             <w:pPr>
               <w:ind w:left="0"/>
             </w:pPr>
-            <w:proofErr w:type="spellStart"/>
-            <w:r>
-              <w:t>CompleteMultipartUploadRequest</w:t>
-            </w:r>
-            <w:proofErr w:type="spellEnd"/>
-            <w:r>
-              <w:t xml:space="preserve"> </w:t>
-            </w:r>
-            <w:proofErr w:type="spellStart"/>
-            <w:r>
-              <w:t>completeRequest</w:t>
-            </w:r>
-            <w:proofErr w:type="spellEnd"/>
-            <w:r>
-              <w:t xml:space="preserve"> = </w:t>
+            <w:r>
+              <w:t xml:space="preserve">CompleteMultipartUploadRequest completeRequest = </w:t>
             </w:r>
           </w:p>
           <w:p>
@@ -12920,152 +10906,47 @@
               <w:ind w:left="0" w:firstLineChars="600" w:firstLine="1260"/>
             </w:pPr>
             <w:r>
-              <w:t xml:space="preserve">new </w:t>
-            </w:r>
-            <w:proofErr w:type="spellStart"/>
-            <w:proofErr w:type="gramStart"/>
-            <w:r>
-              <w:t>CompleteMultipartUploadRequest</w:t>
-            </w:r>
-            <w:proofErr w:type="spellEnd"/>
-            <w:r>
-              <w:t>(</w:t>
-            </w:r>
-            <w:proofErr w:type="gramEnd"/>
-            <w:r>
-              <w:t>)</w:t>
-            </w:r>
-          </w:p>
-          <w:p>
-            <w:pPr>
-              <w:ind w:left="0"/>
-            </w:pPr>
-            <w:r>
-              <w:t xml:space="preserve">                    </w:t>
-            </w:r>
-            <w:proofErr w:type="gramStart"/>
-            <w:r>
-              <w:t>.</w:t>
-            </w:r>
-            <w:proofErr w:type="spellStart"/>
-            <w:r>
-              <w:t>withBucketName</w:t>
-            </w:r>
-            <w:proofErr w:type="spellEnd"/>
-            <w:proofErr w:type="gramEnd"/>
-            <w:r>
-              <w:t>(</w:t>
-            </w:r>
-            <w:proofErr w:type="spellStart"/>
-            <w:r>
-              <w:t>bucketName</w:t>
-            </w:r>
-            <w:proofErr w:type="spellEnd"/>
-            <w:r>
-              <w:t>)</w:t>
-            </w:r>
-          </w:p>
-          <w:p>
-            <w:pPr>
-              <w:ind w:left="0"/>
-            </w:pPr>
-            <w:r>
-              <w:t xml:space="preserve">                    </w:t>
-            </w:r>
-            <w:proofErr w:type="gramStart"/>
-            <w:r>
-              <w:t>.</w:t>
-            </w:r>
-            <w:proofErr w:type="spellStart"/>
-            <w:r>
-              <w:t>withKey</w:t>
-            </w:r>
-            <w:proofErr w:type="spellEnd"/>
-            <w:proofErr w:type="gramEnd"/>
-            <w:r>
-              <w:t>(</w:t>
-            </w:r>
-            <w:proofErr w:type="spellStart"/>
-            <w:r>
-              <w:t>objectName</w:t>
-            </w:r>
-            <w:proofErr w:type="spellEnd"/>
-            <w:r>
-              <w:t>)</w:t>
-            </w:r>
-          </w:p>
-          <w:p>
-            <w:pPr>
-              <w:ind w:left="0"/>
-            </w:pPr>
-            <w:r>
-              <w:t xml:space="preserve">                    </w:t>
-            </w:r>
-            <w:proofErr w:type="gramStart"/>
-            <w:r>
-              <w:t>.</w:t>
-            </w:r>
-            <w:proofErr w:type="spellStart"/>
-            <w:r>
-              <w:t>withUploadId</w:t>
-            </w:r>
-            <w:proofErr w:type="spellEnd"/>
-            <w:proofErr w:type="gramEnd"/>
-            <w:r>
-              <w:t>(</w:t>
-            </w:r>
-            <w:proofErr w:type="spellStart"/>
-            <w:r>
-              <w:t>uploadId</w:t>
-            </w:r>
-            <w:proofErr w:type="spellEnd"/>
-            <w:r>
-              <w:t>)</w:t>
-            </w:r>
-          </w:p>
-          <w:p>
-            <w:pPr>
-              <w:ind w:left="0"/>
-            </w:pPr>
-            <w:r>
-              <w:t xml:space="preserve">                    </w:t>
-            </w:r>
-            <w:proofErr w:type="gramStart"/>
-            <w:r>
-              <w:t>.</w:t>
-            </w:r>
-            <w:proofErr w:type="spellStart"/>
-            <w:r>
-              <w:t>withPartETags</w:t>
-            </w:r>
-            <w:proofErr w:type="spellEnd"/>
-            <w:proofErr w:type="gramEnd"/>
-            <w:r>
-              <w:t>(</w:t>
-            </w:r>
-            <w:proofErr w:type="spellStart"/>
-            <w:r>
-              <w:t>partETags</w:t>
-            </w:r>
-            <w:proofErr w:type="spellEnd"/>
-            <w:r>
-              <w:t>);</w:t>
-            </w:r>
-          </w:p>
-          <w:p>
-            <w:pPr>
-              <w:ind w:left="0"/>
-            </w:pPr>
-            <w:r>
-              <w:t>amazonS3.completeMultipartUpload(</w:t>
-            </w:r>
-            <w:proofErr w:type="spellStart"/>
-            <w:r>
-              <w:t>completeRequest</w:t>
-            </w:r>
-            <w:proofErr w:type="spellEnd"/>
-            <w:r>
-              <w:t>);</w:t>
+              <w:t>new CompleteMultipartUploadRequest()</w:t>
+            </w:r>
+          </w:p>
+          <w:p>
+            <w:pPr>
+              <w:ind w:left="0"/>
+            </w:pPr>
+            <w:r>
+              <w:t xml:space="preserve">                    .withBucketName(bucketName)</w:t>
+            </w:r>
+          </w:p>
+          <w:p>
+            <w:pPr>
+              <w:ind w:left="0"/>
+            </w:pPr>
+            <w:r>
+              <w:t xml:space="preserve">                    .withKey(objectName)</w:t>
+            </w:r>
+          </w:p>
+          <w:p>
+            <w:pPr>
+              <w:ind w:left="0"/>
+            </w:pPr>
+            <w:r>
+              <w:t xml:space="preserve">                    .withUploadId(uploadId)</w:t>
+            </w:r>
+          </w:p>
+          <w:p>
+            <w:pPr>
+              <w:ind w:left="0"/>
+            </w:pPr>
+            <w:r>
+              <w:t xml:space="preserve">                    .withPartETags(partETags);</w:t>
+            </w:r>
+          </w:p>
+          <w:p>
+            <w:pPr>
+              <w:ind w:left="0"/>
+            </w:pPr>
+            <w:r>
+              <w:t>amazonS3.completeMultipartUpload(completeRequest);</w:t>
             </w:r>
           </w:p>
         </w:tc>
@@ -13134,11 +11015,9 @@
             <w:pPr>
               <w:ind w:left="0"/>
             </w:pPr>
-            <w:proofErr w:type="spellStart"/>
             <w:r>
               <w:t>abortMultipartUpload</w:t>
             </w:r>
-            <w:proofErr w:type="spellEnd"/>
           </w:p>
           <w:p>
             <w:pPr>
@@ -13150,13 +11029,8 @@
               </w:rPr>
               <w:t>参数：</w:t>
             </w:r>
-            <w:proofErr w:type="spellStart"/>
-            <w:r>
-              <w:t>AbortMultipartUploadRequest</w:t>
-            </w:r>
-            <w:proofErr w:type="spellEnd"/>
-            <w:r>
-              <w:t xml:space="preserve"> request</w:t>
+            <w:r>
+              <w:t>AbortMultipartUploadRequest request</w:t>
             </w:r>
           </w:p>
           <w:p>
@@ -13257,11 +11131,9 @@
             <w:pPr>
               <w:ind w:left="0"/>
             </w:pPr>
-            <w:proofErr w:type="spellStart"/>
             <w:r>
               <w:t>AbortMultipartUploadRequest</w:t>
             </w:r>
-            <w:proofErr w:type="spellEnd"/>
           </w:p>
           <w:p>
             <w:pPr>
@@ -13279,15 +11151,7 @@
               <w:ind w:left="0"/>
             </w:pPr>
             <w:r>
-              <w:t xml:space="preserve">String </w:t>
-            </w:r>
-            <w:proofErr w:type="spellStart"/>
-            <w:r>
-              <w:t>bucketName</w:t>
-            </w:r>
-            <w:proofErr w:type="spellEnd"/>
-            <w:r>
-              <w:t xml:space="preserve">, </w:t>
+              <w:t xml:space="preserve">String bucketName, </w:t>
             </w:r>
           </w:p>
           <w:p>
@@ -13303,15 +11167,7 @@
               <w:ind w:left="0"/>
             </w:pPr>
             <w:r>
-              <w:t xml:space="preserve">String </w:t>
-            </w:r>
-            <w:proofErr w:type="spellStart"/>
-            <w:r>
-              <w:t>uploadId</w:t>
-            </w:r>
-            <w:proofErr w:type="spellEnd"/>
-            <w:r>
-              <w:t xml:space="preserve">, </w:t>
+              <w:t xml:space="preserve">String uploadId, </w:t>
             </w:r>
           </w:p>
           <w:p>
@@ -13324,11 +11180,9 @@
               </w:rPr>
               <w:t>返回值：</w:t>
             </w:r>
-            <w:proofErr w:type="spellStart"/>
             <w:r>
               <w:t>AbortMultipartUploadRequest</w:t>
             </w:r>
-            <w:proofErr w:type="spellEnd"/>
           </w:p>
         </w:tc>
         <w:tc>
@@ -13397,13 +11251,8 @@
             <w:pPr>
               <w:ind w:left="0"/>
             </w:pPr>
-            <w:proofErr w:type="spellStart"/>
-            <w:r>
-              <w:t>AbortMultipartUploadRequest</w:t>
-            </w:r>
-            <w:proofErr w:type="spellEnd"/>
-            <w:r>
-              <w:t xml:space="preserve"> request = </w:t>
+            <w:r>
+              <w:t xml:space="preserve">AbortMultipartUploadRequest request = </w:t>
             </w:r>
           </w:p>
           <w:p>
@@ -13411,25 +11260,8 @@
               <w:ind w:left="0" w:firstLineChars="400" w:firstLine="840"/>
             </w:pPr>
             <w:r>
-              <w:t xml:space="preserve">new </w:t>
-            </w:r>
-            <w:proofErr w:type="spellStart"/>
-            <w:proofErr w:type="gramStart"/>
-            <w:r>
-              <w:t>AbortMultipartUploadRequest</w:t>
-            </w:r>
-            <w:proofErr w:type="spellEnd"/>
-            <w:r>
-              <w:t>(</w:t>
-            </w:r>
-            <w:proofErr w:type="spellStart"/>
-            <w:proofErr w:type="gramEnd"/>
-            <w:r>
-              <w:t>bucketName</w:t>
-            </w:r>
-            <w:proofErr w:type="spellEnd"/>
-            <w:r>
-              <w:t>, key, "123456");</w:t>
+              <w:lastRenderedPageBreak/>
+              <w:t>new AbortMultipartUploadRequest(bucketName, key, "123456");</w:t>
             </w:r>
           </w:p>
           <w:p>
@@ -13449,6 +11281,7 @@
         <w:ind w:left="210"/>
       </w:pPr>
       <w:r>
+        <w:lastRenderedPageBreak/>
         <w:t>List Multipart Uploads</w:t>
       </w:r>
     </w:p>
@@ -13506,11 +11339,9 @@
             <w:pPr>
               <w:ind w:left="0"/>
             </w:pPr>
-            <w:proofErr w:type="spellStart"/>
             <w:r>
               <w:t>listParts</w:t>
             </w:r>
-            <w:proofErr w:type="spellEnd"/>
           </w:p>
           <w:p>
             <w:pPr>
@@ -13522,13 +11353,8 @@
               </w:rPr>
               <w:t>参数：</w:t>
             </w:r>
-            <w:proofErr w:type="spellStart"/>
-            <w:r>
-              <w:t>ListPartsRequest</w:t>
-            </w:r>
-            <w:proofErr w:type="spellEnd"/>
-            <w:r>
-              <w:t xml:space="preserve"> </w:t>
+            <w:r>
+              <w:t xml:space="preserve">ListPartsRequest </w:t>
             </w:r>
             <w:r>
               <w:rPr>
@@ -13550,13 +11376,8 @@
               </w:rPr>
               <w:t>返回值：</w:t>
             </w:r>
-            <w:proofErr w:type="spellStart"/>
-            <w:r>
-              <w:t>PartListing</w:t>
-            </w:r>
-            <w:proofErr w:type="spellEnd"/>
-            <w:r>
-              <w:t xml:space="preserve"> </w:t>
+            <w:r>
+              <w:t xml:space="preserve">PartListing </w:t>
             </w:r>
             <w:r>
               <w:rPr>
@@ -13583,11 +11404,9 @@
               </w:rPr>
               <w:t>发送</w:t>
             </w:r>
-            <w:proofErr w:type="spellStart"/>
             <w:r>
               <w:t>listParts</w:t>
             </w:r>
-            <w:proofErr w:type="spellEnd"/>
             <w:r>
               <w:rPr>
                 <w:rFonts w:hint="eastAsia"/>
@@ -13632,29 +11451,8 @@
             <w:pPr>
               <w:ind w:left="0"/>
             </w:pPr>
-            <w:proofErr w:type="spellStart"/>
-            <w:r>
-              <w:t>ListMultipartUploadsRequest</w:t>
-            </w:r>
-            <w:proofErr w:type="spellEnd"/>
-            <w:r>
-              <w:t xml:space="preserve"> request = new </w:t>
-            </w:r>
-            <w:proofErr w:type="spellStart"/>
-            <w:r>
-              <w:t>ListMultipartUploadsRequest</w:t>
-            </w:r>
-            <w:proofErr w:type="spellEnd"/>
-            <w:r>
-              <w:t>(</w:t>
-            </w:r>
-            <w:proofErr w:type="spellStart"/>
-            <w:r>
-              <w:t>bucketName</w:t>
-            </w:r>
-            <w:proofErr w:type="spellEnd"/>
-            <w:r>
-              <w:t>);</w:t>
+            <w:r>
+              <w:t>ListMultipartUploadsRequest request = new ListMultipartUploadsRequest(bucketName);</w:t>
             </w:r>
           </w:p>
           <w:p>
@@ -13681,7 +11479,6 @@
         <w:rPr>
           <w:rFonts w:hint="eastAsia"/>
         </w:rPr>
-        <w:lastRenderedPageBreak/>
         <w:t>Story</w:t>
       </w:r>
       <w:r>
@@ -13780,57 +11577,35 @@
         </w:rPr>
         <w:t>—</w:t>
       </w:r>
-      <w:proofErr w:type="spellStart"/>
       <w:r>
         <w:rPr>
           <w:rFonts w:asciiTheme="minorEastAsia" w:hAnsiTheme="minorEastAsia" w:hint="eastAsia"/>
         </w:rPr>
-        <w:t>SequoiaDB</w:t>
-      </w:r>
-      <w:proofErr w:type="spellEnd"/>
+        <w:t>SequoiaDB兼容Amazon</w:t>
+      </w:r>
+      <w:r>
+        <w:rPr>
+          <w:rFonts w:asciiTheme="minorEastAsia" w:hAnsiTheme="minorEastAsia"/>
+        </w:rPr>
+        <w:t xml:space="preserve"> </w:t>
+      </w:r>
       <w:r>
         <w:rPr>
           <w:rFonts w:asciiTheme="minorEastAsia" w:hAnsiTheme="minorEastAsia" w:hint="eastAsia"/>
         </w:rPr>
-        <w:t>兼容Amazon</w:t>
+        <w:t>S</w:t>
       </w:r>
       <w:r>
         <w:rPr>
           <w:rFonts w:asciiTheme="minorEastAsia" w:hAnsiTheme="minorEastAsia"/>
         </w:rPr>
-        <w:t xml:space="preserve"> </w:t>
+        <w:t>3</w:t>
       </w:r>
       <w:r>
         <w:rPr>
           <w:rFonts w:asciiTheme="minorEastAsia" w:hAnsiTheme="minorEastAsia" w:hint="eastAsia"/>
         </w:rPr>
-        <w:t>S</w:t>
-      </w:r>
-      <w:r>
-        <w:rPr>
-          <w:rFonts w:asciiTheme="minorEastAsia" w:hAnsiTheme="minorEastAsia"/>
-        </w:rPr>
-        <w:t>3</w:t>
-      </w:r>
-      <w:r>
-        <w:rPr>
-          <w:rFonts w:asciiTheme="minorEastAsia" w:hAnsiTheme="minorEastAsia" w:hint="eastAsia"/>
-        </w:rPr>
-        <w:t>接口.</w:t>
-      </w:r>
-      <w:proofErr w:type="spellStart"/>
-      <w:r>
-        <w:rPr>
-          <w:rFonts w:asciiTheme="minorEastAsia" w:hAnsiTheme="minorEastAsia" w:hint="eastAsia"/>
-        </w:rPr>
-        <w:t>docx</w:t>
-      </w:r>
-      <w:proofErr w:type="spellEnd"/>
-      <w:r>
-        <w:rPr>
-          <w:rFonts w:asciiTheme="minorEastAsia" w:hAnsiTheme="minorEastAsia" w:hint="eastAsia"/>
-        </w:rPr>
-        <w:t>》。</w:t>
+        <w:t>接口.docx》。</w:t>
       </w:r>
     </w:p>
     <w:p>
@@ -13914,23 +11689,7 @@
           <w:rFonts w:hint="eastAsia"/>
           <w:color w:val="00B0F0"/>
         </w:rPr>
-        <w:t>使用时序</w:t>
-      </w:r>
-      <w:proofErr w:type="gramStart"/>
-      <w:r>
-        <w:rPr>
-          <w:rFonts w:hint="eastAsia"/>
-          <w:color w:val="00B0F0"/>
-        </w:rPr>
-        <w:t>图或者</w:t>
-      </w:r>
-      <w:proofErr w:type="gramEnd"/>
-      <w:r>
-        <w:rPr>
-          <w:rFonts w:hint="eastAsia"/>
-          <w:color w:val="00B0F0"/>
-        </w:rPr>
-        <w:t>活动图</w:t>
+        <w:t>使用时序图或者活动图</w:t>
       </w:r>
       <w:r>
         <w:rPr>
@@ -14286,6 +12045,7 @@
               <w:rPr>
                 <w:rFonts w:hint="eastAsia"/>
               </w:rPr>
+              <w:lastRenderedPageBreak/>
               <w:t>PUT</w:t>
             </w:r>
           </w:p>
@@ -14340,46 +12100,26 @@
                 <w:color w:val="FF0000"/>
               </w:rPr>
             </w:pPr>
-            <w:proofErr w:type="spellStart"/>
             <w:r>
               <w:rPr>
                 <w:rFonts w:cstheme="minorHAnsi"/>
                 <w:i/>
                 <w:color w:val="FF0000"/>
               </w:rPr>
-              <w:t>partNumber</w:t>
-            </w:r>
-            <w:proofErr w:type="spellEnd"/>
+              <w:t>partNumber=</w:t>
+            </w:r>
+          </w:p>
+          <w:p>
+            <w:pPr>
+              <w:ind w:left="0"/>
+            </w:pPr>
             <w:r>
               <w:rPr>
                 <w:rFonts w:cstheme="minorHAnsi"/>
                 <w:i/>
                 <w:color w:val="FF0000"/>
               </w:rPr>
-              <w:t>=</w:t>
-            </w:r>
-          </w:p>
-          <w:p>
-            <w:pPr>
-              <w:ind w:left="0"/>
-            </w:pPr>
-            <w:proofErr w:type="spellStart"/>
-            <w:r>
-              <w:rPr>
-                <w:rFonts w:cstheme="minorHAnsi"/>
-                <w:i/>
-                <w:color w:val="FF0000"/>
-              </w:rPr>
-              <w:t>uploadId</w:t>
-            </w:r>
-            <w:proofErr w:type="spellEnd"/>
-            <w:r>
-              <w:rPr>
-                <w:rFonts w:cstheme="minorHAnsi"/>
-                <w:i/>
-                <w:color w:val="FF0000"/>
-              </w:rPr>
-              <w:t>=</w:t>
+              <w:t>uploadId=</w:t>
             </w:r>
           </w:p>
         </w:tc>
@@ -14479,21 +12219,12 @@
                 <w:color w:val="FF0000"/>
               </w:rPr>
             </w:pPr>
-            <w:proofErr w:type="spellStart"/>
             <w:r>
               <w:rPr>
                 <w:i/>
                 <w:color w:val="FF0000"/>
               </w:rPr>
-              <w:t>uploadId</w:t>
-            </w:r>
-            <w:proofErr w:type="spellEnd"/>
-            <w:r>
-              <w:rPr>
-                <w:i/>
-                <w:color w:val="FF0000"/>
-              </w:rPr>
-              <w:t>=</w:t>
+              <w:t>uploadId=</w:t>
             </w:r>
           </w:p>
         </w:tc>
@@ -14592,21 +12323,12 @@
                 <w:color w:val="FF0000"/>
               </w:rPr>
             </w:pPr>
-            <w:proofErr w:type="spellStart"/>
             <w:r>
               <w:rPr>
                 <w:i/>
                 <w:color w:val="FF0000"/>
               </w:rPr>
-              <w:t>uploadId</w:t>
-            </w:r>
-            <w:proofErr w:type="spellEnd"/>
-            <w:r>
-              <w:rPr>
-                <w:i/>
-                <w:color w:val="FF0000"/>
-              </w:rPr>
-              <w:t>=</w:t>
+              <w:t>uploadId=</w:t>
             </w:r>
           </w:p>
         </w:tc>
@@ -14699,21 +12421,12 @@
                 <w:color w:val="FF0000"/>
               </w:rPr>
             </w:pPr>
-            <w:proofErr w:type="spellStart"/>
             <w:r>
               <w:rPr>
                 <w:i/>
                 <w:color w:val="FF0000"/>
               </w:rPr>
-              <w:t>uploadId</w:t>
-            </w:r>
-            <w:proofErr w:type="spellEnd"/>
-            <w:r>
-              <w:rPr>
-                <w:i/>
-                <w:color w:val="FF0000"/>
-              </w:rPr>
-              <w:t>=</w:t>
+              <w:t>uploadId=</w:t>
             </w:r>
           </w:p>
         </w:tc>
@@ -14898,7 +12611,6 @@
         <w:rPr>
           <w:rFonts w:hint="eastAsia"/>
         </w:rPr>
-        <w:lastRenderedPageBreak/>
         <w:t>当系统收</w:t>
       </w:r>
       <w:r>
@@ -14920,28 +12632,24 @@
         </w:rPr>
         <w:t>上传请求，会生成一个唯一的</w:t>
       </w:r>
-      <w:proofErr w:type="spellStart"/>
       <w:r>
         <w:rPr>
           <w:rFonts w:hint="eastAsia"/>
         </w:rPr>
         <w:t>upLoadId</w:t>
       </w:r>
-      <w:proofErr w:type="spellEnd"/>
       <w:r>
         <w:rPr>
           <w:rFonts w:hint="eastAsia"/>
         </w:rPr>
         <w:t>，将请求中的元数据和</w:t>
       </w:r>
-      <w:proofErr w:type="spellStart"/>
       <w:r>
         <w:rPr>
           <w:rFonts w:hint="eastAsia"/>
         </w:rPr>
         <w:t>upLoadId</w:t>
       </w:r>
-      <w:proofErr w:type="spellEnd"/>
       <w:r>
         <w:rPr>
           <w:rFonts w:hint="eastAsia"/>
@@ -14967,14 +12675,12 @@
         </w:rPr>
         <w:t>返回</w:t>
       </w:r>
-      <w:proofErr w:type="spellStart"/>
       <w:r>
         <w:rPr>
           <w:rFonts w:hint="eastAsia"/>
         </w:rPr>
         <w:t>uploadId</w:t>
       </w:r>
-      <w:proofErr w:type="spellEnd"/>
       <w:r>
         <w:rPr>
           <w:rFonts w:hint="eastAsia"/>
@@ -15016,14 +12722,12 @@
         </w:rPr>
         <w:t>生成表中的“</w:t>
       </w:r>
-      <w:proofErr w:type="spellStart"/>
       <w:r>
         <w:rPr>
           <w:rFonts w:hint="eastAsia"/>
         </w:rPr>
         <w:t>UploadID</w:t>
       </w:r>
-      <w:proofErr w:type="spellEnd"/>
       <w:r>
         <w:rPr>
           <w:rFonts w:hint="eastAsia"/>
@@ -15208,14 +12912,12 @@
         </w:rPr>
         <w:t>首先获得</w:t>
       </w:r>
-      <w:proofErr w:type="spellStart"/>
       <w:r>
         <w:rPr>
           <w:rFonts w:hint="eastAsia"/>
         </w:rPr>
         <w:t>uploadId</w:t>
       </w:r>
-      <w:proofErr w:type="spellEnd"/>
       <w:r>
         <w:rPr>
           <w:rFonts w:hint="eastAsia"/>
@@ -15232,21 +12934,7 @@
         <w:rPr>
           <w:rFonts w:hint="eastAsia"/>
         </w:rPr>
-        <w:t>x-</w:t>
-      </w:r>
-      <w:proofErr w:type="spellStart"/>
-      <w:r>
-        <w:rPr>
-          <w:rFonts w:hint="eastAsia"/>
-        </w:rPr>
-        <w:t>amz</w:t>
-      </w:r>
-      <w:proofErr w:type="spellEnd"/>
-      <w:r>
-        <w:rPr>
-          <w:rFonts w:hint="eastAsia"/>
-        </w:rPr>
-        <w:t>-decoded-content-length</w:t>
+        <w:t>x-amz-decoded-content-length</w:t>
       </w:r>
       <w:r>
         <w:rPr>
@@ -15306,30 +12994,27 @@
         <w:rPr>
           <w:rFonts w:hint="eastAsia"/>
         </w:rPr>
+        <w:lastRenderedPageBreak/>
         <w:t>检查</w:t>
       </w:r>
-      <w:proofErr w:type="spellStart"/>
       <w:r>
         <w:rPr>
           <w:rFonts w:hint="eastAsia"/>
         </w:rPr>
         <w:t>partnumber</w:t>
       </w:r>
-      <w:proofErr w:type="spellEnd"/>
       <w:r>
         <w:rPr>
           <w:rFonts w:hint="eastAsia"/>
         </w:rPr>
         <w:t>是否有效，</w:t>
       </w:r>
-      <w:proofErr w:type="spellStart"/>
       <w:r>
         <w:rPr>
           <w:rFonts w:hint="eastAsia"/>
         </w:rPr>
         <w:t>partnumber</w:t>
       </w:r>
-      <w:proofErr w:type="spellEnd"/>
       <w:r>
         <w:rPr>
           <w:rFonts w:hint="eastAsia"/>
@@ -15373,7 +13058,6 @@
         </w:rPr>
         <w:t>查询</w:t>
       </w:r>
-      <w:proofErr w:type="spellStart"/>
       <w:r>
         <w:rPr>
           <w:rFonts w:hint="eastAsia"/>
@@ -15387,7 +13071,6 @@
         </w:rPr>
         <w:t>adId</w:t>
       </w:r>
-      <w:proofErr w:type="spellEnd"/>
       <w:r>
         <w:rPr>
           <w:rFonts w:hint="eastAsia"/>
@@ -15412,28 +13095,24 @@
         </w:rPr>
         <w:t>到</w:t>
       </w:r>
-      <w:proofErr w:type="spellStart"/>
       <w:r>
         <w:rPr>
           <w:rFonts w:hint="eastAsia"/>
         </w:rPr>
         <w:t>partList</w:t>
       </w:r>
-      <w:proofErr w:type="spellEnd"/>
       <w:r>
         <w:rPr>
           <w:rFonts w:hint="eastAsia"/>
         </w:rPr>
         <w:t>表中查询并锁定</w:t>
       </w:r>
-      <w:proofErr w:type="spellStart"/>
       <w:r>
         <w:rPr>
           <w:rFonts w:hint="eastAsia"/>
         </w:rPr>
         <w:t>uploadId+partNumber</w:t>
       </w:r>
-      <w:proofErr w:type="spellEnd"/>
       <w:r>
         <w:rPr>
           <w:rFonts w:hint="eastAsia"/>
@@ -15446,28 +13125,24 @@
         </w:rPr>
         <w:t>在</w:t>
       </w:r>
-      <w:proofErr w:type="spellStart"/>
       <w:r>
         <w:rPr>
           <w:rFonts w:hint="eastAsia"/>
         </w:rPr>
         <w:t>partList</w:t>
       </w:r>
-      <w:proofErr w:type="spellEnd"/>
       <w:r>
         <w:rPr>
           <w:rFonts w:hint="eastAsia"/>
         </w:rPr>
         <w:t>中写入</w:t>
       </w:r>
-      <w:proofErr w:type="spellStart"/>
       <w:r>
         <w:rPr>
           <w:rFonts w:hint="eastAsia"/>
         </w:rPr>
         <w:t>uploadId+partNumber+size</w:t>
       </w:r>
-      <w:proofErr w:type="spellEnd"/>
       <w:r>
         <w:rPr>
           <w:rFonts w:hint="eastAsia"/>
@@ -15480,28 +13155,24 @@
         </w:rPr>
         <w:t>查找</w:t>
       </w:r>
-      <w:proofErr w:type="spellStart"/>
       <w:r>
         <w:rPr>
           <w:rFonts w:hint="eastAsia"/>
         </w:rPr>
         <w:t>partList</w:t>
       </w:r>
-      <w:proofErr w:type="spellEnd"/>
       <w:r>
         <w:rPr>
           <w:rFonts w:hint="eastAsia"/>
         </w:rPr>
         <w:t>中该</w:t>
       </w:r>
-      <w:proofErr w:type="spellStart"/>
       <w:r>
         <w:rPr>
           <w:rFonts w:hint="eastAsia"/>
         </w:rPr>
         <w:t>uploadId</w:t>
       </w:r>
-      <w:proofErr w:type="spellEnd"/>
       <w:r>
         <w:rPr>
           <w:rFonts w:hint="eastAsia"/>
@@ -15520,28 +13191,24 @@
         </w:rPr>
         <w:t>的记录且</w:t>
       </w:r>
-      <w:proofErr w:type="spellStart"/>
       <w:r>
         <w:rPr>
           <w:rFonts w:hint="eastAsia"/>
         </w:rPr>
         <w:t>LobId</w:t>
       </w:r>
-      <w:proofErr w:type="spellEnd"/>
       <w:r>
         <w:rPr>
           <w:rFonts w:hint="eastAsia"/>
         </w:rPr>
         <w:t>不为空，如果有则获取</w:t>
       </w:r>
-      <w:proofErr w:type="spellStart"/>
       <w:r>
         <w:rPr>
           <w:rFonts w:hint="eastAsia"/>
         </w:rPr>
         <w:t>partNumber</w:t>
       </w:r>
-      <w:proofErr w:type="spellEnd"/>
       <w:r>
         <w:rPr>
           <w:rFonts w:hint="eastAsia"/>
@@ -15560,14 +13227,12 @@
         </w:rPr>
         <w:t>的记录中的</w:t>
       </w:r>
-      <w:proofErr w:type="spellStart"/>
       <w:r>
         <w:rPr>
           <w:rFonts w:hint="eastAsia"/>
         </w:rPr>
         <w:t>LobId</w:t>
       </w:r>
-      <w:proofErr w:type="spellEnd"/>
       <w:r>
         <w:rPr>
           <w:rFonts w:hint="eastAsia"/>
@@ -15631,14 +13296,12 @@
         </w:rPr>
         <w:t>如果没有则创建新的</w:t>
       </w:r>
-      <w:proofErr w:type="spellStart"/>
       <w:r>
         <w:rPr>
           <w:rFonts w:hint="eastAsia"/>
         </w:rPr>
         <w:t>LobId</w:t>
       </w:r>
-      <w:proofErr w:type="spellEnd"/>
       <w:r>
         <w:rPr>
           <w:rFonts w:hint="eastAsia"/>
@@ -15702,7 +13365,6 @@
         </w:rPr>
         <w:t>和偏移量写入</w:t>
       </w:r>
-      <w:proofErr w:type="spellStart"/>
       <w:r>
         <w:rPr>
           <w:rFonts w:hint="eastAsia"/>
@@ -15712,7 +13374,6 @@
       <w:r>
         <w:t>list</w:t>
       </w:r>
-      <w:proofErr w:type="spellEnd"/>
       <w:r>
         <w:rPr>
           <w:rFonts w:hint="eastAsia"/>
@@ -15730,14 +13391,12 @@
         </w:rPr>
         <w:t>如果</w:t>
       </w:r>
-      <w:proofErr w:type="spellStart"/>
       <w:r>
         <w:rPr>
           <w:rFonts w:hint="eastAsia"/>
         </w:rPr>
         <w:t>partList</w:t>
       </w:r>
-      <w:proofErr w:type="spellEnd"/>
       <w:r>
         <w:rPr>
           <w:rFonts w:hint="eastAsia"/>
@@ -15832,98 +13491,84 @@
         </w:rPr>
         <w:t>不同，查找</w:t>
       </w:r>
-      <w:proofErr w:type="spellStart"/>
       <w:r>
         <w:rPr>
           <w:rFonts w:hint="eastAsia"/>
         </w:rPr>
         <w:t>partList</w:t>
       </w:r>
-      <w:proofErr w:type="spellEnd"/>
       <w:r>
         <w:rPr>
           <w:rFonts w:hint="eastAsia"/>
         </w:rPr>
         <w:t>中该</w:t>
       </w:r>
-      <w:proofErr w:type="spellStart"/>
       <w:r>
         <w:rPr>
           <w:rFonts w:hint="eastAsia"/>
         </w:rPr>
         <w:t>uploadId</w:t>
       </w:r>
-      <w:proofErr w:type="spellEnd"/>
       <w:r>
         <w:rPr>
           <w:rFonts w:hint="eastAsia"/>
         </w:rPr>
         <w:t>下是否已经有</w:t>
       </w:r>
-      <w:proofErr w:type="spellStart"/>
       <w:r>
         <w:rPr>
           <w:rFonts w:hint="eastAsia"/>
         </w:rPr>
         <w:t>newSize</w:t>
       </w:r>
-      <w:proofErr w:type="spellEnd"/>
       <w:r>
         <w:rPr>
           <w:rFonts w:hint="eastAsia"/>
         </w:rPr>
         <w:t>的记录且</w:t>
       </w:r>
-      <w:proofErr w:type="spellStart"/>
       <w:r>
         <w:rPr>
           <w:rFonts w:hint="eastAsia"/>
         </w:rPr>
         <w:t>LobId</w:t>
       </w:r>
-      <w:proofErr w:type="spellEnd"/>
       <w:r>
         <w:rPr>
           <w:rFonts w:hint="eastAsia"/>
         </w:rPr>
         <w:t>不为空，如果有则获取</w:t>
       </w:r>
-      <w:proofErr w:type="spellStart"/>
       <w:r>
         <w:rPr>
           <w:rFonts w:hint="eastAsia"/>
         </w:rPr>
         <w:t>partNumber</w:t>
       </w:r>
-      <w:proofErr w:type="spellEnd"/>
       <w:r>
         <w:rPr>
           <w:rFonts w:hint="eastAsia"/>
         </w:rPr>
         <w:t>最小（正值）的记录中的</w:t>
       </w:r>
-      <w:proofErr w:type="spellStart"/>
       <w:r>
         <w:rPr>
           <w:rFonts w:hint="eastAsia"/>
         </w:rPr>
         <w:t>LobId</w:t>
       </w:r>
-      <w:proofErr w:type="spellEnd"/>
       <w:r>
         <w:rPr>
           <w:rFonts w:hint="eastAsia"/>
         </w:rPr>
         <w:t>，根据</w:t>
       </w:r>
-      <w:proofErr w:type="spellStart"/>
       <w:r>
         <w:rPr>
           <w:rFonts w:hint="eastAsia"/>
         </w:rPr>
         <w:t>newSize</w:t>
       </w:r>
-      <w:proofErr w:type="spellEnd"/>
       <w:r>
         <w:t>*</w:t>
       </w:r>
@@ -15963,28 +13608,24 @@
         </w:rPr>
         <w:t>中。如果没有则创建新的</w:t>
       </w:r>
-      <w:proofErr w:type="spellStart"/>
       <w:r>
         <w:rPr>
           <w:rFonts w:hint="eastAsia"/>
         </w:rPr>
         <w:t>LobId</w:t>
       </w:r>
-      <w:proofErr w:type="spellEnd"/>
       <w:r>
         <w:rPr>
           <w:rFonts w:hint="eastAsia"/>
         </w:rPr>
         <w:t>，根据</w:t>
       </w:r>
-      <w:proofErr w:type="spellStart"/>
       <w:r>
         <w:rPr>
           <w:rFonts w:hint="eastAsia"/>
         </w:rPr>
         <w:t>newSize</w:t>
       </w:r>
-      <w:proofErr w:type="spellEnd"/>
       <w:r>
         <w:t>*</w:t>
       </w:r>
@@ -16036,7 +13677,6 @@
         </w:rPr>
         <w:t>和偏移量写入</w:t>
       </w:r>
-      <w:proofErr w:type="spellStart"/>
       <w:r>
         <w:rPr>
           <w:rFonts w:hint="eastAsia"/>
@@ -16046,21 +13686,18 @@
       <w:r>
         <w:t>list</w:t>
       </w:r>
-      <w:proofErr w:type="spellEnd"/>
       <w:r>
         <w:rPr>
           <w:rFonts w:hint="eastAsia"/>
         </w:rPr>
         <w:t>中的记录。取</w:t>
       </w:r>
-      <w:proofErr w:type="spellStart"/>
       <w:r>
         <w:rPr>
           <w:rFonts w:hint="eastAsia"/>
         </w:rPr>
         <w:t>partNumber</w:t>
       </w:r>
-      <w:proofErr w:type="spellEnd"/>
       <w:r>
         <w:rPr>
           <w:rFonts w:hint="eastAsia"/>
@@ -16079,14 +13716,12 @@
         </w:rPr>
         <w:t>信息和</w:t>
       </w:r>
-      <w:proofErr w:type="spellStart"/>
       <w:r>
         <w:rPr>
           <w:rFonts w:hint="eastAsia"/>
         </w:rPr>
         <w:t>uploadId</w:t>
       </w:r>
-      <w:proofErr w:type="spellEnd"/>
       <w:r>
         <w:rPr>
           <w:rFonts w:hint="eastAsia"/>
@@ -16120,28 +13755,24 @@
         </w:rPr>
         <w:t>作为新</w:t>
       </w:r>
-      <w:proofErr w:type="spellStart"/>
       <w:r>
         <w:rPr>
           <w:rFonts w:hint="eastAsia"/>
         </w:rPr>
         <w:t>partnumber</w:t>
       </w:r>
-      <w:proofErr w:type="spellEnd"/>
       <w:r>
         <w:rPr>
           <w:rFonts w:hint="eastAsia"/>
         </w:rPr>
         <w:t>写入</w:t>
       </w:r>
-      <w:proofErr w:type="spellStart"/>
       <w:r>
         <w:rPr>
           <w:rFonts w:hint="eastAsia"/>
         </w:rPr>
         <w:t>partList</w:t>
       </w:r>
-      <w:proofErr w:type="spellEnd"/>
       <w:r>
         <w:rPr>
           <w:rFonts w:hint="eastAsia"/>
@@ -16175,14 +13806,12 @@
         </w:rPr>
         <w:t>作为新的</w:t>
       </w:r>
-      <w:proofErr w:type="spellStart"/>
       <w:r>
         <w:rPr>
           <w:rFonts w:hint="eastAsia"/>
         </w:rPr>
         <w:t>partnumber</w:t>
       </w:r>
-      <w:proofErr w:type="spellEnd"/>
       <w:r>
         <w:rPr>
           <w:rFonts w:hint="eastAsia"/>
@@ -16233,6 +13862,7 @@
         <w:rPr>
           <w:noProof/>
         </w:rPr>
+        <w:lastRenderedPageBreak/>
         <w:drawing>
           <wp:inline distT="0" distB="0" distL="0" distR="0" wp14:anchorId="2C58206A" wp14:editId="44F579EA">
             <wp:extent cx="5274310" cy="7252567"/>
@@ -16321,21 +13951,7 @@
         <w:rPr>
           <w:rFonts w:hint="eastAsia"/>
         </w:rPr>
-        <w:t>该操作列出某个分段上</w:t>
-      </w:r>
-      <w:proofErr w:type="gramStart"/>
-      <w:r>
-        <w:rPr>
-          <w:rFonts w:hint="eastAsia"/>
-        </w:rPr>
-        <w:t>传已经</w:t>
-      </w:r>
-      <w:proofErr w:type="gramEnd"/>
-      <w:r>
-        <w:rPr>
-          <w:rFonts w:hint="eastAsia"/>
-        </w:rPr>
-        <w:t>上传的分段列表。</w:t>
+        <w:t>该操作列出某个分段上传已经上传的分段列表。</w:t>
       </w:r>
     </w:p>
     <w:p>
@@ -16343,7 +13959,6 @@
         <w:rPr>
           <w:rFonts w:hint="eastAsia"/>
         </w:rPr>
-        <w:lastRenderedPageBreak/>
         <w:t>查询</w:t>
       </w:r>
       <w:r>
@@ -16358,14 +13973,12 @@
         </w:rPr>
         <w:t>列表根据</w:t>
       </w:r>
-      <w:proofErr w:type="spellStart"/>
       <w:r>
         <w:rPr>
           <w:rFonts w:hint="eastAsia"/>
         </w:rPr>
         <w:t>uploadId</w:t>
       </w:r>
-      <w:proofErr w:type="spellEnd"/>
       <w:r>
         <w:rPr>
           <w:rFonts w:hint="eastAsia"/>
@@ -16390,14 +14003,12 @@
         </w:rPr>
         <w:t>max-parts</w:t>
       </w:r>
-      <w:proofErr w:type="gramStart"/>
       <w:r>
         <w:rPr>
           <w:rFonts w:hint="eastAsia"/>
         </w:rPr>
         <w:t>个</w:t>
       </w:r>
-      <w:proofErr w:type="gramEnd"/>
       <w:r>
         <w:rPr>
           <w:rFonts w:hint="eastAsia"/>
@@ -16418,6 +14029,7 @@
         <w:rPr>
           <w:rFonts w:hint="eastAsia"/>
         </w:rPr>
+        <w:lastRenderedPageBreak/>
         <w:t>查询</w:t>
       </w:r>
       <w:r>
@@ -16500,8 +14112,6 @@
         <w:pStyle w:val="3"/>
         <w:ind w:left="210"/>
       </w:pPr>
-      <w:bookmarkStart w:id="12" w:name="_GoBack"/>
-      <w:bookmarkEnd w:id="12"/>
       <w:r>
         <w:rPr>
           <w:rFonts w:hint="eastAsia"/>
@@ -16592,14 +14202,12 @@
         </w:rPr>
         <w:t>携带</w:t>
       </w:r>
-      <w:proofErr w:type="spellStart"/>
       <w:r>
         <w:rPr>
           <w:rFonts w:hint="eastAsia"/>
         </w:rPr>
         <w:t>uploadId</w:t>
       </w:r>
-      <w:proofErr w:type="spellEnd"/>
       <w:r>
         <w:rPr>
           <w:rFonts w:hint="eastAsia"/>
@@ -16612,7 +14220,6 @@
         </w:rPr>
         <w:t>携带</w:t>
       </w:r>
-      <w:proofErr w:type="spellStart"/>
       <w:r>
         <w:rPr>
           <w:rFonts w:hint="eastAsia"/>
@@ -16625,7 +14232,6 @@
         </w:rPr>
         <w:t>artlist</w:t>
       </w:r>
-      <w:proofErr w:type="spellEnd"/>
       <w:r>
         <w:rPr>
           <w:rFonts w:hint="eastAsia"/>
@@ -16690,7 +14296,6 @@
         </w:rPr>
         <w:t>首先查询并锁定</w:t>
       </w:r>
-      <w:proofErr w:type="spellStart"/>
       <w:r>
         <w:rPr>
           <w:rFonts w:hint="eastAsia"/>
@@ -16706,7 +14311,6 @@
         </w:rPr>
         <w:t>uploadId</w:t>
       </w:r>
-      <w:proofErr w:type="spellEnd"/>
       <w:r>
         <w:rPr>
           <w:rFonts w:hint="eastAsia"/>
@@ -16742,28 +14346,24 @@
         </w:rPr>
         <w:t>并锁定</w:t>
       </w:r>
-      <w:proofErr w:type="spellStart"/>
       <w:r>
         <w:rPr>
           <w:rFonts w:hint="eastAsia"/>
         </w:rPr>
         <w:t>uploadId</w:t>
       </w:r>
-      <w:proofErr w:type="spellEnd"/>
       <w:r>
         <w:rPr>
           <w:rFonts w:hint="eastAsia"/>
         </w:rPr>
         <w:t>相关的</w:t>
       </w:r>
-      <w:proofErr w:type="spellStart"/>
       <w:r>
         <w:rPr>
           <w:rFonts w:hint="eastAsia"/>
         </w:rPr>
         <w:t>localPartlist</w:t>
       </w:r>
-      <w:proofErr w:type="spellEnd"/>
       <w:r>
         <w:rPr>
           <w:rFonts w:hint="eastAsia"/>
@@ -16775,7 +14375,6 @@
       <w:pPr>
         <w:ind w:left="0" w:firstLineChars="200" w:firstLine="422"/>
         <w:rPr>
-          <w:rFonts w:hint="eastAsia"/>
           <w:b/>
         </w:rPr>
       </w:pPr>
@@ -16797,9 +14396,6 @@
     <w:p>
       <w:pPr>
         <w:ind w:left="0" w:firstLineChars="200" w:firstLine="420"/>
-        <w:rPr>
-          <w:rFonts w:hint="eastAsia"/>
-        </w:rPr>
       </w:pPr>
       <w:r>
         <w:rPr>
@@ -16807,56 +14403,48 @@
         </w:rPr>
         <w:t>遍历</w:t>
       </w:r>
-      <w:proofErr w:type="spellStart"/>
       <w:r>
         <w:rPr>
           <w:rFonts w:hint="eastAsia"/>
         </w:rPr>
         <w:t>localpartlist</w:t>
       </w:r>
-      <w:proofErr w:type="spellEnd"/>
       <w:r>
         <w:rPr>
           <w:rFonts w:hint="eastAsia"/>
         </w:rPr>
         <w:t>中的所有结果，按照</w:t>
       </w:r>
-      <w:proofErr w:type="spellStart"/>
       <w:r>
         <w:rPr>
           <w:rFonts w:hint="eastAsia"/>
         </w:rPr>
         <w:t>partnumber</w:t>
       </w:r>
-      <w:proofErr w:type="spellEnd"/>
       <w:r>
         <w:rPr>
           <w:rFonts w:hint="eastAsia"/>
         </w:rPr>
         <w:t>将内容写入</w:t>
       </w:r>
-      <w:proofErr w:type="spellStart"/>
       <w:r>
         <w:rPr>
           <w:rFonts w:hint="eastAsia"/>
         </w:rPr>
         <w:t>localarray</w:t>
       </w:r>
-      <w:proofErr w:type="spellEnd"/>
       <w:r>
         <w:rPr>
           <w:rFonts w:hint="eastAsia"/>
         </w:rPr>
         <w:t>数组对应的位置，中间缺失的</w:t>
       </w:r>
-      <w:proofErr w:type="spellStart"/>
       <w:r>
         <w:rPr>
           <w:rFonts w:hint="eastAsia"/>
         </w:rPr>
         <w:t>partnumber</w:t>
       </w:r>
-      <w:proofErr w:type="spellEnd"/>
       <w:r>
         <w:rPr>
           <w:rFonts w:hint="eastAsia"/>
@@ -16875,7 +14463,6 @@
         </w:rPr>
         <w:t>。</w:t>
       </w:r>
-      <w:proofErr w:type="spellStart"/>
       <w:r>
         <w:t>P</w:t>
       </w:r>
@@ -16885,7 +14472,6 @@
         </w:rPr>
         <w:t>artnumber</w:t>
       </w:r>
-      <w:proofErr w:type="spellEnd"/>
       <w:r>
         <w:rPr>
           <w:rFonts w:hint="eastAsia"/>
@@ -16904,28 +14490,24 @@
         </w:rPr>
         <w:t>的记录内容写入</w:t>
       </w:r>
-      <w:proofErr w:type="spellStart"/>
       <w:r>
         <w:rPr>
           <w:rFonts w:hint="eastAsia"/>
         </w:rPr>
         <w:t>baselist</w:t>
       </w:r>
-      <w:proofErr w:type="spellEnd"/>
       <w:r>
         <w:rPr>
           <w:rFonts w:hint="eastAsia"/>
         </w:rPr>
         <w:t>，</w:t>
       </w:r>
-      <w:proofErr w:type="spellStart"/>
       <w:r>
         <w:rPr>
           <w:rFonts w:hint="eastAsia"/>
         </w:rPr>
         <w:t>localpartlist</w:t>
       </w:r>
-      <w:proofErr w:type="spellEnd"/>
       <w:r>
         <w:rPr>
           <w:rFonts w:hint="eastAsia"/>
@@ -16944,7 +14526,6 @@
         </w:rPr>
         <w:t>与</w:t>
       </w:r>
-      <w:proofErr w:type="spellStart"/>
       <w:r>
         <w:rPr>
           <w:rFonts w:hint="eastAsia"/>
@@ -16954,7 +14535,6 @@
       <w:r>
         <w:t>list</w:t>
       </w:r>
-      <w:proofErr w:type="spellEnd"/>
       <w:r>
         <w:rPr>
           <w:rFonts w:hint="eastAsia"/>
@@ -16988,28 +14568,24 @@
         </w:rPr>
         <w:t>相同的记录记入</w:t>
       </w:r>
-      <w:proofErr w:type="spellStart"/>
       <w:r>
         <w:rPr>
           <w:rFonts w:hint="eastAsia"/>
         </w:rPr>
         <w:t>baselist</w:t>
       </w:r>
-      <w:proofErr w:type="spellEnd"/>
       <w:r>
         <w:rPr>
           <w:rFonts w:hint="eastAsia"/>
         </w:rPr>
         <w:t>对应的位置，中间缺失的</w:t>
       </w:r>
-      <w:proofErr w:type="spellStart"/>
       <w:r>
         <w:rPr>
           <w:rFonts w:hint="eastAsia"/>
         </w:rPr>
         <w:t>partnumber</w:t>
       </w:r>
-      <w:proofErr w:type="spellEnd"/>
       <w:r>
         <w:rPr>
           <w:rFonts w:hint="eastAsia"/>
@@ -17041,7 +14617,6 @@
           <w:rFonts w:hint="eastAsia"/>
           <w:b/>
         </w:rPr>
-        <w:lastRenderedPageBreak/>
         <w:t>检查：</w:t>
       </w:r>
     </w:p>
@@ -17127,6 +14702,7 @@
         <w:rPr>
           <w:rFonts w:hint="eastAsia"/>
         </w:rPr>
+        <w:lastRenderedPageBreak/>
         <w:t>分段</w:t>
       </w:r>
       <w:r>
@@ -17141,35 +14717,30 @@
         </w:rPr>
         <w:t>个</w:t>
       </w:r>
-      <w:proofErr w:type="spellStart"/>
       <w:r>
         <w:rPr>
           <w:rFonts w:hint="eastAsia"/>
         </w:rPr>
         <w:t>partnumber</w:t>
       </w:r>
-      <w:proofErr w:type="spellEnd"/>
       <w:r>
         <w:rPr>
           <w:rFonts w:hint="eastAsia"/>
         </w:rPr>
         <w:t>是否都能在</w:t>
       </w:r>
-      <w:proofErr w:type="spellStart"/>
       <w:r>
         <w:rPr>
           <w:rFonts w:hint="eastAsia"/>
         </w:rPr>
         <w:t>localPartlist</w:t>
       </w:r>
-      <w:proofErr w:type="spellEnd"/>
       <w:r>
         <w:rPr>
           <w:rFonts w:hint="eastAsia"/>
         </w:rPr>
         <w:t>中找到且</w:t>
       </w:r>
-      <w:proofErr w:type="spellStart"/>
       <w:r>
         <w:rPr>
           <w:rFonts w:hint="eastAsia"/>
@@ -17179,7 +14750,6 @@
       <w:r>
         <w:t>Tag</w:t>
       </w:r>
-      <w:proofErr w:type="spellEnd"/>
       <w:r>
         <w:rPr>
           <w:rFonts w:hint="eastAsia"/>
@@ -17277,9 +14847,6 @@
     <w:p>
       <w:pPr>
         <w:ind w:left="420"/>
-        <w:rPr>
-          <w:rFonts w:hint="eastAsia"/>
-        </w:rPr>
       </w:pPr>
     </w:p>
     <w:p>
@@ -17322,42 +14889,36 @@
         </w:rPr>
         <w:t>根据开关配置，选择</w:t>
       </w:r>
-      <w:proofErr w:type="spellStart"/>
       <w:r>
         <w:rPr>
           <w:rFonts w:hint="eastAsia"/>
         </w:rPr>
         <w:t>requestpartlist</w:t>
       </w:r>
-      <w:proofErr w:type="spellEnd"/>
       <w:r>
         <w:rPr>
           <w:rFonts w:hint="eastAsia"/>
         </w:rPr>
         <w:t>或</w:t>
       </w:r>
-      <w:proofErr w:type="spellStart"/>
       <w:r>
         <w:rPr>
           <w:rFonts w:hint="eastAsia"/>
         </w:rPr>
         <w:t>localpartlist</w:t>
       </w:r>
-      <w:proofErr w:type="spellEnd"/>
       <w:r>
         <w:rPr>
           <w:rFonts w:hint="eastAsia"/>
         </w:rPr>
         <w:t>作为</w:t>
       </w:r>
-      <w:proofErr w:type="spellStart"/>
       <w:r>
         <w:rPr>
           <w:rFonts w:hint="eastAsia"/>
         </w:rPr>
         <w:t>compeltelist</w:t>
       </w:r>
-      <w:proofErr w:type="spellEnd"/>
     </w:p>
     <w:p>
       <w:pPr>
@@ -17374,14 +14935,12 @@
         </w:rPr>
         <w:t>第一个分块的</w:t>
       </w:r>
-      <w:proofErr w:type="spellStart"/>
       <w:r>
         <w:rPr>
           <w:rFonts w:hint="eastAsia"/>
         </w:rPr>
         <w:t>partnumber</w:t>
       </w:r>
-      <w:proofErr w:type="spellEnd"/>
       <w:r>
         <w:rPr>
           <w:rFonts w:hint="eastAsia"/>
@@ -17400,14 +14959,12 @@
         </w:rPr>
         <w:t>（</w:t>
       </w:r>
-      <w:proofErr w:type="spellStart"/>
       <w:r>
         <w:rPr>
           <w:rFonts w:hint="eastAsia"/>
         </w:rPr>
         <w:t>baselist</w:t>
       </w:r>
-      <w:proofErr w:type="spellEnd"/>
       <w:r>
         <w:t>[0]</w:t>
       </w:r>
@@ -17451,14 +15008,12 @@
         </w:rPr>
         <w:t>如果第一个分块</w:t>
       </w:r>
-      <w:proofErr w:type="spellStart"/>
       <w:r>
         <w:rPr>
           <w:rFonts w:hint="eastAsia"/>
         </w:rPr>
         <w:t>partnumber</w:t>
       </w:r>
-      <w:proofErr w:type="spellEnd"/>
       <w:r>
         <w:rPr>
           <w:rFonts w:hint="eastAsia"/>
@@ -17571,16 +15126,8 @@
         <w:rPr>
           <w:rFonts w:hint="eastAsia"/>
         </w:rPr>
-        <w:t>offset=</w:t>
-      </w:r>
-      <w:proofErr w:type="spellStart"/>
-      <w:r>
-        <w:rPr>
-          <w:rFonts w:hint="eastAsia"/>
-        </w:rPr>
-        <w:t>offset+size</w:t>
-      </w:r>
-      <w:proofErr w:type="spellEnd"/>
+        <w:t>offset=offset+size</w:t>
+      </w:r>
       <w:r>
         <w:rPr>
           <w:rFonts w:hint="eastAsia"/>
@@ -17599,28 +15146,12 @@
         </w:rPr>
         <w:t>不一致，</w:t>
       </w:r>
-      <w:proofErr w:type="spellStart"/>
-      <w:r>
-        <w:rPr>
-          <w:rFonts w:hint="eastAsia"/>
-        </w:rPr>
-        <w:t>newoffset</w:t>
-      </w:r>
-      <w:proofErr w:type="spellEnd"/>
-      <w:r>
-        <w:rPr>
-          <w:rFonts w:hint="eastAsia"/>
-        </w:rPr>
-        <w:t>=</w:t>
-      </w:r>
-      <w:proofErr w:type="spellStart"/>
-      <w:r>
-        <w:rPr>
-          <w:rFonts w:hint="eastAsia"/>
-        </w:rPr>
-        <w:t>offset+size</w:t>
-      </w:r>
-      <w:proofErr w:type="spellEnd"/>
+      <w:r>
+        <w:rPr>
+          <w:rFonts w:hint="eastAsia"/>
+        </w:rPr>
+        <w:t>newoffset=offset+size</w:t>
+      </w:r>
       <w:r>
         <w:rPr>
           <w:rFonts w:hint="eastAsia"/>
@@ -17631,44 +15162,32 @@
         <w:rPr>
           <w:rFonts w:hint="eastAsia"/>
         </w:rPr>
-        <w:t>offset-</w:t>
-      </w:r>
-      <w:proofErr w:type="spellStart"/>
-      <w:r>
-        <w:rPr>
-          <w:rFonts w:hint="eastAsia"/>
-        </w:rPr>
-        <w:t>newoffset</w:t>
-      </w:r>
-      <w:proofErr w:type="spellEnd"/>
+        <w:t>offset-newoffset</w:t>
+      </w:r>
       <w:r>
         <w:rPr>
           <w:rFonts w:hint="eastAsia"/>
         </w:rPr>
         <w:t>的返回是否会影响</w:t>
       </w:r>
-      <w:proofErr w:type="spellStart"/>
       <w:r>
         <w:rPr>
           <w:rFonts w:hint="eastAsia"/>
         </w:rPr>
         <w:t>baselist</w:t>
       </w:r>
-      <w:proofErr w:type="spellEnd"/>
       <w:r>
         <w:rPr>
           <w:rFonts w:hint="eastAsia"/>
         </w:rPr>
         <w:t>中已经存在的分块，如果不会与</w:t>
       </w:r>
-      <w:proofErr w:type="spellStart"/>
       <w:r>
         <w:rPr>
           <w:rFonts w:hint="eastAsia"/>
         </w:rPr>
         <w:t>baselist</w:t>
       </w:r>
-      <w:proofErr w:type="spellEnd"/>
       <w:r>
         <w:rPr>
           <w:rFonts w:hint="eastAsia"/>
@@ -17679,16 +15198,8 @@
         <w:rPr>
           <w:rFonts w:hint="eastAsia"/>
         </w:rPr>
-        <w:t>offset=</w:t>
-      </w:r>
-      <w:proofErr w:type="spellStart"/>
-      <w:r>
-        <w:rPr>
-          <w:rFonts w:hint="eastAsia"/>
-        </w:rPr>
-        <w:t>offset+size</w:t>
-      </w:r>
-      <w:proofErr w:type="spellEnd"/>
+        <w:t>offset=offset+size</w:t>
+      </w:r>
       <w:r>
         <w:rPr>
           <w:rFonts w:hint="eastAsia"/>
@@ -17701,14 +15212,12 @@
         </w:rPr>
         <w:t>，如果与</w:t>
       </w:r>
-      <w:proofErr w:type="spellStart"/>
       <w:r>
         <w:rPr>
           <w:rFonts w:hint="eastAsia"/>
         </w:rPr>
         <w:t>baselist</w:t>
       </w:r>
-      <w:proofErr w:type="spellEnd"/>
       <w:r>
         <w:rPr>
           <w:rFonts w:hint="eastAsia"/>
@@ -17721,7 +15230,6 @@
         <w:ind w:left="420"/>
         <w:rPr>
           <w:rStyle w:val="afd"/>
-          <w:rFonts w:hint="eastAsia"/>
         </w:rPr>
       </w:pPr>
     </w:p>
@@ -17744,7 +15252,6 @@
         <w:ind w:left="420"/>
         <w:rPr>
           <w:rStyle w:val="afd"/>
-          <w:rFonts w:hint="eastAsia"/>
           <w:b w:val="0"/>
         </w:rPr>
       </w:pPr>
@@ -17756,7 +15263,6 @@
         </w:rPr>
         <w:t>根据开关确定使用</w:t>
       </w:r>
-      <w:proofErr w:type="spellStart"/>
       <w:r>
         <w:rPr>
           <w:rStyle w:val="afd"/>
@@ -17765,7 +15271,6 @@
         </w:rPr>
         <w:t>requestpartlist</w:t>
       </w:r>
-      <w:proofErr w:type="spellEnd"/>
       <w:r>
         <w:rPr>
           <w:rStyle w:val="afd"/>
@@ -17774,7 +15279,6 @@
         </w:rPr>
         <w:t>还是</w:t>
       </w:r>
-      <w:proofErr w:type="spellStart"/>
       <w:r>
         <w:rPr>
           <w:rStyle w:val="afd"/>
@@ -17783,7 +15287,6 @@
         </w:rPr>
         <w:t>localarray</w:t>
       </w:r>
-      <w:proofErr w:type="spellEnd"/>
       <w:r>
         <w:rPr>
           <w:rStyle w:val="afd"/>
@@ -17792,7 +15295,6 @@
         </w:rPr>
         <w:t>，记为</w:t>
       </w:r>
-      <w:proofErr w:type="spellStart"/>
       <w:r>
         <w:rPr>
           <w:rStyle w:val="afd"/>
@@ -17801,7 +15303,6 @@
         </w:rPr>
         <w:t>completelist</w:t>
       </w:r>
-      <w:proofErr w:type="spellEnd"/>
     </w:p>
     <w:p>
       <w:pPr>
@@ -17837,14 +15338,12 @@
         </w:rPr>
         <w:t>，否则读取</w:t>
       </w:r>
-      <w:proofErr w:type="spellStart"/>
       <w:r>
         <w:rPr>
           <w:rFonts w:hint="eastAsia"/>
         </w:rPr>
         <w:t>partnumber</w:t>
       </w:r>
-      <w:proofErr w:type="spellEnd"/>
       <w:r>
         <w:rPr>
           <w:rFonts w:hint="eastAsia"/>
@@ -17880,28 +15379,24 @@
         </w:rPr>
         <w:t>根据</w:t>
       </w:r>
-      <w:proofErr w:type="spellStart"/>
       <w:r>
         <w:rPr>
           <w:rFonts w:hint="eastAsia"/>
         </w:rPr>
         <w:t>completelist</w:t>
       </w:r>
-      <w:proofErr w:type="spellEnd"/>
       <w:r>
         <w:rPr>
           <w:rFonts w:hint="eastAsia"/>
         </w:rPr>
         <w:t>中指定的</w:t>
       </w:r>
-      <w:proofErr w:type="spellStart"/>
       <w:r>
         <w:rPr>
           <w:rFonts w:hint="eastAsia"/>
         </w:rPr>
         <w:t>partnumber</w:t>
       </w:r>
-      <w:proofErr w:type="spellEnd"/>
       <w:r>
         <w:rPr>
           <w:rFonts w:hint="eastAsia"/>
@@ -17920,14 +15415,12 @@
         </w:rPr>
         <w:t>获取</w:t>
       </w:r>
-      <w:proofErr w:type="spellStart"/>
       <w:r>
         <w:rPr>
           <w:rFonts w:hint="eastAsia"/>
         </w:rPr>
         <w:t>localPartlist</w:t>
       </w:r>
-      <w:proofErr w:type="spellEnd"/>
       <w:r>
         <w:rPr>
           <w:rFonts w:hint="eastAsia"/>
@@ -18000,19 +15493,11 @@
         </w:rPr>
         <w:t>size</w:t>
       </w:r>
-      <w:proofErr w:type="gramStart"/>
-      <w:r>
-        <w:rPr>
-          <w:rFonts w:hint="eastAsia"/>
-        </w:rPr>
-        <w:t>个</w:t>
-      </w:r>
-      <w:proofErr w:type="gramEnd"/>
-      <w:r>
-        <w:rPr>
-          <w:rFonts w:hint="eastAsia"/>
-        </w:rPr>
-        <w:t>字节读取到基础</w:t>
+      <w:r>
+        <w:rPr>
+          <w:rFonts w:hint="eastAsia"/>
+        </w:rPr>
+        <w:t>个字节读取到基础</w:t>
       </w:r>
       <w:r>
         <w:rPr>
@@ -18038,14 +15523,12 @@
         </w:rPr>
         <w:t>指向新的</w:t>
       </w:r>
-      <w:proofErr w:type="spellStart"/>
       <w:r>
         <w:rPr>
           <w:rFonts w:hint="eastAsia"/>
         </w:rPr>
         <w:t>writeoffset</w:t>
       </w:r>
-      <w:proofErr w:type="spellEnd"/>
       <w:r>
         <w:rPr>
           <w:rFonts w:hint="eastAsia"/>
@@ -18127,9 +15610,6 @@
     <w:p>
       <w:pPr>
         <w:ind w:left="420"/>
-        <w:rPr>
-          <w:rFonts w:hint="eastAsia"/>
-        </w:rPr>
       </w:pPr>
     </w:p>
     <w:p>
@@ -18172,7 +15652,6 @@
         </w:rPr>
         <w:t>上传列表中的</w:t>
       </w:r>
-      <w:proofErr w:type="spellStart"/>
       <w:r>
         <w:rPr>
           <w:rFonts w:hint="eastAsia"/>
@@ -18182,7 +15661,6 @@
       <w:r>
         <w:t>Id</w:t>
       </w:r>
-      <w:proofErr w:type="spellEnd"/>
       <w:r>
         <w:rPr>
           <w:rFonts w:hint="eastAsia"/>
@@ -18231,7 +15709,6 @@
         </w:rPr>
         <w:t>上传列表中的</w:t>
       </w:r>
-      <w:proofErr w:type="spellStart"/>
       <w:r>
         <w:rPr>
           <w:rFonts w:hint="eastAsia"/>
@@ -18241,7 +15718,6 @@
       <w:r>
         <w:t>Id</w:t>
       </w:r>
-      <w:proofErr w:type="spellEnd"/>
       <w:r>
         <w:rPr>
           <w:rFonts w:hint="eastAsia"/>
@@ -18307,25 +15783,7 @@
           <w:rFonts w:hint="eastAsia"/>
           <w:b w:val="0"/>
         </w:rPr>
-        <w:t>合并完成后</w:t>
-      </w:r>
-      <w:proofErr w:type="gramStart"/>
-      <w:r>
-        <w:rPr>
-          <w:rStyle w:val="afd"/>
-          <w:rFonts w:hint="eastAsia"/>
-          <w:b w:val="0"/>
-        </w:rPr>
-        <w:t>不</w:t>
-      </w:r>
-      <w:proofErr w:type="gramEnd"/>
-      <w:r>
-        <w:rPr>
-          <w:rStyle w:val="afd"/>
-          <w:rFonts w:hint="eastAsia"/>
-          <w:b w:val="0"/>
-        </w:rPr>
-        <w:t>立即清理分段中的数据，交给定时任务来清理</w:t>
+        <w:t>合并完成后不立即清理分段中的数据，交给定时任务来清理</w:t>
       </w:r>
       <w:r>
         <w:rPr>
@@ -18341,7 +15799,6 @@
         <w:ind w:left="420"/>
         <w:rPr>
           <w:rStyle w:val="afd"/>
-          <w:rFonts w:hint="eastAsia"/>
           <w:b w:val="0"/>
         </w:rPr>
       </w:pPr>
@@ -18412,21 +15869,18 @@
         </w:rPr>
         <w:t>读取</w:t>
       </w:r>
-      <w:proofErr w:type="spellStart"/>
       <w:r>
         <w:rPr>
           <w:rFonts w:hint="eastAsia"/>
         </w:rPr>
         <w:t>uploadId</w:t>
       </w:r>
-      <w:proofErr w:type="spellEnd"/>
       <w:r>
         <w:rPr>
           <w:rFonts w:hint="eastAsia"/>
         </w:rPr>
         <w:t>对应的所有</w:t>
       </w:r>
-      <w:proofErr w:type="spellStart"/>
       <w:r>
         <w:rPr>
           <w:rFonts w:hint="eastAsia"/>
@@ -18442,21 +15896,18 @@
         </w:rPr>
         <w:t>artlist</w:t>
       </w:r>
-      <w:proofErr w:type="spellEnd"/>
       <w:r>
         <w:rPr>
           <w:rFonts w:hint="eastAsia"/>
         </w:rPr>
         <w:t>包括负值，如果是重建的，清理所有</w:t>
       </w:r>
-      <w:proofErr w:type="spellStart"/>
       <w:r>
         <w:rPr>
           <w:rFonts w:hint="eastAsia"/>
         </w:rPr>
         <w:t>localPartlist</w:t>
       </w:r>
-      <w:proofErr w:type="spellEnd"/>
       <w:r>
         <w:rPr>
           <w:rFonts w:hint="eastAsia"/>
@@ -18528,28 +15979,24 @@
         </w:rPr>
         <w:t>删除</w:t>
       </w:r>
-      <w:proofErr w:type="spellStart"/>
       <w:r>
         <w:rPr>
           <w:rFonts w:hint="eastAsia"/>
         </w:rPr>
         <w:t>uploadId</w:t>
       </w:r>
-      <w:proofErr w:type="spellEnd"/>
       <w:r>
         <w:rPr>
           <w:rFonts w:hint="eastAsia"/>
         </w:rPr>
         <w:t>相关的所有</w:t>
       </w:r>
-      <w:proofErr w:type="spellStart"/>
       <w:r>
         <w:rPr>
           <w:rFonts w:hint="eastAsia"/>
         </w:rPr>
         <w:t>localPartlist</w:t>
       </w:r>
-      <w:proofErr w:type="spellEnd"/>
       <w:r>
         <w:rPr>
           <w:rFonts w:hint="eastAsia"/>
@@ -18567,14 +16014,12 @@
         </w:rPr>
         <w:t>然后删除</w:t>
       </w:r>
-      <w:proofErr w:type="spellStart"/>
       <w:r>
         <w:rPr>
           <w:rFonts w:hint="eastAsia"/>
         </w:rPr>
         <w:t>BucketID+Key+UploadId</w:t>
       </w:r>
-      <w:proofErr w:type="spellEnd"/>
       <w:r>
         <w:rPr>
           <w:rFonts w:hint="eastAsia"/>
@@ -18633,14 +16078,12 @@
         </w:rPr>
         <w:t>为</w:t>
       </w:r>
-      <w:proofErr w:type="spellStart"/>
       <w:r>
         <w:rPr>
           <w:rFonts w:hint="eastAsia"/>
         </w:rPr>
         <w:t>lastSendTIme</w:t>
       </w:r>
-      <w:proofErr w:type="spellEnd"/>
       <w:r>
         <w:rPr>
           <w:rFonts w:hint="eastAsia"/>
@@ -18707,14 +16150,12 @@
         </w:rPr>
         <w:t>并将当前时间记录为</w:t>
       </w:r>
-      <w:proofErr w:type="spellStart"/>
       <w:r>
         <w:rPr>
           <w:rFonts w:hint="eastAsia"/>
         </w:rPr>
         <w:t>lastSendTIme</w:t>
       </w:r>
-      <w:proofErr w:type="spellEnd"/>
       <w:r>
         <w:rPr>
           <w:rFonts w:hint="eastAsia"/>
@@ -18735,7 +16176,6 @@
         <w:rPr>
           <w:rFonts w:hint="eastAsia"/>
         </w:rPr>
-        <w:lastRenderedPageBreak/>
         <w:t>完成</w:t>
       </w:r>
       <w:r>
@@ -18759,6 +16199,7 @@
         <w:rPr>
           <w:noProof/>
         </w:rPr>
+        <w:lastRenderedPageBreak/>
         <w:drawing>
           <wp:inline distT="0" distB="0" distL="0" distR="0" wp14:anchorId="4BAECD99" wp14:editId="39397F1E">
             <wp:extent cx="5274310" cy="7849030"/>
@@ -18927,38 +16368,26 @@
         <w:rPr>
           <w:rFonts w:hint="eastAsia"/>
         </w:rPr>
-        <w:t>上</w:t>
-      </w:r>
-      <w:proofErr w:type="gramStart"/>
-      <w:r>
-        <w:rPr>
-          <w:rFonts w:hint="eastAsia"/>
-        </w:rPr>
-        <w:t>传根据</w:t>
-      </w:r>
-      <w:proofErr w:type="spellStart"/>
-      <w:proofErr w:type="gramEnd"/>
+        <w:t>上传根据</w:t>
+      </w:r>
       <w:r>
         <w:rPr>
           <w:rFonts w:hint="eastAsia"/>
         </w:rPr>
         <w:t>uploadId</w:t>
       </w:r>
-      <w:proofErr w:type="spellEnd"/>
       <w:r>
         <w:rPr>
           <w:rFonts w:hint="eastAsia"/>
         </w:rPr>
         <w:t>，将该</w:t>
       </w:r>
-      <w:proofErr w:type="spellStart"/>
       <w:r>
         <w:rPr>
           <w:rFonts w:hint="eastAsia"/>
         </w:rPr>
         <w:t>uploadId</w:t>
       </w:r>
-      <w:proofErr w:type="spellEnd"/>
       <w:r>
         <w:rPr>
           <w:rFonts w:hint="eastAsia"/>
@@ -18979,11 +16408,6 @@
       </w:r>
     </w:p>
     <w:p>
-      <w:pPr>
-        <w:rPr>
-          <w:rFonts w:hint="eastAsia"/>
-        </w:rPr>
-      </w:pPr>
       <w:r>
         <w:rPr>
           <w:rFonts w:hint="eastAsia"/>
@@ -19017,7 +16441,7 @@
     </w:p>
     <w:p/>
     <w:p>
-      <w:commentRangeStart w:id="13"/>
+      <w:commentRangeStart w:id="12"/>
       <w:r>
         <w:rPr>
           <w:rFonts w:hint="eastAsia"/>
@@ -19030,12 +16454,12 @@
         </w:rPr>
         <w:t>流程图：</w:t>
       </w:r>
-      <w:commentRangeEnd w:id="13"/>
+      <w:commentRangeEnd w:id="12"/>
       <w:r>
         <w:rPr>
           <w:rStyle w:val="af"/>
         </w:rPr>
-        <w:commentReference w:id="13"/>
+        <w:commentReference w:id="12"/>
       </w:r>
     </w:p>
     <w:p>
@@ -19158,14 +16582,12 @@
         </w:rPr>
         <w:t>指定的</w:t>
       </w:r>
-      <w:proofErr w:type="spellStart"/>
       <w:r>
         <w:rPr>
           <w:rFonts w:hint="eastAsia"/>
         </w:rPr>
         <w:t>Bucket+Key+UploadId</w:t>
       </w:r>
-      <w:proofErr w:type="spellEnd"/>
       <w:r>
         <w:rPr>
           <w:rFonts w:hint="eastAsia"/>
@@ -19200,14 +16622,12 @@
         </w:rPr>
         <w:t>指定的</w:t>
       </w:r>
-      <w:proofErr w:type="spellStart"/>
       <w:r>
         <w:rPr>
           <w:rFonts w:hint="eastAsia"/>
         </w:rPr>
         <w:t>Bucket+Key+UploadId</w:t>
       </w:r>
-      <w:proofErr w:type="spellEnd"/>
       <w:r>
         <w:rPr>
           <w:rFonts w:hint="eastAsia"/>
@@ -19248,14 +16668,12 @@
         </w:rPr>
         <w:t>指定的</w:t>
       </w:r>
-      <w:proofErr w:type="spellStart"/>
       <w:r>
         <w:rPr>
           <w:rFonts w:hint="eastAsia"/>
         </w:rPr>
         <w:t>Bucket+Key+UploadId</w:t>
       </w:r>
-      <w:proofErr w:type="spellEnd"/>
       <w:r>
         <w:rPr>
           <w:rFonts w:hint="eastAsia"/>
@@ -19391,14 +16809,12 @@
         </w:rPr>
         <w:t>在分段上传表中查询时，只查询处于</w:t>
       </w:r>
-      <w:proofErr w:type="spellStart"/>
       <w:r>
         <w:rPr>
           <w:rFonts w:hint="eastAsia"/>
         </w:rPr>
         <w:t>init</w:t>
       </w:r>
-      <w:proofErr w:type="spellEnd"/>
       <w:r>
         <w:rPr>
           <w:rFonts w:hint="eastAsia"/>
@@ -19505,7 +16921,7 @@
       <w:pPr>
         <w:ind w:left="420"/>
       </w:pPr>
-      <w:commentRangeStart w:id="14"/>
+      <w:commentRangeStart w:id="13"/>
       <w:r>
         <w:rPr>
           <w:rFonts w:hint="eastAsia"/>
@@ -19560,20 +16976,20 @@
           </wp:inline>
         </w:drawing>
       </w:r>
-      <w:commentRangeEnd w:id="14"/>
+      <w:commentRangeEnd w:id="13"/>
       <w:r>
         <w:rPr>
           <w:rStyle w:val="af"/>
         </w:rPr>
-        <w:commentReference w:id="14"/>
+        <w:commentReference w:id="13"/>
       </w:r>
     </w:p>
     <w:p>
       <w:pPr>
         <w:pStyle w:val="10"/>
       </w:pPr>
-      <w:bookmarkStart w:id="15" w:name="_获取版本控制配置（GET_Bucket_versioning）"/>
-      <w:bookmarkEnd w:id="15"/>
+      <w:bookmarkStart w:id="14" w:name="_获取版本控制配置（GET_Bucket_versioning）"/>
+      <w:bookmarkEnd w:id="14"/>
       <w:r>
         <w:rPr>
           <w:rFonts w:hint="eastAsia"/>
@@ -20393,12 +17809,6 @@
             <w:pPr>
               <w:ind w:left="0"/>
             </w:pPr>
-            <w:r>
-              <w:rPr>
-                <w:rFonts w:hint="eastAsia"/>
-              </w:rPr>
-              <w:t>1</w:t>
-            </w:r>
           </w:p>
         </w:tc>
         <w:tc>
@@ -20409,12 +17819,6 @@
             <w:pPr>
               <w:ind w:left="0"/>
             </w:pPr>
-            <w:r>
-              <w:rPr>
-                <w:rFonts w:hint="eastAsia"/>
-              </w:rPr>
-              <w:t>桶的分隔符设置</w:t>
-            </w:r>
           </w:p>
         </w:tc>
         <w:tc>
@@ -20425,24 +17829,6 @@
             <w:pPr>
               <w:ind w:left="0"/>
             </w:pPr>
-            <w:r>
-              <w:rPr>
-                <w:rFonts w:hint="eastAsia"/>
-              </w:rPr>
-              <w:t>对象管理</w:t>
-            </w:r>
-            <w:r>
-              <w:rPr>
-                <w:rFonts w:hint="eastAsia"/>
-              </w:rPr>
-              <w:t>基本路径打通后</w:t>
-            </w:r>
-            <w:r>
-              <w:rPr>
-                <w:rFonts w:hint="eastAsia"/>
-              </w:rPr>
-              <w:t>再进行设计、开发</w:t>
-            </w:r>
           </w:p>
         </w:tc>
       </w:tr>
@@ -20679,39 +18065,8 @@
             <w:pPr>
               <w:ind w:left="0"/>
             </w:pPr>
-            <w:r>
-              <w:rPr>
-                <w:rFonts w:hint="eastAsia"/>
-              </w:rPr>
-              <w:t>Story.</w:t>
-            </w:r>
-            <w:r>
-              <w:rPr>
-                <w:rFonts w:hint="eastAsia"/>
-              </w:rPr>
-              <w:t>SequoiaS</w:t>
-            </w:r>
-            <w:r>
-              <w:t>3</w:t>
-            </w:r>
-            <w:r>
-              <w:rPr>
-                <w:rFonts w:hint="eastAsia"/>
-              </w:rPr>
-              <w:t>.</w:t>
-            </w:r>
-            <w:r>
-              <w:rPr>
-                <w:rFonts w:hint="eastAsia"/>
-              </w:rPr>
-              <w:t>Bucket</w:t>
-            </w:r>
-            <w:r>
-              <w:rPr>
-                <w:rFonts w:hint="eastAsia"/>
-              </w:rPr>
-              <w:t>.001.001</w:t>
-            </w:r>
+            <w:bookmarkStart w:id="15" w:name="_GoBack"/>
+            <w:bookmarkEnd w:id="15"/>
           </w:p>
         </w:tc>
         <w:tc>
@@ -20722,68 +18077,12 @@
             <w:pPr>
               <w:ind w:left="0"/>
             </w:pPr>
-            <w:r>
-              <w:rPr>
-                <w:rFonts w:hint="eastAsia"/>
-              </w:rPr>
-              <w:t>创建</w:t>
-            </w:r>
-            <w:r>
-              <w:rPr>
-                <w:rFonts w:hint="eastAsia"/>
-              </w:rPr>
-              <w:t>桶</w:t>
-            </w:r>
-            <w:r>
-              <w:rPr>
-                <w:rFonts w:hint="eastAsia"/>
-              </w:rPr>
-              <w:t>，删除桶</w:t>
-            </w:r>
           </w:p>
         </w:tc>
         <w:tc>
           <w:tcPr>
             <w:tcW w:w="2630" w:type="dxa"/>
           </w:tcPr>
-          <w:p>
-            <w:pPr>
-              <w:ind w:left="0"/>
-            </w:pPr>
-            <w:r>
-              <w:rPr>
-                <w:rFonts w:hint="eastAsia"/>
-              </w:rPr>
-              <w:t>预置条件：</w:t>
-            </w:r>
-            <w:r>
-              <w:rPr>
-                <w:rFonts w:hint="eastAsia"/>
-              </w:rPr>
-              <w:t>SequoiaS</w:t>
-            </w:r>
-            <w:r>
-              <w:t>3</w:t>
-            </w:r>
-            <w:r>
-              <w:rPr>
-                <w:rFonts w:hint="eastAsia"/>
-              </w:rPr>
-              <w:t>系统启动</w:t>
-            </w:r>
-            <w:r>
-              <w:rPr>
-                <w:rFonts w:hint="eastAsia"/>
-              </w:rPr>
-              <w:t>，创建一个用户</w:t>
-            </w:r>
-            <w:r>
-              <w:rPr>
-                <w:rFonts w:hint="eastAsia"/>
-              </w:rPr>
-              <w:t>A</w:t>
-            </w:r>
-          </w:p>
           <w:p>
             <w:pPr>
               <w:pStyle w:val="aa"/>
@@ -20793,362 +18092,6 @@
               </w:numPr>
               <w:ind w:firstLineChars="0"/>
             </w:pPr>
-            <w:r>
-              <w:rPr>
-                <w:rFonts w:hint="eastAsia"/>
-              </w:rPr>
-              <w:t>PUT</w:t>
-            </w:r>
-            <w:r>
-              <w:t xml:space="preserve"> </w:t>
-            </w:r>
-            <w:r>
-              <w:rPr>
-                <w:rFonts w:hint="eastAsia"/>
-              </w:rPr>
-              <w:t>Bucket</w:t>
-            </w:r>
-            <w:r>
-              <w:rPr>
-                <w:rFonts w:hint="eastAsia"/>
-              </w:rPr>
-              <w:t>创建一个桶</w:t>
-            </w:r>
-            <w:r>
-              <w:rPr>
-                <w:rFonts w:hint="eastAsia"/>
-              </w:rPr>
-              <w:t>，</w:t>
-            </w:r>
-            <w:r>
-              <w:rPr>
-                <w:rFonts w:hint="eastAsia"/>
-              </w:rPr>
-              <w:t>authorization</w:t>
-            </w:r>
-            <w:r>
-              <w:rPr>
-                <w:rFonts w:hint="eastAsia"/>
-              </w:rPr>
-              <w:t>头部中的</w:t>
-            </w:r>
-            <w:proofErr w:type="spellStart"/>
-            <w:r>
-              <w:rPr>
-                <w:rFonts w:hint="eastAsia"/>
-              </w:rPr>
-              <w:t>AccessKeyID</w:t>
-            </w:r>
-            <w:proofErr w:type="spellEnd"/>
-            <w:r>
-              <w:rPr>
-                <w:rFonts w:hint="eastAsia"/>
-              </w:rPr>
-              <w:t>部分填写为</w:t>
-            </w:r>
-            <w:r>
-              <w:rPr>
-                <w:rFonts w:hint="eastAsia"/>
-              </w:rPr>
-              <w:t>用户</w:t>
-            </w:r>
-            <w:r>
-              <w:rPr>
-                <w:rFonts w:hint="eastAsia"/>
-              </w:rPr>
-              <w:t>A</w:t>
-            </w:r>
-            <w:r>
-              <w:rPr>
-                <w:rFonts w:hint="eastAsia"/>
-              </w:rPr>
-              <w:t>的</w:t>
-            </w:r>
-            <w:proofErr w:type="spellStart"/>
-            <w:r>
-              <w:rPr>
-                <w:rFonts w:hint="eastAsia"/>
-              </w:rPr>
-              <w:t>AccessKeyID</w:t>
-            </w:r>
-            <w:proofErr w:type="spellEnd"/>
-            <w:r>
-              <w:rPr>
-                <w:rFonts w:hint="eastAsia"/>
-              </w:rPr>
-              <w:t>，</w:t>
-            </w:r>
-            <w:r>
-              <w:rPr>
-                <w:rFonts w:hint="eastAsia"/>
-              </w:rPr>
-              <w:t>URI</w:t>
-            </w:r>
-            <w:r>
-              <w:rPr>
-                <w:rFonts w:hint="eastAsia"/>
-              </w:rPr>
-              <w:t>填写为“</w:t>
-            </w:r>
-            <w:r>
-              <w:rPr>
-                <w:rFonts w:hint="eastAsia"/>
-              </w:rPr>
-              <w:t>/</w:t>
-            </w:r>
-            <w:r>
-              <w:rPr>
-                <w:rFonts w:hint="eastAsia"/>
-              </w:rPr>
-              <w:t>bucketname</w:t>
-            </w:r>
-            <w:r>
-              <w:t>1</w:t>
-            </w:r>
-          </w:p>
-          <w:p>
-            <w:pPr>
-              <w:pStyle w:val="aa"/>
-              <w:numPr>
-                <w:ilvl w:val="0"/>
-                <w:numId w:val="1"/>
-              </w:numPr>
-              <w:ind w:firstLineChars="0"/>
-            </w:pPr>
-            <w:r>
-              <w:rPr>
-                <w:rFonts w:hint="eastAsia"/>
-              </w:rPr>
-              <w:lastRenderedPageBreak/>
-              <w:t>PUT</w:t>
-            </w:r>
-            <w:r>
-              <w:t xml:space="preserve"> </w:t>
-            </w:r>
-            <w:r>
-              <w:rPr>
-                <w:rFonts w:hint="eastAsia"/>
-              </w:rPr>
-              <w:t>Bucket</w:t>
-            </w:r>
-            <w:r>
-              <w:rPr>
-                <w:rFonts w:hint="eastAsia"/>
-              </w:rPr>
-              <w:t>再创建一个桶，</w:t>
-            </w:r>
-            <w:r>
-              <w:rPr>
-                <w:rFonts w:hint="eastAsia"/>
-              </w:rPr>
-              <w:t>URI</w:t>
-            </w:r>
-            <w:r>
-              <w:rPr>
-                <w:rFonts w:hint="eastAsia"/>
-              </w:rPr>
-              <w:t>填写为“</w:t>
-            </w:r>
-            <w:r>
-              <w:rPr>
-                <w:rFonts w:hint="eastAsia"/>
-              </w:rPr>
-              <w:t>/bucketname</w:t>
-            </w:r>
-            <w:r>
-              <w:t>2</w:t>
-            </w:r>
-          </w:p>
-          <w:p>
-            <w:pPr>
-              <w:pStyle w:val="aa"/>
-              <w:numPr>
-                <w:ilvl w:val="0"/>
-                <w:numId w:val="1"/>
-              </w:numPr>
-              <w:ind w:firstLineChars="0"/>
-            </w:pPr>
-            <w:r>
-              <w:rPr>
-                <w:rFonts w:hint="eastAsia"/>
-              </w:rPr>
-              <w:t>GET</w:t>
-            </w:r>
-            <w:r>
-              <w:t xml:space="preserve"> </w:t>
-            </w:r>
-            <w:r>
-              <w:rPr>
-                <w:rFonts w:hint="eastAsia"/>
-              </w:rPr>
-              <w:t>Service</w:t>
-            </w:r>
-            <w:r>
-              <w:rPr>
-                <w:rFonts w:hint="eastAsia"/>
-              </w:rPr>
-              <w:t>查询所有桶</w:t>
-            </w:r>
-          </w:p>
-          <w:p>
-            <w:pPr>
-              <w:pStyle w:val="aa"/>
-              <w:numPr>
-                <w:ilvl w:val="0"/>
-                <w:numId w:val="1"/>
-              </w:numPr>
-              <w:ind w:firstLineChars="0"/>
-            </w:pPr>
-            <w:r>
-              <w:rPr>
-                <w:rFonts w:hint="eastAsia"/>
-              </w:rPr>
-              <w:t>DELETE</w:t>
-            </w:r>
-            <w:r>
-              <w:t xml:space="preserve"> </w:t>
-            </w:r>
-            <w:r>
-              <w:rPr>
-                <w:rFonts w:hint="eastAsia"/>
-              </w:rPr>
-              <w:t>Bucket</w:t>
-            </w:r>
-            <w:r>
-              <w:rPr>
-                <w:rFonts w:hint="eastAsia"/>
-              </w:rPr>
-              <w:t>删除</w:t>
-            </w:r>
-            <w:r>
-              <w:rPr>
-                <w:rFonts w:hint="eastAsia"/>
-              </w:rPr>
-              <w:t>bucketname</w:t>
-            </w:r>
-            <w:r>
-              <w:t>1</w:t>
-            </w:r>
-            <w:r>
-              <w:rPr>
-                <w:rFonts w:hint="eastAsia"/>
-              </w:rPr>
-              <w:t>桶</w:t>
-            </w:r>
-          </w:p>
-          <w:p>
-            <w:pPr>
-              <w:pStyle w:val="aa"/>
-              <w:numPr>
-                <w:ilvl w:val="0"/>
-                <w:numId w:val="1"/>
-              </w:numPr>
-              <w:ind w:firstLineChars="0"/>
-            </w:pPr>
-            <w:r>
-              <w:rPr>
-                <w:rFonts w:hint="eastAsia"/>
-              </w:rPr>
-              <w:t>GET</w:t>
-            </w:r>
-            <w:r>
-              <w:t xml:space="preserve"> </w:t>
-            </w:r>
-            <w:r>
-              <w:rPr>
-                <w:rFonts w:hint="eastAsia"/>
-              </w:rPr>
-              <w:t>Service</w:t>
-            </w:r>
-            <w:r>
-              <w:rPr>
-                <w:rFonts w:hint="eastAsia"/>
-              </w:rPr>
-              <w:t>查询所有</w:t>
-            </w:r>
-            <w:r>
-              <w:rPr>
-                <w:rFonts w:hint="eastAsia"/>
-              </w:rPr>
-              <w:t>桶</w:t>
-            </w:r>
-          </w:p>
-          <w:p>
-            <w:pPr>
-              <w:pStyle w:val="aa"/>
-              <w:numPr>
-                <w:ilvl w:val="0"/>
-                <w:numId w:val="1"/>
-              </w:numPr>
-              <w:ind w:firstLineChars="0"/>
-            </w:pPr>
-            <w:r>
-              <w:rPr>
-                <w:rFonts w:hint="eastAsia"/>
-              </w:rPr>
-              <w:t>DELETE</w:t>
-            </w:r>
-            <w:r>
-              <w:t xml:space="preserve"> </w:t>
-            </w:r>
-            <w:r>
-              <w:rPr>
-                <w:rFonts w:hint="eastAsia"/>
-              </w:rPr>
-              <w:t>Bucket</w:t>
-            </w:r>
-            <w:r>
-              <w:rPr>
-                <w:rFonts w:hint="eastAsia"/>
-              </w:rPr>
-              <w:t>删除</w:t>
-            </w:r>
-            <w:r>
-              <w:rPr>
-                <w:rFonts w:hint="eastAsia"/>
-              </w:rPr>
-              <w:t>bucketname</w:t>
-            </w:r>
-            <w:r>
-              <w:t>2</w:t>
-            </w:r>
-            <w:r>
-              <w:rPr>
-                <w:rFonts w:hint="eastAsia"/>
-              </w:rPr>
-              <w:t>桶</w:t>
-            </w:r>
-          </w:p>
-          <w:p>
-            <w:pPr>
-              <w:pStyle w:val="aa"/>
-              <w:numPr>
-                <w:ilvl w:val="0"/>
-                <w:numId w:val="1"/>
-              </w:numPr>
-              <w:ind w:firstLineChars="0"/>
-            </w:pPr>
-            <w:r>
-              <w:rPr>
-                <w:rFonts w:hint="eastAsia"/>
-              </w:rPr>
-              <w:t>GET</w:t>
-            </w:r>
-            <w:r>
-              <w:t xml:space="preserve"> </w:t>
-            </w:r>
-            <w:r>
-              <w:rPr>
-                <w:rFonts w:hint="eastAsia"/>
-              </w:rPr>
-              <w:t>Service</w:t>
-            </w:r>
-            <w:r>
-              <w:rPr>
-                <w:rFonts w:hint="eastAsia"/>
-              </w:rPr>
-              <w:t>查询所有桶</w:t>
-            </w:r>
           </w:p>
         </w:tc>
         <w:tc>
@@ -21164,269 +18107,6 @@
               </w:numPr>
               <w:ind w:firstLineChars="0"/>
             </w:pPr>
-            <w:r>
-              <w:rPr>
-                <w:rFonts w:hint="eastAsia"/>
-              </w:rPr>
-              <w:lastRenderedPageBreak/>
-              <w:t>PUT</w:t>
-            </w:r>
-            <w:r>
-              <w:rPr>
-                <w:rFonts w:hint="eastAsia"/>
-              </w:rPr>
-              <w:t>成功，返回</w:t>
-            </w:r>
-            <w:r>
-              <w:rPr>
-                <w:rFonts w:hint="eastAsia"/>
-              </w:rPr>
-              <w:t>200 OK</w:t>
-            </w:r>
-          </w:p>
-          <w:p>
-            <w:pPr>
-              <w:pStyle w:val="aa"/>
-              <w:numPr>
-                <w:ilvl w:val="0"/>
-                <w:numId w:val="6"/>
-              </w:numPr>
-              <w:ind w:firstLineChars="0"/>
-            </w:pPr>
-            <w:r>
-              <w:rPr>
-                <w:rFonts w:hint="eastAsia"/>
-              </w:rPr>
-              <w:t>PUT</w:t>
-            </w:r>
-            <w:r>
-              <w:rPr>
-                <w:rFonts w:hint="eastAsia"/>
-              </w:rPr>
-              <w:t>成功，返回</w:t>
-            </w:r>
-            <w:r>
-              <w:rPr>
-                <w:rFonts w:hint="eastAsia"/>
-              </w:rPr>
-              <w:t>200</w:t>
-            </w:r>
-            <w:r>
-              <w:t xml:space="preserve"> </w:t>
-            </w:r>
-            <w:r>
-              <w:rPr>
-                <w:rFonts w:hint="eastAsia"/>
-              </w:rPr>
-              <w:t>OK</w:t>
-            </w:r>
-          </w:p>
-          <w:p>
-            <w:pPr>
-              <w:pStyle w:val="aa"/>
-              <w:numPr>
-                <w:ilvl w:val="0"/>
-                <w:numId w:val="6"/>
-              </w:numPr>
-              <w:ind w:firstLineChars="0"/>
-            </w:pPr>
-            <w:r>
-              <w:rPr>
-                <w:rFonts w:hint="eastAsia"/>
-              </w:rPr>
-              <w:t>GET</w:t>
-            </w:r>
-            <w:r>
-              <w:rPr>
-                <w:rFonts w:hint="eastAsia"/>
-              </w:rPr>
-              <w:t>成功，返回步骤</w:t>
-            </w:r>
-            <w:r>
-              <w:rPr>
-                <w:rFonts w:hint="eastAsia"/>
-              </w:rPr>
-              <w:t>1</w:t>
-            </w:r>
-            <w:r>
-              <w:rPr>
-                <w:rFonts w:hint="eastAsia"/>
-              </w:rPr>
-              <w:t>，步骤</w:t>
-            </w:r>
-            <w:r>
-              <w:rPr>
-                <w:rFonts w:hint="eastAsia"/>
-              </w:rPr>
-              <w:t>2</w:t>
-            </w:r>
-            <w:r>
-              <w:rPr>
-                <w:rFonts w:hint="eastAsia"/>
-              </w:rPr>
-              <w:t>中添加成功的桶</w:t>
-            </w:r>
-            <w:r>
-              <w:rPr>
-                <w:rFonts w:hint="eastAsia"/>
-              </w:rPr>
-              <w:t>名称</w:t>
-            </w:r>
-            <w:r>
-              <w:rPr>
-                <w:rFonts w:hint="eastAsia"/>
-              </w:rPr>
-              <w:lastRenderedPageBreak/>
-              <w:t>bucketname</w:t>
-            </w:r>
-            <w:r>
-              <w:t>1</w:t>
-            </w:r>
-            <w:r>
-              <w:rPr>
-                <w:rFonts w:hint="eastAsia"/>
-              </w:rPr>
-              <w:t>和</w:t>
-            </w:r>
-            <w:r>
-              <w:rPr>
-                <w:rFonts w:hint="eastAsia"/>
-              </w:rPr>
-              <w:t>bucketname</w:t>
-            </w:r>
-            <w:r>
-              <w:t>2</w:t>
-            </w:r>
-          </w:p>
-          <w:p>
-            <w:pPr>
-              <w:pStyle w:val="aa"/>
-              <w:numPr>
-                <w:ilvl w:val="0"/>
-                <w:numId w:val="6"/>
-              </w:numPr>
-              <w:ind w:firstLineChars="0"/>
-            </w:pPr>
-            <w:r>
-              <w:rPr>
-                <w:rFonts w:hint="eastAsia"/>
-              </w:rPr>
-              <w:t>删除成功，返回</w:t>
-            </w:r>
-            <w:r>
-              <w:rPr>
-                <w:rFonts w:hint="eastAsia"/>
-              </w:rPr>
-              <w:t xml:space="preserve">204 </w:t>
-            </w:r>
-            <w:r>
-              <w:rPr>
-                <w:rFonts w:asciiTheme="minorEastAsia" w:hAnsiTheme="minorEastAsia"/>
-              </w:rPr>
-              <w:t>No Content</w:t>
-            </w:r>
-          </w:p>
-          <w:p>
-            <w:pPr>
-              <w:pStyle w:val="aa"/>
-              <w:numPr>
-                <w:ilvl w:val="0"/>
-                <w:numId w:val="6"/>
-              </w:numPr>
-              <w:ind w:firstLineChars="0"/>
-            </w:pPr>
-            <w:r>
-              <w:rPr>
-                <w:rFonts w:hint="eastAsia"/>
-              </w:rPr>
-              <w:t>GET</w:t>
-            </w:r>
-            <w:r>
-              <w:rPr>
-                <w:rFonts w:hint="eastAsia"/>
-              </w:rPr>
-              <w:t>成功，返回结果</w:t>
-            </w:r>
-            <w:r>
-              <w:rPr>
-                <w:rFonts w:hint="eastAsia"/>
-              </w:rPr>
-              <w:t>只有</w:t>
-            </w:r>
-            <w:r>
-              <w:rPr>
-                <w:rFonts w:hint="eastAsia"/>
-              </w:rPr>
-              <w:t>bucketname</w:t>
-            </w:r>
-            <w:r>
-              <w:t>2</w:t>
-            </w:r>
-          </w:p>
-          <w:p>
-            <w:pPr>
-              <w:pStyle w:val="aa"/>
-              <w:numPr>
-                <w:ilvl w:val="0"/>
-                <w:numId w:val="6"/>
-              </w:numPr>
-              <w:ind w:firstLineChars="0"/>
-            </w:pPr>
-            <w:r>
-              <w:rPr>
-                <w:rFonts w:hint="eastAsia"/>
-              </w:rPr>
-              <w:t>删除成功，返回</w:t>
-            </w:r>
-            <w:r>
-              <w:rPr>
-                <w:rFonts w:hint="eastAsia"/>
-              </w:rPr>
-              <w:t>204No</w:t>
-            </w:r>
-            <w:r>
-              <w:t xml:space="preserve"> </w:t>
-            </w:r>
-            <w:r>
-              <w:rPr>
-                <w:rFonts w:hint="eastAsia"/>
-              </w:rPr>
-              <w:t>Content</w:t>
-            </w:r>
-          </w:p>
-          <w:p>
-            <w:pPr>
-              <w:pStyle w:val="aa"/>
-              <w:numPr>
-                <w:ilvl w:val="0"/>
-                <w:numId w:val="6"/>
-              </w:numPr>
-              <w:ind w:firstLineChars="0"/>
-            </w:pPr>
-            <w:r>
-              <w:rPr>
-                <w:rFonts w:hint="eastAsia"/>
-              </w:rPr>
-              <w:t>GET</w:t>
-            </w:r>
-            <w:r>
-              <w:rPr>
-                <w:rFonts w:hint="eastAsia"/>
-              </w:rPr>
-              <w:t>成功，返回结果中只有</w:t>
-            </w:r>
-            <w:r>
-              <w:rPr>
-                <w:rFonts w:hint="eastAsia"/>
-              </w:rPr>
-              <w:t>Owner</w:t>
-            </w:r>
-            <w:r>
-              <w:rPr>
-                <w:rFonts w:hint="eastAsia"/>
-              </w:rPr>
-              <w:t>信息，没有桶信息。</w:t>
-            </w:r>
           </w:p>
         </w:tc>
       </w:tr>
@@ -21439,22 +18119,6 @@
             <w:pPr>
               <w:ind w:left="0"/>
             </w:pPr>
-            <w:r>
-              <w:rPr>
-                <w:rFonts w:hint="eastAsia"/>
-              </w:rPr>
-              <w:lastRenderedPageBreak/>
-              <w:t>Story.SequoiaS</w:t>
-            </w:r>
-            <w:r>
-              <w:t>3</w:t>
-            </w:r>
-            <w:r>
-              <w:rPr>
-                <w:rFonts w:hint="eastAsia"/>
-              </w:rPr>
-              <w:t>.Bucket.001.002</w:t>
-            </w:r>
           </w:p>
         </w:tc>
         <w:tc>
@@ -21465,58 +18129,12 @@
             <w:pPr>
               <w:ind w:left="0"/>
             </w:pPr>
-            <w:proofErr w:type="gramStart"/>
-            <w:r>
-              <w:rPr>
-                <w:rFonts w:hint="eastAsia"/>
-              </w:rPr>
-              <w:t>桶名不</w:t>
-            </w:r>
-            <w:proofErr w:type="gramEnd"/>
-            <w:r>
-              <w:rPr>
-                <w:rFonts w:hint="eastAsia"/>
-              </w:rPr>
-              <w:t>符合规范</w:t>
-            </w:r>
           </w:p>
         </w:tc>
         <w:tc>
           <w:tcPr>
             <w:tcW w:w="2630" w:type="dxa"/>
           </w:tcPr>
-          <w:p>
-            <w:pPr>
-              <w:ind w:left="0"/>
-            </w:pPr>
-            <w:r>
-              <w:rPr>
-                <w:rFonts w:hint="eastAsia"/>
-              </w:rPr>
-              <w:t>预置条件：</w:t>
-            </w:r>
-            <w:r>
-              <w:rPr>
-                <w:rFonts w:hint="eastAsia"/>
-              </w:rPr>
-              <w:t>SequoiaS</w:t>
-            </w:r>
-            <w:r>
-              <w:t>3</w:t>
-            </w:r>
-            <w:r>
-              <w:rPr>
-                <w:rFonts w:hint="eastAsia"/>
-              </w:rPr>
-              <w:t>系统启动，创建用户</w:t>
-            </w:r>
-            <w:r>
-              <w:rPr>
-                <w:rFonts w:hint="eastAsia"/>
-              </w:rPr>
-              <w:t>A</w:t>
-            </w:r>
-          </w:p>
           <w:p>
             <w:pPr>
               <w:pStyle w:val="aa"/>
@@ -21526,114 +18144,6 @@
               </w:numPr>
               <w:ind w:firstLineChars="0"/>
             </w:pPr>
-            <w:r>
-              <w:rPr>
-                <w:rFonts w:hint="eastAsia"/>
-              </w:rPr>
-              <w:t>PUT</w:t>
-            </w:r>
-            <w:r>
-              <w:t xml:space="preserve"> </w:t>
-            </w:r>
-            <w:r>
-              <w:rPr>
-                <w:rFonts w:hint="eastAsia"/>
-              </w:rPr>
-              <w:t>Bucket</w:t>
-            </w:r>
-            <w:r>
-              <w:rPr>
-                <w:rFonts w:hint="eastAsia"/>
-              </w:rPr>
-              <w:t>创建一个桶，</w:t>
-            </w:r>
-            <w:proofErr w:type="gramStart"/>
-            <w:r>
-              <w:rPr>
-                <w:rFonts w:hint="eastAsia"/>
-              </w:rPr>
-              <w:t>桶名包含</w:t>
-            </w:r>
-            <w:proofErr w:type="gramEnd"/>
-            <w:r>
-              <w:rPr>
-                <w:rFonts w:hint="eastAsia"/>
-              </w:rPr>
-              <w:t>小写</w:t>
-            </w:r>
-            <w:r>
-              <w:rPr>
-                <w:rFonts w:hint="eastAsia"/>
-              </w:rPr>
-              <w:t>字母，只有</w:t>
-            </w:r>
-            <w:r>
-              <w:rPr>
-                <w:rFonts w:hint="eastAsia"/>
-              </w:rPr>
-              <w:t>2</w:t>
-            </w:r>
-            <w:r>
-              <w:rPr>
-                <w:rFonts w:hint="eastAsia"/>
-              </w:rPr>
-              <w:t>位</w:t>
-            </w:r>
-          </w:p>
-          <w:p>
-            <w:pPr>
-              <w:pStyle w:val="aa"/>
-              <w:numPr>
-                <w:ilvl w:val="0"/>
-                <w:numId w:val="7"/>
-              </w:numPr>
-              <w:ind w:firstLineChars="0"/>
-            </w:pPr>
-            <w:r>
-              <w:rPr>
-                <w:rFonts w:hint="eastAsia"/>
-              </w:rPr>
-              <w:t>PUT</w:t>
-            </w:r>
-            <w:r>
-              <w:t xml:space="preserve"> </w:t>
-            </w:r>
-            <w:r>
-              <w:rPr>
-                <w:rFonts w:hint="eastAsia"/>
-              </w:rPr>
-              <w:t>Bucket</w:t>
-            </w:r>
-            <w:r>
-              <w:rPr>
-                <w:rFonts w:hint="eastAsia"/>
-              </w:rPr>
-              <w:t>创建一个桶，同名包含</w:t>
-            </w:r>
-            <w:r>
-              <w:rPr>
-                <w:rFonts w:hint="eastAsia"/>
-              </w:rPr>
-              <w:t>小写</w:t>
-            </w:r>
-            <w:r>
-              <w:rPr>
-                <w:rFonts w:hint="eastAsia"/>
-              </w:rPr>
-              <w:t>字母，数字，连字符，总位数为</w:t>
-            </w:r>
-            <w:r>
-              <w:rPr>
-                <w:rFonts w:hint="eastAsia"/>
-              </w:rPr>
-              <w:t>64</w:t>
-            </w:r>
-            <w:r>
-              <w:rPr>
-                <w:rFonts w:hint="eastAsia"/>
-              </w:rPr>
-              <w:t>位。</w:t>
-            </w:r>
           </w:p>
         </w:tc>
         <w:tc>
@@ -21649,62 +18159,6 @@
               </w:numPr>
               <w:ind w:firstLineChars="0"/>
             </w:pPr>
-            <w:r>
-              <w:rPr>
-                <w:rFonts w:hint="eastAsia"/>
-              </w:rPr>
-              <w:t>返回失败，</w:t>
-            </w:r>
-            <w:r>
-              <w:rPr>
-                <w:rFonts w:hint="eastAsia"/>
-              </w:rPr>
-              <w:t>403</w:t>
-            </w:r>
-          </w:p>
-          <w:p>
-            <w:pPr>
-              <w:pStyle w:val="aa"/>
-              <w:numPr>
-                <w:ilvl w:val="0"/>
-                <w:numId w:val="8"/>
-              </w:numPr>
-              <w:ind w:firstLineChars="0"/>
-            </w:pPr>
-            <w:r>
-              <w:rPr>
-                <w:rFonts w:hint="eastAsia"/>
-              </w:rPr>
-              <w:t>返回失败，</w:t>
-            </w:r>
-            <w:r>
-              <w:rPr>
-                <w:rFonts w:hint="eastAsia"/>
-              </w:rPr>
-              <w:t>403</w:t>
-            </w:r>
-          </w:p>
-          <w:p>
-            <w:pPr>
-              <w:pStyle w:val="aa"/>
-              <w:numPr>
-                <w:ilvl w:val="0"/>
-                <w:numId w:val="8"/>
-              </w:numPr>
-              <w:ind w:firstLineChars="0"/>
-            </w:pPr>
-            <w:r>
-              <w:rPr>
-                <w:rFonts w:hint="eastAsia"/>
-              </w:rPr>
-              <w:t>返回失败，</w:t>
-            </w:r>
-            <w:r>
-              <w:rPr>
-                <w:rFonts w:hint="eastAsia"/>
-              </w:rPr>
-              <w:t>403</w:t>
-            </w:r>
           </w:p>
         </w:tc>
       </w:tr>
@@ -21717,21 +18171,6 @@
             <w:pPr>
               <w:ind w:left="0"/>
             </w:pPr>
-            <w:r>
-              <w:rPr>
-                <w:rFonts w:hint="eastAsia"/>
-              </w:rPr>
-              <w:t>Story.SequoiaS</w:t>
-            </w:r>
-            <w:r>
-              <w:t>3</w:t>
-            </w:r>
-            <w:r>
-              <w:rPr>
-                <w:rFonts w:hint="eastAsia"/>
-              </w:rPr>
-              <w:t>.Bucket.001.003</w:t>
-            </w:r>
           </w:p>
         </w:tc>
         <w:tc>
@@ -21742,58 +18181,12 @@
             <w:pPr>
               <w:ind w:left="0"/>
             </w:pPr>
-            <w:proofErr w:type="gramStart"/>
-            <w:r>
-              <w:rPr>
-                <w:rFonts w:hint="eastAsia"/>
-              </w:rPr>
-              <w:t>桶名包含</w:t>
-            </w:r>
-            <w:proofErr w:type="gramEnd"/>
-            <w:r>
-              <w:rPr>
-                <w:rFonts w:hint="eastAsia"/>
-              </w:rPr>
-              <w:t>特殊字符</w:t>
-            </w:r>
           </w:p>
         </w:tc>
         <w:tc>
           <w:tcPr>
             <w:tcW w:w="2630" w:type="dxa"/>
           </w:tcPr>
-          <w:p>
-            <w:pPr>
-              <w:ind w:left="0"/>
-            </w:pPr>
-            <w:r>
-              <w:rPr>
-                <w:rFonts w:hint="eastAsia"/>
-              </w:rPr>
-              <w:t>预置条件：</w:t>
-            </w:r>
-            <w:r>
-              <w:rPr>
-                <w:rFonts w:hint="eastAsia"/>
-              </w:rPr>
-              <w:t>SequoiaS</w:t>
-            </w:r>
-            <w:r>
-              <w:t>3</w:t>
-            </w:r>
-            <w:r>
-              <w:rPr>
-                <w:rFonts w:hint="eastAsia"/>
-              </w:rPr>
-              <w:t>系统启动，创建用户</w:t>
-            </w:r>
-            <w:r>
-              <w:rPr>
-                <w:rFonts w:hint="eastAsia"/>
-              </w:rPr>
-              <w:t>A</w:t>
-            </w:r>
-          </w:p>
           <w:p>
             <w:pPr>
               <w:pStyle w:val="aa"/>
@@ -21803,337 +18196,12 @@
               </w:numPr>
               <w:ind w:firstLineChars="0"/>
             </w:pPr>
-            <w:r>
-              <w:rPr>
-                <w:rFonts w:hint="eastAsia"/>
-              </w:rPr>
-              <w:t>PUT</w:t>
-            </w:r>
-            <w:r>
-              <w:t xml:space="preserve"> </w:t>
-            </w:r>
-            <w:r>
-              <w:rPr>
-                <w:rFonts w:hint="eastAsia"/>
-              </w:rPr>
-              <w:t>Bucket</w:t>
-            </w:r>
-            <w:r>
-              <w:rPr>
-                <w:rFonts w:hint="eastAsia"/>
-              </w:rPr>
-              <w:t>创建一个桶，</w:t>
-            </w:r>
-            <w:proofErr w:type="gramStart"/>
-            <w:r>
-              <w:rPr>
-                <w:rFonts w:hint="eastAsia"/>
-              </w:rPr>
-              <w:t>桶名为</w:t>
-            </w:r>
-            <w:proofErr w:type="gramEnd"/>
-            <w:r>
-              <w:rPr>
-                <w:rFonts w:hint="eastAsia"/>
-              </w:rPr>
-              <w:t>IP</w:t>
-            </w:r>
-            <w:r>
-              <w:rPr>
-                <w:rFonts w:hint="eastAsia"/>
-              </w:rPr>
-              <w:t>格式，</w:t>
-            </w:r>
-            <w:r>
-              <w:rPr>
-                <w:rFonts w:hint="eastAsia"/>
-              </w:rPr>
-              <w:t>192.168.5.42</w:t>
-            </w:r>
-          </w:p>
-          <w:p>
-            <w:pPr>
-              <w:pStyle w:val="aa"/>
-              <w:numPr>
-                <w:ilvl w:val="0"/>
-                <w:numId w:val="13"/>
-              </w:numPr>
-              <w:ind w:firstLineChars="0"/>
-            </w:pPr>
-            <w:r>
-              <w:rPr>
-                <w:rFonts w:hint="eastAsia"/>
-              </w:rPr>
-              <w:t>GET</w:t>
-            </w:r>
-            <w:r>
-              <w:t xml:space="preserve"> </w:t>
-            </w:r>
-            <w:r>
-              <w:rPr>
-                <w:rFonts w:hint="eastAsia"/>
-              </w:rPr>
-              <w:t>Service</w:t>
-            </w:r>
-            <w:r>
-              <w:rPr>
-                <w:rFonts w:hint="eastAsia"/>
-              </w:rPr>
-              <w:t>查询所有桶</w:t>
-            </w:r>
-          </w:p>
-          <w:p>
-            <w:pPr>
-              <w:pStyle w:val="aa"/>
-              <w:numPr>
-                <w:ilvl w:val="0"/>
-                <w:numId w:val="13"/>
-              </w:numPr>
-              <w:ind w:firstLineChars="0"/>
-            </w:pPr>
-            <w:r>
-              <w:rPr>
-                <w:rFonts w:hint="eastAsia"/>
-              </w:rPr>
-              <w:t>PUT</w:t>
-            </w:r>
-            <w:r>
-              <w:t xml:space="preserve"> </w:t>
-            </w:r>
-            <w:r>
-              <w:rPr>
-                <w:rFonts w:hint="eastAsia"/>
-              </w:rPr>
-              <w:t>Bucket</w:t>
-            </w:r>
-            <w:r>
-              <w:rPr>
-                <w:rFonts w:hint="eastAsia"/>
-              </w:rPr>
-              <w:t>创建一个桶，</w:t>
-            </w:r>
-            <w:proofErr w:type="gramStart"/>
-            <w:r>
-              <w:rPr>
-                <w:rFonts w:hint="eastAsia"/>
-              </w:rPr>
-              <w:t>桶名为</w:t>
-            </w:r>
-            <w:proofErr w:type="gramEnd"/>
-            <w:r>
-              <w:rPr>
-                <w:rFonts w:hint="eastAsia"/>
-              </w:rPr>
-              <w:t>ww.ww.ww.</w:t>
-            </w:r>
-            <w:proofErr w:type="gramStart"/>
-            <w:r>
-              <w:rPr>
-                <w:rFonts w:hint="eastAsia"/>
-              </w:rPr>
-              <w:t>ee.</w:t>
-            </w:r>
-            <w:proofErr w:type="spellStart"/>
-            <w:r>
-              <w:rPr>
-                <w:rFonts w:hint="eastAsia"/>
-              </w:rPr>
-              <w:t>rr</w:t>
-            </w:r>
-            <w:proofErr w:type="spellEnd"/>
-            <w:r>
-              <w:rPr>
-                <w:rFonts w:hint="eastAsia"/>
-              </w:rPr>
-              <w:t>..</w:t>
-            </w:r>
-            <w:proofErr w:type="spellStart"/>
-            <w:proofErr w:type="gramEnd"/>
-            <w:r>
-              <w:rPr>
-                <w:rFonts w:hint="eastAsia"/>
-              </w:rPr>
-              <w:t>dd</w:t>
-            </w:r>
-            <w:proofErr w:type="spellEnd"/>
-          </w:p>
-          <w:p>
-            <w:pPr>
-              <w:pStyle w:val="aa"/>
-              <w:numPr>
-                <w:ilvl w:val="0"/>
-                <w:numId w:val="13"/>
-              </w:numPr>
-              <w:ind w:firstLineChars="0"/>
-            </w:pPr>
-            <w:r>
-              <w:rPr>
-                <w:rFonts w:hint="eastAsia"/>
-              </w:rPr>
-              <w:t>PUT</w:t>
-            </w:r>
-            <w:r>
-              <w:t xml:space="preserve"> </w:t>
-            </w:r>
-            <w:r>
-              <w:rPr>
-                <w:rFonts w:hint="eastAsia"/>
-              </w:rPr>
-              <w:t>Bucket</w:t>
-            </w:r>
-            <w:r>
-              <w:rPr>
-                <w:rFonts w:hint="eastAsia"/>
-              </w:rPr>
-              <w:t>创建一个桶，</w:t>
-            </w:r>
-            <w:proofErr w:type="gramStart"/>
-            <w:r>
-              <w:rPr>
-                <w:rFonts w:hint="eastAsia"/>
-              </w:rPr>
-              <w:t>桶名包含</w:t>
-            </w:r>
-            <w:proofErr w:type="gramEnd"/>
-            <w:r>
-              <w:rPr>
-                <w:rFonts w:hint="eastAsia"/>
-              </w:rPr>
-              <w:t>@,!,</w:t>
-            </w:r>
-            <w:r>
-              <w:t>$,*,+,</w:t>
-            </w:r>
-            <w:r>
-              <w:rPr>
-                <w:rFonts w:hint="eastAsia"/>
-              </w:rPr>
-              <w:t>=,|,</w:t>
-            </w:r>
-            <w:r>
-              <w:t>-,_,(,)</w:t>
-            </w:r>
           </w:p>
         </w:tc>
         <w:tc>
           <w:tcPr>
             <w:tcW w:w="1985" w:type="dxa"/>
           </w:tcPr>
-          <w:p>
-            <w:pPr>
-              <w:pStyle w:val="aa"/>
-              <w:numPr>
-                <w:ilvl w:val="0"/>
-                <w:numId w:val="14"/>
-              </w:numPr>
-              <w:ind w:firstLineChars="0"/>
-            </w:pPr>
-            <w:r>
-              <w:rPr>
-                <w:rFonts w:hint="eastAsia"/>
-              </w:rPr>
-              <w:t>返回成功</w:t>
-            </w:r>
-          </w:p>
-          <w:p>
-            <w:pPr>
-              <w:pStyle w:val="aa"/>
-              <w:numPr>
-                <w:ilvl w:val="0"/>
-                <w:numId w:val="14"/>
-              </w:numPr>
-              <w:ind w:firstLineChars="0"/>
-            </w:pPr>
-            <w:r>
-              <w:rPr>
-                <w:rFonts w:hint="eastAsia"/>
-              </w:rPr>
-              <w:t>查询到名为</w:t>
-            </w:r>
-            <w:r>
-              <w:rPr>
-                <w:rFonts w:hint="eastAsia"/>
-              </w:rPr>
-              <w:t>192.168.5.42</w:t>
-            </w:r>
-            <w:r>
-              <w:rPr>
-                <w:rFonts w:hint="eastAsia"/>
-              </w:rPr>
-              <w:t>的桶信息。</w:t>
-            </w:r>
-          </w:p>
-          <w:p>
-            <w:pPr>
-              <w:pStyle w:val="aa"/>
-              <w:numPr>
-                <w:ilvl w:val="0"/>
-                <w:numId w:val="14"/>
-              </w:numPr>
-              <w:ind w:firstLineChars="0"/>
-            </w:pPr>
-            <w:r>
-              <w:rPr>
-                <w:rFonts w:hint="eastAsia"/>
-              </w:rPr>
-              <w:t>返回成功</w:t>
-            </w:r>
-          </w:p>
-          <w:p>
-            <w:pPr>
-              <w:pStyle w:val="aa"/>
-              <w:numPr>
-                <w:ilvl w:val="0"/>
-                <w:numId w:val="14"/>
-              </w:numPr>
-              <w:ind w:firstLineChars="0"/>
-            </w:pPr>
-            <w:r>
-              <w:rPr>
-                <w:rFonts w:hint="eastAsia"/>
-              </w:rPr>
-              <w:t>查询到名为</w:t>
-            </w:r>
-            <w:r>
-              <w:rPr>
-                <w:rFonts w:hint="eastAsia"/>
-              </w:rPr>
-              <w:t>ww.ww.ww.ee.</w:t>
-            </w:r>
-            <w:proofErr w:type="spellStart"/>
-            <w:r>
-              <w:rPr>
-                <w:rFonts w:hint="eastAsia"/>
-              </w:rPr>
-              <w:t>rr</w:t>
-            </w:r>
-            <w:proofErr w:type="spellEnd"/>
-            <w:r>
-              <w:rPr>
-                <w:rFonts w:hint="eastAsia"/>
-              </w:rPr>
-              <w:t>..</w:t>
-            </w:r>
-            <w:proofErr w:type="spellStart"/>
-            <w:r>
-              <w:rPr>
-                <w:rFonts w:hint="eastAsia"/>
-              </w:rPr>
-              <w:t>dd</w:t>
-            </w:r>
-            <w:proofErr w:type="spellEnd"/>
-            <w:r>
-              <w:rPr>
-                <w:rFonts w:hint="eastAsia"/>
-              </w:rPr>
-              <w:t>的桶</w:t>
-            </w:r>
-          </w:p>
-          <w:p>
-            <w:pPr>
-              <w:ind w:left="0"/>
-            </w:pPr>
-          </w:p>
           <w:p>
             <w:pPr>
               <w:pStyle w:val="aa"/>
@@ -22151,33 +18219,6 @@
             <w:pPr>
               <w:ind w:left="0"/>
             </w:pPr>
-            <w:r>
-              <w:rPr>
-                <w:rFonts w:hint="eastAsia"/>
-              </w:rPr>
-              <w:t>Story.SequoiaS</w:t>
-            </w:r>
-            <w:r>
-              <w:t>3</w:t>
-            </w:r>
-            <w:r>
-              <w:rPr>
-                <w:rFonts w:hint="eastAsia"/>
-              </w:rPr>
-              <w:t>.Bucket.00</w:t>
-            </w:r>
-            <w:r>
-              <w:t>2</w:t>
-            </w:r>
-            <w:r>
-              <w:rPr>
-                <w:rFonts w:hint="eastAsia"/>
-              </w:rPr>
-              <w:t>.00</w:t>
-            </w:r>
-            <w:r>
-              <w:t>1</w:t>
-            </w:r>
           </w:p>
         </w:tc>
         <w:tc>
@@ -22188,76 +18229,12 @@
             <w:pPr>
               <w:ind w:left="0"/>
             </w:pPr>
-            <w:r>
-              <w:rPr>
-                <w:rFonts w:hint="eastAsia"/>
-              </w:rPr>
-              <w:t>版本控制状态设置和查询</w:t>
-            </w:r>
           </w:p>
         </w:tc>
         <w:tc>
           <w:tcPr>
             <w:tcW w:w="2630" w:type="dxa"/>
           </w:tcPr>
-          <w:p>
-            <w:pPr>
-              <w:ind w:left="0"/>
-            </w:pPr>
-            <w:r>
-              <w:rPr>
-                <w:rFonts w:hint="eastAsia"/>
-              </w:rPr>
-              <w:t>预置条件：</w:t>
-            </w:r>
-            <w:r>
-              <w:rPr>
-                <w:rFonts w:hint="eastAsia"/>
-              </w:rPr>
-              <w:t>SequoiaS</w:t>
-            </w:r>
-            <w:r>
-              <w:t>3</w:t>
-            </w:r>
-            <w:r>
-              <w:rPr>
-                <w:rFonts w:hint="eastAsia"/>
-              </w:rPr>
-              <w:t>系统启动，创建用户</w:t>
-            </w:r>
-            <w:r>
-              <w:rPr>
-                <w:rFonts w:hint="eastAsia"/>
-              </w:rPr>
-              <w:t>A</w:t>
-            </w:r>
-            <w:r>
-              <w:rPr>
-                <w:rFonts w:hint="eastAsia"/>
-              </w:rPr>
-              <w:t>，</w:t>
-            </w:r>
-            <w:r>
-              <w:rPr>
-                <w:rFonts w:hint="eastAsia"/>
-              </w:rPr>
-              <w:t>A</w:t>
-            </w:r>
-            <w:r>
-              <w:rPr>
-                <w:rFonts w:hint="eastAsia"/>
-              </w:rPr>
-              <w:t>用户创建了桶</w:t>
-            </w:r>
-            <w:proofErr w:type="spellStart"/>
-            <w:r>
-              <w:rPr>
-                <w:rFonts w:hint="eastAsia"/>
-              </w:rPr>
-              <w:t>mybucket</w:t>
-            </w:r>
-            <w:proofErr w:type="spellEnd"/>
-          </w:p>
           <w:p>
             <w:pPr>
               <w:pStyle w:val="aa"/>
@@ -22267,284 +18244,12 @@
               </w:numPr>
               <w:ind w:firstLineChars="0"/>
             </w:pPr>
-            <w:r>
-              <w:rPr>
-                <w:rFonts w:hint="eastAsia"/>
-              </w:rPr>
-              <w:t>GET</w:t>
-            </w:r>
-            <w:r>
-              <w:t xml:space="preserve"> </w:t>
-            </w:r>
-            <w:r>
-              <w:rPr>
-                <w:rFonts w:hint="eastAsia"/>
-              </w:rPr>
-              <w:t>Bucket</w:t>
-            </w:r>
-            <w:r>
-              <w:t xml:space="preserve"> </w:t>
-            </w:r>
-            <w:r>
-              <w:rPr>
-                <w:rFonts w:hint="eastAsia"/>
-              </w:rPr>
-              <w:t>versioning</w:t>
-            </w:r>
-            <w:r>
-              <w:rPr>
-                <w:rFonts w:hint="eastAsia"/>
-              </w:rPr>
-              <w:t>，查询桶的版本控制状态</w:t>
-            </w:r>
-          </w:p>
-          <w:p>
-            <w:pPr>
-              <w:pStyle w:val="aa"/>
-              <w:numPr>
-                <w:ilvl w:val="0"/>
-                <w:numId w:val="9"/>
-              </w:numPr>
-              <w:ind w:firstLineChars="0"/>
-            </w:pPr>
-            <w:r>
-              <w:rPr>
-                <w:rFonts w:hint="eastAsia"/>
-              </w:rPr>
-              <w:t>PUT</w:t>
-            </w:r>
-            <w:r>
-              <w:t xml:space="preserve"> </w:t>
-            </w:r>
-            <w:proofErr w:type="spellStart"/>
-            <w:r>
-              <w:rPr>
-                <w:rFonts w:hint="eastAsia"/>
-              </w:rPr>
-              <w:t>Bucketversioning</w:t>
-            </w:r>
-            <w:proofErr w:type="spellEnd"/>
-            <w:r>
-              <w:rPr>
-                <w:rFonts w:hint="eastAsia"/>
-              </w:rPr>
-              <w:t>，设置版本控制状态为</w:t>
-            </w:r>
-            <w:r>
-              <w:rPr>
-                <w:rFonts w:hint="eastAsia"/>
-              </w:rPr>
-              <w:t>Enabled</w:t>
-            </w:r>
-          </w:p>
-          <w:p>
-            <w:pPr>
-              <w:pStyle w:val="aa"/>
-              <w:numPr>
-                <w:ilvl w:val="0"/>
-                <w:numId w:val="9"/>
-              </w:numPr>
-              <w:ind w:firstLineChars="0"/>
-            </w:pPr>
-            <w:r>
-              <w:lastRenderedPageBreak/>
-              <w:t>GET Bucket versioning</w:t>
-            </w:r>
-            <w:r>
-              <w:rPr>
-                <w:rFonts w:hint="eastAsia"/>
-              </w:rPr>
-              <w:t>查询桶的版本控制状态</w:t>
-            </w:r>
-          </w:p>
-          <w:p>
-            <w:pPr>
-              <w:pStyle w:val="aa"/>
-              <w:numPr>
-                <w:ilvl w:val="0"/>
-                <w:numId w:val="9"/>
-              </w:numPr>
-              <w:ind w:firstLineChars="0"/>
-            </w:pPr>
-            <w:r>
-              <w:rPr>
-                <w:rFonts w:hint="eastAsia"/>
-              </w:rPr>
-              <w:t>PUT</w:t>
-            </w:r>
-            <w:r>
-              <w:t xml:space="preserve"> </w:t>
-            </w:r>
-            <w:proofErr w:type="spellStart"/>
-            <w:r>
-              <w:rPr>
-                <w:rFonts w:hint="eastAsia"/>
-              </w:rPr>
-              <w:t>Bucketversioning</w:t>
-            </w:r>
-            <w:proofErr w:type="spellEnd"/>
-            <w:r>
-              <w:rPr>
-                <w:rFonts w:hint="eastAsia"/>
-              </w:rPr>
-              <w:t>，设置版本控制状态为</w:t>
-            </w:r>
-            <w:r>
-              <w:rPr>
-                <w:rFonts w:hint="eastAsia"/>
-              </w:rPr>
-              <w:t>Suspended</w:t>
-            </w:r>
-          </w:p>
-          <w:p>
-            <w:pPr>
-              <w:pStyle w:val="aa"/>
-              <w:numPr>
-                <w:ilvl w:val="0"/>
-                <w:numId w:val="9"/>
-              </w:numPr>
-              <w:ind w:firstLineChars="0"/>
-            </w:pPr>
-            <w:r>
-              <w:t>GET Bucket versioning</w:t>
-            </w:r>
-            <w:r>
-              <w:rPr>
-                <w:rFonts w:hint="eastAsia"/>
-              </w:rPr>
-              <w:t>查询桶的版本控制状态</w:t>
-            </w:r>
           </w:p>
         </w:tc>
         <w:tc>
           <w:tcPr>
             <w:tcW w:w="1985" w:type="dxa"/>
           </w:tcPr>
-          <w:p>
-            <w:pPr>
-              <w:pStyle w:val="aa"/>
-              <w:numPr>
-                <w:ilvl w:val="0"/>
-                <w:numId w:val="10"/>
-              </w:numPr>
-              <w:ind w:firstLineChars="0"/>
-              <w:rPr>
-                <w:i/>
-              </w:rPr>
-            </w:pPr>
-            <w:r>
-              <w:rPr>
-                <w:rFonts w:hint="eastAsia"/>
-              </w:rPr>
-              <w:lastRenderedPageBreak/>
-              <w:t>查询结果为</w:t>
-            </w:r>
-            <w:r>
-              <w:rPr>
-                <w:i/>
-              </w:rPr>
-              <w:t>&lt;</w:t>
-            </w:r>
-            <w:proofErr w:type="spellStart"/>
-            <w:r>
-              <w:rPr>
-                <w:i/>
-              </w:rPr>
-              <w:t>VersioningConfiguration</w:t>
-            </w:r>
-            <w:proofErr w:type="spellEnd"/>
-            <w:r>
-              <w:rPr>
-                <w:i/>
-              </w:rPr>
-              <w:t>/&gt;</w:t>
-            </w:r>
-          </w:p>
-          <w:p>
-            <w:pPr>
-              <w:pStyle w:val="aa"/>
-              <w:numPr>
-                <w:ilvl w:val="0"/>
-                <w:numId w:val="10"/>
-              </w:numPr>
-              <w:ind w:firstLineChars="0"/>
-            </w:pPr>
-            <w:r>
-              <w:rPr>
-                <w:rFonts w:hint="eastAsia"/>
-              </w:rPr>
-              <w:t>设置成功</w:t>
-            </w:r>
-          </w:p>
-          <w:p>
-            <w:pPr>
-              <w:pStyle w:val="aa"/>
-              <w:numPr>
-                <w:ilvl w:val="0"/>
-                <w:numId w:val="10"/>
-              </w:numPr>
-              <w:ind w:firstLineChars="0"/>
-            </w:pPr>
-            <w:r>
-              <w:rPr>
-                <w:rFonts w:hint="eastAsia"/>
-              </w:rPr>
-              <w:t>查询结果为</w:t>
-            </w:r>
-            <w:r>
-              <w:rPr>
-                <w:i/>
-              </w:rPr>
-              <w:t>&lt;VersioningConfiguration&gt;&lt;Status&gt;Enabled&lt;/Status&gt;&lt;/Versioni</w:t>
-            </w:r>
-            <w:r>
-              <w:rPr>
-                <w:i/>
-              </w:rPr>
-              <w:lastRenderedPageBreak/>
-              <w:t>ngConfiguration&gt;</w:t>
-            </w:r>
-          </w:p>
-          <w:p>
-            <w:pPr>
-              <w:pStyle w:val="aa"/>
-              <w:numPr>
-                <w:ilvl w:val="0"/>
-                <w:numId w:val="10"/>
-              </w:numPr>
-              <w:ind w:firstLineChars="0"/>
-            </w:pPr>
-            <w:r>
-              <w:rPr>
-                <w:rFonts w:hint="eastAsia"/>
-                <w:i/>
-              </w:rPr>
-              <w:t>设置成功</w:t>
-            </w:r>
-          </w:p>
-          <w:p>
-            <w:pPr>
-              <w:pStyle w:val="aa"/>
-              <w:numPr>
-                <w:ilvl w:val="0"/>
-                <w:numId w:val="10"/>
-              </w:numPr>
-              <w:ind w:firstLineChars="0"/>
-            </w:pPr>
-            <w:r>
-              <w:rPr>
-                <w:rFonts w:hint="eastAsia"/>
-                <w:i/>
-              </w:rPr>
-              <w:t>查询结果为</w:t>
-            </w:r>
-            <w:r>
-              <w:rPr>
-                <w:i/>
-              </w:rPr>
-              <w:t>&lt;VersioningConfiguratio&gt;&lt;Status&gt;Suspended&lt;/Status&gt;&lt;/VersioningConfiguration&gt;</w:t>
-            </w:r>
-          </w:p>
           <w:p>
             <w:pPr>
               <w:ind w:left="0"/>
@@ -22567,144 +18272,25 @@
                 <w:strike/>
               </w:rPr>
             </w:pPr>
-            <w:r>
-              <w:rPr>
-                <w:rFonts w:hint="eastAsia"/>
+          </w:p>
+        </w:tc>
+        <w:tc>
+          <w:tcPr>
+            <w:tcW w:w="1559" w:type="dxa"/>
+          </w:tcPr>
+          <w:p>
+            <w:pPr>
+              <w:ind w:left="0"/>
+              <w:rPr>
                 <w:strike/>
               </w:rPr>
-              <w:lastRenderedPageBreak/>
-              <w:t>Story.SequoiaS</w:t>
-            </w:r>
-            <w:r>
-              <w:rPr>
-                <w:strike/>
-              </w:rPr>
-              <w:t>3</w:t>
-            </w:r>
-            <w:r>
-              <w:rPr>
-                <w:rFonts w:hint="eastAsia"/>
-                <w:strike/>
-              </w:rPr>
-              <w:t>.Bucket.00</w:t>
-            </w:r>
-            <w:r>
-              <w:rPr>
-                <w:strike/>
-              </w:rPr>
-              <w:t>3</w:t>
-            </w:r>
-            <w:r>
-              <w:rPr>
-                <w:rFonts w:hint="eastAsia"/>
-                <w:strike/>
-              </w:rPr>
-              <w:t>.00</w:t>
-            </w:r>
-            <w:r>
-              <w:rPr>
-                <w:strike/>
-              </w:rPr>
-              <w:t>1</w:t>
-            </w:r>
-          </w:p>
-        </w:tc>
-        <w:tc>
-          <w:tcPr>
-            <w:tcW w:w="1559" w:type="dxa"/>
-          </w:tcPr>
-          <w:p>
-            <w:pPr>
-              <w:ind w:left="0"/>
-              <w:rPr>
-                <w:strike/>
-              </w:rPr>
-            </w:pPr>
-            <w:r>
-              <w:rPr>
-                <w:rFonts w:hint="eastAsia"/>
-                <w:strike/>
-              </w:rPr>
-              <w:t>分隔符设置和查询</w:t>
-            </w:r>
+            </w:pPr>
           </w:p>
         </w:tc>
         <w:tc>
           <w:tcPr>
             <w:tcW w:w="2630" w:type="dxa"/>
           </w:tcPr>
-          <w:p>
-            <w:pPr>
-              <w:ind w:left="0"/>
-              <w:rPr>
-                <w:strike/>
-              </w:rPr>
-            </w:pPr>
-            <w:r>
-              <w:rPr>
-                <w:rFonts w:hint="eastAsia"/>
-                <w:strike/>
-              </w:rPr>
-              <w:t>预置条件：</w:t>
-            </w:r>
-            <w:r>
-              <w:rPr>
-                <w:rFonts w:hint="eastAsia"/>
-                <w:strike/>
-              </w:rPr>
-              <w:t>SequoiaS</w:t>
-            </w:r>
-            <w:r>
-              <w:rPr>
-                <w:strike/>
-              </w:rPr>
-              <w:t>3</w:t>
-            </w:r>
-            <w:r>
-              <w:rPr>
-                <w:rFonts w:hint="eastAsia"/>
-                <w:strike/>
-              </w:rPr>
-              <w:t>系统启动，创建用户</w:t>
-            </w:r>
-            <w:r>
-              <w:rPr>
-                <w:rFonts w:hint="eastAsia"/>
-                <w:strike/>
-              </w:rPr>
-              <w:t>A</w:t>
-            </w:r>
-            <w:r>
-              <w:rPr>
-                <w:rFonts w:hint="eastAsia"/>
-                <w:strike/>
-              </w:rPr>
-              <w:t>，</w:t>
-            </w:r>
-            <w:r>
-              <w:rPr>
-                <w:rFonts w:hint="eastAsia"/>
-                <w:strike/>
-              </w:rPr>
-              <w:t>A</w:t>
-            </w:r>
-            <w:r>
-              <w:rPr>
-                <w:rFonts w:hint="eastAsia"/>
-                <w:strike/>
-              </w:rPr>
-              <w:t>用户创建了桶</w:t>
-            </w:r>
-            <w:proofErr w:type="spellStart"/>
-            <w:r>
-              <w:rPr>
-                <w:rFonts w:hint="eastAsia"/>
-                <w:strike/>
-              </w:rPr>
-              <w:t>mybucket</w:t>
-            </w:r>
-            <w:proofErr w:type="spellEnd"/>
-          </w:p>
           <w:p>
             <w:pPr>
               <w:pStyle w:val="aa"/>
@@ -22717,214 +18303,6 @@
                 <w:strike/>
               </w:rPr>
             </w:pPr>
-            <w:r>
-              <w:rPr>
-                <w:rFonts w:hint="eastAsia"/>
-                <w:strike/>
-              </w:rPr>
-              <w:t>GET</w:t>
-            </w:r>
-            <w:r>
-              <w:rPr>
-                <w:strike/>
-              </w:rPr>
-              <w:t xml:space="preserve"> </w:t>
-            </w:r>
-            <w:r>
-              <w:rPr>
-                <w:rFonts w:hint="eastAsia"/>
-                <w:strike/>
-              </w:rPr>
-              <w:t>Bucket</w:t>
-            </w:r>
-            <w:r>
-              <w:rPr>
-                <w:strike/>
-              </w:rPr>
-              <w:t xml:space="preserve"> </w:t>
-            </w:r>
-            <w:r>
-              <w:rPr>
-                <w:rFonts w:hint="eastAsia"/>
-                <w:strike/>
-              </w:rPr>
-              <w:t>delimiter</w:t>
-            </w:r>
-            <w:r>
-              <w:rPr>
-                <w:rFonts w:hint="eastAsia"/>
-                <w:strike/>
-              </w:rPr>
-              <w:t>查询</w:t>
-            </w:r>
-            <w:proofErr w:type="spellStart"/>
-            <w:r>
-              <w:rPr>
-                <w:rFonts w:hint="eastAsia"/>
-                <w:strike/>
-              </w:rPr>
-              <w:t>mybucket</w:t>
-            </w:r>
-            <w:proofErr w:type="spellEnd"/>
-            <w:r>
-              <w:rPr>
-                <w:rFonts w:hint="eastAsia"/>
-                <w:strike/>
-              </w:rPr>
-              <w:t>桶的分隔符</w:t>
-            </w:r>
-          </w:p>
-          <w:p>
-            <w:pPr>
-              <w:pStyle w:val="aa"/>
-              <w:numPr>
-                <w:ilvl w:val="0"/>
-                <w:numId w:val="11"/>
-              </w:numPr>
-              <w:ind w:firstLineChars="0"/>
-              <w:rPr>
-                <w:strike/>
-              </w:rPr>
-            </w:pPr>
-            <w:r>
-              <w:rPr>
-                <w:rFonts w:hint="eastAsia"/>
-                <w:strike/>
-              </w:rPr>
-              <w:t>PUT</w:t>
-            </w:r>
-            <w:r>
-              <w:rPr>
-                <w:strike/>
-              </w:rPr>
-              <w:t xml:space="preserve"> </w:t>
-            </w:r>
-            <w:r>
-              <w:rPr>
-                <w:rFonts w:hint="eastAsia"/>
-                <w:strike/>
-              </w:rPr>
-              <w:t>Bucket</w:t>
-            </w:r>
-            <w:r>
-              <w:rPr>
-                <w:strike/>
-              </w:rPr>
-              <w:t xml:space="preserve"> </w:t>
-            </w:r>
-            <w:r>
-              <w:rPr>
-                <w:rFonts w:hint="eastAsia"/>
-                <w:strike/>
-              </w:rPr>
-              <w:t>delimiter</w:t>
-            </w:r>
-            <w:r>
-              <w:rPr>
-                <w:rFonts w:hint="eastAsia"/>
-                <w:strike/>
-              </w:rPr>
-              <w:t>设置</w:t>
-            </w:r>
-            <w:proofErr w:type="spellStart"/>
-            <w:r>
-              <w:rPr>
-                <w:rFonts w:hint="eastAsia"/>
-                <w:strike/>
-              </w:rPr>
-              <w:t>mybucket</w:t>
-            </w:r>
-            <w:proofErr w:type="spellEnd"/>
-            <w:r>
-              <w:rPr>
-                <w:rFonts w:hint="eastAsia"/>
-                <w:strike/>
-              </w:rPr>
-              <w:t>桶的分隔符为“</w:t>
-            </w:r>
-            <w:r>
-              <w:rPr>
-                <w:rFonts w:hint="eastAsia"/>
-                <w:strike/>
-              </w:rPr>
-              <w:t>!</w:t>
-            </w:r>
-            <w:r>
-              <w:rPr>
-                <w:rFonts w:hint="eastAsia"/>
-                <w:strike/>
-              </w:rPr>
-              <w:t>”</w:t>
-            </w:r>
-          </w:p>
-          <w:p>
-            <w:pPr>
-              <w:pStyle w:val="aa"/>
-              <w:numPr>
-                <w:ilvl w:val="0"/>
-                <w:numId w:val="11"/>
-              </w:numPr>
-              <w:ind w:firstLineChars="0"/>
-              <w:rPr>
-                <w:strike/>
-              </w:rPr>
-            </w:pPr>
-            <w:r>
-              <w:rPr>
-                <w:rFonts w:hint="eastAsia"/>
-                <w:strike/>
-              </w:rPr>
-              <w:t>GET</w:t>
-            </w:r>
-            <w:r>
-              <w:rPr>
-                <w:strike/>
-              </w:rPr>
-              <w:t xml:space="preserve"> </w:t>
-            </w:r>
-            <w:r>
-              <w:rPr>
-                <w:rFonts w:hint="eastAsia"/>
-                <w:strike/>
-              </w:rPr>
-              <w:t>Bucket</w:t>
-            </w:r>
-            <w:r>
-              <w:rPr>
-                <w:strike/>
-              </w:rPr>
-              <w:t xml:space="preserve"> </w:t>
-            </w:r>
-            <w:r>
-              <w:rPr>
-                <w:rFonts w:hint="eastAsia"/>
-                <w:strike/>
-              </w:rPr>
-              <w:t>delimiter</w:t>
-            </w:r>
-            <w:r>
-              <w:rPr>
-                <w:rFonts w:hint="eastAsia"/>
-                <w:strike/>
-              </w:rPr>
-              <w:t>查询</w:t>
-            </w:r>
-            <w:proofErr w:type="spellStart"/>
-            <w:r>
-              <w:rPr>
-                <w:rFonts w:hint="eastAsia"/>
-                <w:strike/>
-              </w:rPr>
-              <w:t>mybucket</w:t>
-            </w:r>
-            <w:proofErr w:type="spellEnd"/>
-            <w:r>
-              <w:rPr>
-                <w:rFonts w:hint="eastAsia"/>
-                <w:strike/>
-              </w:rPr>
-              <w:t>桶的分隔符</w:t>
-            </w:r>
           </w:p>
         </w:tc>
         <w:tc>
@@ -22943,81 +18321,6 @@
                 <w:strike/>
               </w:rPr>
             </w:pPr>
-            <w:r>
-              <w:rPr>
-                <w:rFonts w:hint="eastAsia"/>
-                <w:strike/>
-              </w:rPr>
-              <w:t>查询到的分隔符为“</w:t>
-            </w:r>
-            <w:r>
-              <w:rPr>
-                <w:rFonts w:hint="eastAsia"/>
-                <w:strike/>
-              </w:rPr>
-              <w:t>/</w:t>
-            </w:r>
-            <w:r>
-              <w:rPr>
-                <w:rFonts w:hint="eastAsia"/>
-                <w:strike/>
-              </w:rPr>
-              <w:t>”</w:t>
-            </w:r>
-          </w:p>
-          <w:p>
-            <w:pPr>
-              <w:pStyle w:val="aa"/>
-              <w:numPr>
-                <w:ilvl w:val="0"/>
-                <w:numId w:val="12"/>
-              </w:numPr>
-              <w:ind w:firstLineChars="0"/>
-              <w:rPr>
-                <w:strike/>
-              </w:rPr>
-            </w:pPr>
-            <w:r>
-              <w:rPr>
-                <w:rFonts w:hint="eastAsia"/>
-                <w:strike/>
-              </w:rPr>
-              <w:t>设置成功</w:t>
-            </w:r>
-          </w:p>
-          <w:p>
-            <w:pPr>
-              <w:pStyle w:val="aa"/>
-              <w:numPr>
-                <w:ilvl w:val="0"/>
-                <w:numId w:val="12"/>
-              </w:numPr>
-              <w:ind w:firstLineChars="0"/>
-              <w:rPr>
-                <w:strike/>
-              </w:rPr>
-            </w:pPr>
-            <w:r>
-              <w:rPr>
-                <w:rFonts w:hint="eastAsia"/>
-                <w:strike/>
-              </w:rPr>
-              <w:t>查询到的分隔符为“</w:t>
-            </w:r>
-            <w:r>
-              <w:rPr>
-                <w:rFonts w:hint="eastAsia"/>
-                <w:strike/>
-              </w:rPr>
-              <w:t>!</w:t>
-            </w:r>
-            <w:r>
-              <w:rPr>
-                <w:rFonts w:hint="eastAsia"/>
-                <w:strike/>
-              </w:rPr>
-              <w:t>”</w:t>
-            </w:r>
           </w:p>
         </w:tc>
       </w:tr>
@@ -23031,6 +18334,7 @@
         <w:rPr>
           <w:rFonts w:hint="eastAsia"/>
         </w:rPr>
+        <w:lastRenderedPageBreak/>
         <w:t>Checklist</w:t>
       </w:r>
     </w:p>
@@ -23454,19 +18758,11 @@
             <w:pPr>
               <w:ind w:left="0"/>
             </w:pPr>
-            <w:proofErr w:type="spellStart"/>
-            <w:r>
-              <w:rPr>
-                <w:rFonts w:hint="eastAsia"/>
-              </w:rPr>
-              <w:t>sdb</w:t>
-            </w:r>
-            <w:proofErr w:type="spellEnd"/>
-            <w:r>
-              <w:rPr>
-                <w:rFonts w:hint="eastAsia"/>
-              </w:rPr>
-              <w:t xml:space="preserve"> shell</w:t>
+            <w:r>
+              <w:rPr>
+                <w:rFonts w:hint="eastAsia"/>
+              </w:rPr>
+              <w:t>sdb shell</w:t>
             </w:r>
             <w:r>
               <w:rPr>
@@ -23523,7 +18819,6 @@
         </w:rPr>
         <w:annotationRef/>
       </w:r>
-      <w:proofErr w:type="spellStart"/>
       <w:r>
         <w:t>P</w:t>
       </w:r>
@@ -23533,7 +18828,6 @@
         </w:rPr>
         <w:t>artnumber</w:t>
       </w:r>
-      <w:proofErr w:type="spellEnd"/>
       <w:r>
         <w:rPr>
           <w:rFonts w:hint="eastAsia"/>
@@ -23559,14 +18853,12 @@
         </w:rPr>
         <w:t>确定一下整体</w:t>
       </w:r>
-      <w:proofErr w:type="spellStart"/>
       <w:r>
         <w:rPr>
           <w:rFonts w:hint="eastAsia"/>
         </w:rPr>
         <w:t>ETag</w:t>
       </w:r>
-      <w:proofErr w:type="spellEnd"/>
       <w:r>
         <w:rPr>
           <w:rFonts w:hint="eastAsia"/>
@@ -23644,7 +18936,7 @@
       </w:r>
     </w:p>
   </w:comment>
-  <w:comment w:id="13" w:author="zhaoyujing" w:date="2019-06-18T16:05:00Z" w:initials="z">
+  <w:comment w:id="12" w:author="zhaoyujing" w:date="2019-06-18T16:05:00Z" w:initials="z">
     <w:p>
       <w:pPr>
         <w:pStyle w:val="af0"/>
@@ -23659,30 +18951,14 @@
         <w:rPr>
           <w:rFonts w:hint="eastAsia"/>
         </w:rPr>
-        <w:t>异步处理清理，当前</w:t>
-      </w:r>
-      <w:proofErr w:type="gramStart"/>
-      <w:r>
-        <w:rPr>
-          <w:rFonts w:hint="eastAsia"/>
-        </w:rPr>
-        <w:t>线程只</w:t>
-      </w:r>
-      <w:proofErr w:type="gramEnd"/>
-      <w:r>
-        <w:rPr>
-          <w:rFonts w:hint="eastAsia"/>
-        </w:rPr>
-        <w:t>修改</w:t>
-      </w:r>
-      <w:proofErr w:type="spellStart"/>
+        <w:t>异步处理清理，当前线程只修改</w:t>
+      </w:r>
       <w:r>
         <w:rPr>
           <w:rFonts w:hint="eastAsia"/>
         </w:rPr>
         <w:t>uploadId</w:t>
       </w:r>
-      <w:proofErr w:type="spellEnd"/>
       <w:r>
         <w:rPr>
           <w:rFonts w:hint="eastAsia"/>
@@ -23691,7 +18967,7 @@
       </w:r>
     </w:p>
   </w:comment>
-  <w:comment w:id="14" w:author="zhaoyujing" w:date="2019-06-18T16:09:00Z" w:initials="z">
+  <w:comment w:id="13" w:author="zhaoyujing" w:date="2019-06-18T16:09:00Z" w:initials="z">
     <w:p>
       <w:pPr>
         <w:pStyle w:val="af0"/>
@@ -23709,16 +18985,8 @@
         <w:rPr>
           <w:rFonts w:hint="eastAsia"/>
         </w:rPr>
-        <w:t>ey&lt;</w:t>
-      </w:r>
-      <w:proofErr w:type="spellStart"/>
-      <w:r>
-        <w:rPr>
-          <w:rFonts w:hint="eastAsia"/>
-        </w:rPr>
-        <w:t>keymarker</w:t>
-      </w:r>
-      <w:proofErr w:type="spellEnd"/>
+        <w:t>ey&lt;keymarker</w:t>
+      </w:r>
       <w:r>
         <w:rPr>
           <w:rFonts w:hint="eastAsia"/>
@@ -23771,6 +19039,7 @@
         <w:docPartUnique/>
       </w:docPartObj>
     </w:sdtPr>
+    <w:sdtEndPr/>
     <w:sdtContent>
       <w:p>
         <w:pPr>
@@ -23791,7 +19060,7 @@
             <w:noProof/>
             <w:lang w:val="zh-CN"/>
           </w:rPr>
-          <w:t>22</w:t>
+          <w:t>28</w:t>
         </w:r>
         <w:r>
           <w:fldChar w:fldCharType="end"/>
@@ -26917,7 +22186,7 @@
 </file>
 
 <file path=customXml/itemProps1.xml><?xml version="1.0" encoding="utf-8"?>
-<ds:datastoreItem xmlns:ds="http://schemas.openxmlformats.org/officeDocument/2006/customXml" ds:itemID="{8B4CE133-0B51-48F1-8C02-B69C26B495F8}">
+<ds:datastoreItem xmlns:ds="http://schemas.openxmlformats.org/officeDocument/2006/customXml" ds:itemID="{C91E3F0E-73D6-4544-9F20-BC69A0F991FF}">
   <ds:schemaRefs>
     <ds:schemaRef ds:uri="http://schemas.openxmlformats.org/officeDocument/2006/bibliography"/>
   </ds:schemaRefs>

--- a/internal_doc/03.开发设计/Amazon S3接口兼容/Story--SequoiaDB兼容Amazon S3接口 -分段上传.docx
+++ b/internal_doc/03.开发设计/Amazon S3接口兼容/Story--SequoiaDB兼容Amazon S3接口 -分段上传.docx
@@ -10253,13 +10253,7 @@
               <w:ind w:left="0"/>
             </w:pPr>
             <w:r>
-              <w:t xml:space="preserve">   long partsize = Math.min(</w:t>
-            </w:r>
-            <w:r>
-              <w:t>5*1024*1024</w:t>
-            </w:r>
-            <w:r>
-              <w:t>, (filelength - filepositon));</w:t>
+              <w:t xml:space="preserve">   long partsize = Math.min(5*1024*1024, (filelength - filepositon));</w:t>
             </w:r>
           </w:p>
           <w:p>
@@ -13864,10 +13858,10 @@
         </w:rPr>
         <w:lastRenderedPageBreak/>
         <w:drawing>
-          <wp:inline distT="0" distB="0" distL="0" distR="0" wp14:anchorId="2C58206A" wp14:editId="44F579EA">
-            <wp:extent cx="5274310" cy="7252567"/>
-            <wp:effectExtent l="0" t="0" r="2540" b="5715"/>
-            <wp:docPr id="9" name="图片 9"/>
+          <wp:inline distT="0" distB="0" distL="0" distR="0" wp14:anchorId="7226202D" wp14:editId="01F33230">
+            <wp:extent cx="5274310" cy="7074988"/>
+            <wp:effectExtent l="0" t="0" r="2540" b="0"/>
+            <wp:docPr id="5" name="图片 5"/>
             <wp:cNvGraphicFramePr>
               <a:graphicFrameLocks xmlns:a="http://schemas.openxmlformats.org/drawingml/2006/main" noChangeAspect="1"/>
             </wp:cNvGraphicFramePr>
@@ -13896,7 +13890,7 @@
                   <pic:spPr bwMode="auto">
                     <a:xfrm>
                       <a:off x="0" y="0"/>
-                      <a:ext cx="5274310" cy="7252567"/>
+                      <a:ext cx="5274310" cy="7074988"/>
                     </a:xfrm>
                     <a:prstGeom prst="rect">
                       <a:avLst/>
@@ -13912,6 +13906,8 @@
           </wp:inline>
         </w:drawing>
       </w:r>
+      <w:bookmarkStart w:id="12" w:name="_GoBack"/>
+      <w:bookmarkEnd w:id="12"/>
     </w:p>
     <w:p>
       <w:pPr>
@@ -14029,7 +14025,6 @@
         <w:rPr>
           <w:rFonts w:hint="eastAsia"/>
         </w:rPr>
-        <w:lastRenderedPageBreak/>
         <w:t>查询</w:t>
       </w:r>
       <w:r>
@@ -14052,6 +14047,7 @@
           <w:rFonts w:hint="eastAsia"/>
           <w:noProof/>
         </w:rPr>
+        <w:lastRenderedPageBreak/>
         <w:drawing>
           <wp:inline distT="0" distB="0" distL="0" distR="0" wp14:anchorId="29F1903C" wp14:editId="33371415">
             <wp:extent cx="4015740" cy="4688840"/>
@@ -14702,7 +14698,6 @@
         <w:rPr>
           <w:rFonts w:hint="eastAsia"/>
         </w:rPr>
-        <w:lastRenderedPageBreak/>
         <w:t>分段</w:t>
       </w:r>
       <w:r>
@@ -14770,6 +14765,7 @@
         <w:rPr>
           <w:rFonts w:hint="eastAsia"/>
         </w:rPr>
+        <w:lastRenderedPageBreak/>
         <w:t>除最后一个</w:t>
       </w:r>
       <w:r>
@@ -16201,10 +16197,10 @@
         </w:rPr>
         <w:lastRenderedPageBreak/>
         <w:drawing>
-          <wp:inline distT="0" distB="0" distL="0" distR="0" wp14:anchorId="4BAECD99" wp14:editId="39397F1E">
+          <wp:inline distT="0" distB="0" distL="0" distR="0" wp14:anchorId="7065A131" wp14:editId="43B91686">
             <wp:extent cx="5274310" cy="7849030"/>
             <wp:effectExtent l="0" t="0" r="2540" b="0"/>
-            <wp:docPr id="15" name="图片 15"/>
+            <wp:docPr id="2" name="图片 2"/>
             <wp:cNvGraphicFramePr>
               <a:graphicFrameLocks xmlns:a="http://schemas.openxmlformats.org/drawingml/2006/main" noChangeAspect="1"/>
             </wp:cNvGraphicFramePr>
@@ -16212,7 +16208,7 @@
               <a:graphicData uri="http://schemas.openxmlformats.org/drawingml/2006/picture">
                 <pic:pic xmlns:pic="http://schemas.openxmlformats.org/drawingml/2006/picture">
                   <pic:nvPicPr>
-                    <pic:cNvPr id="0" name="Picture 8"/>
+                    <pic:cNvPr id="0" name="Picture 1"/>
                     <pic:cNvPicPr>
                       <a:picLocks noChangeAspect="1" noChangeArrowheads="1"/>
                     </pic:cNvPicPr>
@@ -16276,10 +16272,10 @@
         </w:rPr>
         <w:lastRenderedPageBreak/>
         <w:drawing>
-          <wp:inline distT="0" distB="0" distL="0" distR="0" wp14:anchorId="68E5F306" wp14:editId="504F92C2">
+          <wp:inline distT="0" distB="0" distL="0" distR="0" wp14:anchorId="747E4E96" wp14:editId="39DC2835">
             <wp:extent cx="5274310" cy="4647316"/>
             <wp:effectExtent l="0" t="0" r="2540" b="1270"/>
-            <wp:docPr id="18" name="图片 18"/>
+            <wp:docPr id="3" name="图片 3"/>
             <wp:cNvGraphicFramePr>
               <a:graphicFrameLocks xmlns:a="http://schemas.openxmlformats.org/drawingml/2006/main" noChangeAspect="1"/>
             </wp:cNvGraphicFramePr>
@@ -16287,7 +16283,7 @@
               <a:graphicData uri="http://schemas.openxmlformats.org/drawingml/2006/picture">
                 <pic:pic xmlns:pic="http://schemas.openxmlformats.org/drawingml/2006/picture">
                   <pic:nvPicPr>
-                    <pic:cNvPr id="0" name="Picture 11"/>
+                    <pic:cNvPr id="0" name="Picture 2"/>
                     <pic:cNvPicPr>
                       <a:picLocks noChangeAspect="1" noChangeArrowheads="1"/>
                     </pic:cNvPicPr>
@@ -16441,7 +16437,7 @@
     </w:p>
     <w:p/>
     <w:p>
-      <w:commentRangeStart w:id="12"/>
+      <w:commentRangeStart w:id="13"/>
       <w:r>
         <w:rPr>
           <w:rFonts w:hint="eastAsia"/>
@@ -16454,12 +16450,12 @@
         </w:rPr>
         <w:t>流程图：</w:t>
       </w:r>
-      <w:commentRangeEnd w:id="12"/>
+      <w:commentRangeEnd w:id="13"/>
       <w:r>
         <w:rPr>
           <w:rStyle w:val="af"/>
         </w:rPr>
-        <w:commentReference w:id="12"/>
+        <w:commentReference w:id="13"/>
       </w:r>
     </w:p>
     <w:p>
@@ -16921,7 +16917,7 @@
       <w:pPr>
         <w:ind w:left="420"/>
       </w:pPr>
-      <w:commentRangeStart w:id="13"/>
+      <w:commentRangeStart w:id="14"/>
       <w:r>
         <w:rPr>
           <w:rFonts w:hint="eastAsia"/>
@@ -16976,20 +16972,20 @@
           </wp:inline>
         </w:drawing>
       </w:r>
-      <w:commentRangeEnd w:id="13"/>
+      <w:commentRangeEnd w:id="14"/>
       <w:r>
         <w:rPr>
           <w:rStyle w:val="af"/>
         </w:rPr>
-        <w:commentReference w:id="13"/>
+        <w:commentReference w:id="14"/>
       </w:r>
     </w:p>
     <w:p>
       <w:pPr>
         <w:pStyle w:val="10"/>
       </w:pPr>
-      <w:bookmarkStart w:id="14" w:name="_获取版本控制配置（GET_Bucket_versioning）"/>
-      <w:bookmarkEnd w:id="14"/>
+      <w:bookmarkStart w:id="15" w:name="_获取版本控制配置（GET_Bucket_versioning）"/>
+      <w:bookmarkEnd w:id="15"/>
       <w:r>
         <w:rPr>
           <w:rFonts w:hint="eastAsia"/>
@@ -18065,8 +18061,6 @@
             <w:pPr>
               <w:ind w:left="0"/>
             </w:pPr>
-            <w:bookmarkStart w:id="15" w:name="_GoBack"/>
-            <w:bookmarkEnd w:id="15"/>
           </w:p>
         </w:tc>
         <w:tc>
@@ -18936,7 +18930,7 @@
       </w:r>
     </w:p>
   </w:comment>
-  <w:comment w:id="12" w:author="zhaoyujing" w:date="2019-06-18T16:05:00Z" w:initials="z">
+  <w:comment w:id="13" w:author="zhaoyujing" w:date="2019-06-18T16:05:00Z" w:initials="z">
     <w:p>
       <w:pPr>
         <w:pStyle w:val="af0"/>
@@ -18967,7 +18961,7 @@
       </w:r>
     </w:p>
   </w:comment>
-  <w:comment w:id="13" w:author="zhaoyujing" w:date="2019-06-18T16:09:00Z" w:initials="z">
+  <w:comment w:id="14" w:author="zhaoyujing" w:date="2019-06-18T16:09:00Z" w:initials="z">
     <w:p>
       <w:pPr>
         <w:pStyle w:val="af0"/>
@@ -19039,7 +19033,6 @@
         <w:docPartUnique/>
       </w:docPartObj>
     </w:sdtPr>
-    <w:sdtEndPr/>
     <w:sdtContent>
       <w:p>
         <w:pPr>
@@ -19060,7 +19053,7 @@
             <w:noProof/>
             <w:lang w:val="zh-CN"/>
           </w:rPr>
-          <w:t>28</w:t>
+          <w:t>21</w:t>
         </w:r>
         <w:r>
           <w:fldChar w:fldCharType="end"/>
@@ -22186,7 +22179,7 @@
 </file>
 
 <file path=customXml/itemProps1.xml><?xml version="1.0" encoding="utf-8"?>
-<ds:datastoreItem xmlns:ds="http://schemas.openxmlformats.org/officeDocument/2006/customXml" ds:itemID="{C91E3F0E-73D6-4544-9F20-BC69A0F991FF}">
+<ds:datastoreItem xmlns:ds="http://schemas.openxmlformats.org/officeDocument/2006/customXml" ds:itemID="{D51E8DB1-3D70-46DB-899D-4005BCFB5B68}">
   <ds:schemaRefs>
     <ds:schemaRef ds:uri="http://schemas.openxmlformats.org/officeDocument/2006/bibliography"/>
   </ds:schemaRefs>
